--- a/과제/text/docx/구현보고서_AI.docx
+++ b/과제/text/docx/구현보고서_AI.docx
@@ -227,7 +227,7 @@
         <w:spacing w:after="80" w:line="360" w:lineRule="auto"/>
         <w:ind w:left="800"/>
         <w:rPr>
-          <w:rFonts w:ascii="D2Coding" w:eastAsia="D2Coding" w:hAnsi="D2Coding" w:hint="eastAsia"/>
+          <w:rFonts w:ascii="D2Coding" w:eastAsia="D2Coding" w:hAnsi="D2Coding"/>
         </w:rPr>
       </w:pPr>
       <w:r>
@@ -255,7 +255,7 @@
       <w:pPr>
         <w:spacing w:after="80" w:line="360" w:lineRule="auto"/>
         <w:rPr>
-          <w:rFonts w:ascii="D2Coding" w:eastAsia="D2Coding" w:hAnsi="D2Coding" w:hint="eastAsia"/>
+          <w:rFonts w:ascii="D2Coding" w:eastAsia="D2Coding" w:hAnsi="D2Coding"/>
         </w:rPr>
       </w:pPr>
       <w:r>
@@ -292,12 +292,6 @@
         <w:gridCol w:w="9360"/>
       </w:tblGrid>
       <w:tr>
-        <w:tblPrEx>
-          <w:tblCellMar>
-            <w:top w:w="0" w:type="dxa"/>
-            <w:bottom w:w="0" w:type="dxa"/>
-          </w:tblCellMar>
-        </w:tblPrEx>
         <w:tc>
           <w:tcPr>
             <w:tcW w:w="9360" w:type="dxa"/>
@@ -335,7 +329,7 @@
             <w:pPr>
               <w:spacing w:line="280" w:lineRule="auto"/>
               <w:rPr>
-                <w:rFonts w:ascii="D2Coding" w:eastAsia="D2Coding" w:hAnsi="D2Coding" w:hint="eastAsia"/>
+                <w:rFonts w:ascii="D2Coding" w:eastAsia="D2Coding" w:hAnsi="D2Coding"/>
               </w:rPr>
             </w:pPr>
             <w:r>
@@ -393,7 +387,7 @@
             <w:pPr>
               <w:spacing w:line="280" w:lineRule="auto"/>
               <w:rPr>
-                <w:rFonts w:ascii="D2Coding" w:eastAsia="D2Coding" w:hAnsi="D2Coding" w:hint="eastAsia"/>
+                <w:rFonts w:ascii="D2Coding" w:eastAsia="D2Coding" w:hAnsi="D2Coding"/>
               </w:rPr>
             </w:pPr>
             <w:r>
@@ -433,7 +427,7 @@
             <w:pPr>
               <w:spacing w:line="280" w:lineRule="auto"/>
               <w:rPr>
-                <w:rFonts w:ascii="D2Coding" w:eastAsia="D2Coding" w:hAnsi="D2Coding" w:hint="eastAsia"/>
+                <w:rFonts w:ascii="D2Coding" w:eastAsia="D2Coding" w:hAnsi="D2Coding"/>
               </w:rPr>
             </w:pPr>
             <w:r>
@@ -475,7 +469,7 @@
             <w:pPr>
               <w:spacing w:line="280" w:lineRule="auto"/>
               <w:rPr>
-                <w:rFonts w:ascii="D2Coding" w:eastAsia="D2Coding" w:hAnsi="D2Coding" w:hint="eastAsia"/>
+                <w:rFonts w:ascii="D2Coding" w:eastAsia="D2Coding" w:hAnsi="D2Coding"/>
               </w:rPr>
             </w:pPr>
             <w:r>
@@ -576,7 +570,7 @@
             <w:pPr>
               <w:spacing w:line="280" w:lineRule="auto"/>
               <w:rPr>
-                <w:rFonts w:ascii="D2Coding" w:eastAsia="D2Coding" w:hAnsi="D2Coding" w:hint="eastAsia"/>
+                <w:rFonts w:ascii="D2Coding" w:eastAsia="D2Coding" w:hAnsi="D2Coding"/>
               </w:rPr>
             </w:pPr>
             <w:r>
@@ -821,7 +815,7 @@
       <w:pPr>
         <w:spacing w:after="60" w:line="340" w:lineRule="auto"/>
         <w:rPr>
-          <w:rFonts w:ascii="D2Coding" w:eastAsia="D2Coding" w:hAnsi="D2Coding" w:hint="eastAsia"/>
+          <w:rFonts w:ascii="D2Coding" w:eastAsia="D2Coding" w:hAnsi="D2Coding"/>
         </w:rPr>
       </w:pPr>
     </w:p>
@@ -1267,7 +1261,7 @@
       <w:pPr>
         <w:spacing w:after="80" w:line="360" w:lineRule="auto"/>
         <w:rPr>
-          <w:rFonts w:ascii="D2Coding" w:eastAsia="D2Coding" w:hAnsi="D2Coding" w:hint="eastAsia"/>
+          <w:rFonts w:ascii="D2Coding" w:eastAsia="D2Coding" w:hAnsi="D2Coding"/>
         </w:rPr>
       </w:pPr>
       <w:r>
@@ -1366,12 +1360,6 @@
         <w:gridCol w:w="9360"/>
       </w:tblGrid>
       <w:tr>
-        <w:tblPrEx>
-          <w:tblCellMar>
-            <w:top w:w="0" w:type="dxa"/>
-            <w:bottom w:w="0" w:type="dxa"/>
-          </w:tblCellMar>
-        </w:tblPrEx>
         <w:tc>
           <w:tcPr>
             <w:tcW w:w="9360" w:type="dxa"/>
@@ -1512,7 +1500,7 @@
       <w:pPr>
         <w:spacing w:after="80" w:line="360" w:lineRule="auto"/>
         <w:rPr>
-          <w:rFonts w:ascii="D2Coding" w:eastAsia="D2Coding" w:hAnsi="D2Coding" w:hint="eastAsia"/>
+          <w:rFonts w:ascii="D2Coding" w:eastAsia="D2Coding" w:hAnsi="D2Coding"/>
         </w:rPr>
       </w:pPr>
       <w:r>
@@ -1591,7 +1579,7 @@
       <w:pPr>
         <w:spacing w:after="80" w:line="360" w:lineRule="auto"/>
         <w:rPr>
-          <w:rFonts w:ascii="D2Coding" w:eastAsia="D2Coding" w:hAnsi="D2Coding" w:hint="eastAsia"/>
+          <w:rFonts w:ascii="D2Coding" w:eastAsia="D2Coding" w:hAnsi="D2Coding"/>
         </w:rPr>
       </w:pPr>
       <w:r>
@@ -1637,7 +1625,7 @@
       <w:pPr>
         <w:spacing w:after="80" w:line="360" w:lineRule="auto"/>
         <w:rPr>
-          <w:rFonts w:ascii="D2Coding" w:eastAsia="D2Coding" w:hAnsi="D2Coding" w:hint="eastAsia"/>
+          <w:rFonts w:ascii="D2Coding" w:eastAsia="D2Coding" w:hAnsi="D2Coding"/>
         </w:rPr>
       </w:pPr>
       <w:r>
@@ -1660,6 +1648,4050 @@
         </w:rPr>
         <w:t xml:space="preserve"> 내부는 왼쪽 이미지 한 장 + 오른쪽 텍스트 한 덩어리라는 1차원 배치이므로 display: flex; flex-direction: row로 처리했습니다. 2차원이면 Grid, 1차원이면 Flex라는 기준을 사이트 전체에 일관되게 적용했습니다.</w:t>
       </w:r>
+    </w:p>
+    <w:p>
+      <w:pPr>
+        <w:spacing w:after="80" w:line="360" w:lineRule="auto"/>
+        <w:rPr>
+          <w:rFonts w:ascii="D2Coding" w:eastAsia="D2Coding" w:hAnsi="D2Coding"/>
+        </w:rPr>
+      </w:pPr>
+    </w:p>
+    <w:p>
+      <w:pPr>
+        <w:pStyle w:val="2"/>
+        <w:rPr>
+          <w:rFonts w:ascii="D2Coding" w:eastAsia="D2Coding" w:hAnsi="D2Coding"/>
+        </w:rPr>
+      </w:pPr>
+      <w:r>
+        <w:rPr>
+          <w:rFonts w:ascii="D2Coding" w:eastAsia="D2Coding" w:hAnsi="D2Coding"/>
+        </w:rPr>
+        <w:t>3.2 Responsive Design — 미디어 쿼리 전략</w:t>
+      </w:r>
+    </w:p>
+    <w:p>
+      <w:pPr>
+        <w:spacing w:after="80" w:line="360" w:lineRule="auto"/>
+        <w:rPr>
+          <w:rFonts w:ascii="D2Coding" w:eastAsia="D2Coding" w:hAnsi="D2Coding" w:hint="eastAsia"/>
+        </w:rPr>
+      </w:pPr>
+      <w:r>
+        <w:rPr>
+          <w:rFonts w:ascii="D2Coding" w:eastAsia="D2Coding" w:hAnsi="D2Coding" w:hint="eastAsia"/>
+        </w:rPr>
+        <w:t xml:space="preserve">반응형 기준점은 </w:t>
+      </w:r>
+      <w:proofErr w:type="spellStart"/>
+      <w:r>
+        <w:rPr>
+          <w:rFonts w:ascii="D2Coding" w:eastAsia="D2Coding" w:hAnsi="D2Coding" w:hint="eastAsia"/>
+        </w:rPr>
+        <w:t>모달</w:t>
+      </w:r>
+      <w:proofErr w:type="spellEnd"/>
+      <w:r>
+        <w:rPr>
+          <w:rFonts w:ascii="D2Coding" w:eastAsia="D2Coding" w:hAnsi="D2Coding" w:hint="eastAsia"/>
+        </w:rPr>
+        <w:t xml:space="preserve"> 내부 레이아웃을 기준으로 단일하게 </w:t>
+      </w:r>
+      <w:proofErr w:type="spellStart"/>
+      <w:r>
+        <w:rPr>
+          <w:rFonts w:ascii="D2Coding" w:eastAsia="D2Coding" w:hAnsi="D2Coding" w:hint="eastAsia"/>
+        </w:rPr>
+        <w:t>잠았습니다</w:t>
+      </w:r>
+      <w:proofErr w:type="spellEnd"/>
+      <w:r>
+        <w:rPr>
+          <w:rFonts w:ascii="D2Coding" w:eastAsia="D2Coding" w:hAnsi="D2Coding" w:hint="eastAsia"/>
+        </w:rPr>
+        <w:t>. 핵심 코드는 아래와 같습니다.</w:t>
+      </w:r>
+    </w:p>
+    <w:tbl>
+      <w:tblPr>
+        <w:tblW w:w="9360" w:type="dxa"/>
+        <w:tblBorders>
+          <w:top w:val="single" w:sz="4" w:space="0" w:color="auto"/>
+          <w:left w:val="single" w:sz="4" w:space="0" w:color="auto"/>
+          <w:bottom w:val="single" w:sz="4" w:space="0" w:color="auto"/>
+          <w:right w:val="single" w:sz="4" w:space="0" w:color="auto"/>
+          <w:insideH w:val="single" w:sz="4" w:space="0" w:color="auto"/>
+          <w:insideV w:val="single" w:sz="4" w:space="0" w:color="auto"/>
+        </w:tblBorders>
+        <w:tblCellMar>
+          <w:left w:w="10" w:type="dxa"/>
+          <w:right w:w="10" w:type="dxa"/>
+        </w:tblCellMar>
+        <w:tblLook w:val="0000" w:firstRow="0" w:lastRow="0" w:firstColumn="0" w:lastColumn="0" w:noHBand="0" w:noVBand="0"/>
+      </w:tblPr>
+      <w:tblGrid>
+        <w:gridCol w:w="9360"/>
+      </w:tblGrid>
+      <w:tr>
+        <w:tc>
+          <w:tcPr>
+            <w:tcW w:w="9360" w:type="dxa"/>
+            <w:tcBorders>
+              <w:top w:val="single" w:sz="4" w:space="0" w:color="BBBBBB"/>
+              <w:left w:val="single" w:sz="4" w:space="0" w:color="BBBBBB"/>
+              <w:bottom w:val="single" w:sz="4" w:space="0" w:color="BBBBBB"/>
+              <w:right w:val="single" w:sz="4" w:space="0" w:color="BBBBBB"/>
+            </w:tcBorders>
+            <w:shd w:val="clear" w:color="auto" w:fill="F4F4F4"/>
+            <w:tcMar>
+              <w:top w:w="120" w:type="dxa"/>
+              <w:left w:w="160" w:type="dxa"/>
+              <w:bottom w:w="120" w:type="dxa"/>
+              <w:right w:w="160" w:type="dxa"/>
+            </w:tcMar>
+          </w:tcPr>
+          <w:p>
+            <w:pPr>
+              <w:spacing w:line="280" w:lineRule="auto"/>
+              <w:rPr>
+                <w:rFonts w:ascii="D2Coding" w:eastAsia="D2Coding" w:hAnsi="D2Coding"/>
+              </w:rPr>
+            </w:pPr>
+            <w:r>
+              <w:rPr>
+                <w:rFonts w:ascii="D2Coding" w:eastAsia="D2Coding" w:hAnsi="D2Coding" w:cs="Consolas"/>
+                <w:sz w:val="19"/>
+                <w:szCs w:val="19"/>
+              </w:rPr>
+              <w:t>@media (</w:t>
+            </w:r>
+            <w:proofErr w:type="gramStart"/>
+            <w:r>
+              <w:rPr>
+                <w:rFonts w:ascii="D2Coding" w:eastAsia="D2Coding" w:hAnsi="D2Coding" w:cs="Consolas"/>
+                <w:sz w:val="19"/>
+                <w:szCs w:val="19"/>
+              </w:rPr>
+              <w:t>max-width</w:t>
+            </w:r>
+            <w:proofErr w:type="gramEnd"/>
+            <w:r>
+              <w:rPr>
+                <w:rFonts w:ascii="D2Coding" w:eastAsia="D2Coding" w:hAnsi="D2Coding" w:cs="Consolas"/>
+                <w:sz w:val="19"/>
+                <w:szCs w:val="19"/>
+              </w:rPr>
+              <w:t>: 640px) {</w:t>
+            </w:r>
+          </w:p>
+          <w:p>
+            <w:pPr>
+              <w:spacing w:line="280" w:lineRule="auto"/>
+              <w:rPr>
+                <w:rFonts w:ascii="D2Coding" w:eastAsia="D2Coding" w:hAnsi="D2Coding"/>
+              </w:rPr>
+            </w:pPr>
+            <w:r>
+              <w:rPr>
+                <w:rFonts w:ascii="D2Coding" w:eastAsia="D2Coding" w:hAnsi="D2Coding" w:cs="Consolas"/>
+                <w:sz w:val="19"/>
+                <w:szCs w:val="19"/>
+              </w:rPr>
+              <w:t xml:space="preserve">   </w:t>
+            </w:r>
+            <w:proofErr w:type="gramStart"/>
+            <w:r>
+              <w:rPr>
+                <w:rFonts w:ascii="D2Coding" w:eastAsia="D2Coding" w:hAnsi="D2Coding" w:cs="Consolas"/>
+                <w:sz w:val="19"/>
+                <w:szCs w:val="19"/>
+              </w:rPr>
+              <w:t>.</w:t>
+            </w:r>
+            <w:proofErr w:type="spellStart"/>
+            <w:r>
+              <w:rPr>
+                <w:rFonts w:ascii="D2Coding" w:eastAsia="D2Coding" w:hAnsi="D2Coding" w:cs="Consolas"/>
+                <w:sz w:val="19"/>
+                <w:szCs w:val="19"/>
+              </w:rPr>
+              <w:t>story</w:t>
+            </w:r>
+            <w:proofErr w:type="gramEnd"/>
+            <w:r>
+              <w:rPr>
+                <w:rFonts w:ascii="D2Coding" w:eastAsia="D2Coding" w:hAnsi="D2Coding" w:cs="Consolas"/>
+                <w:sz w:val="19"/>
+                <w:szCs w:val="19"/>
+              </w:rPr>
+              <w:t>-</w:t>
+            </w:r>
+            <w:proofErr w:type="gramStart"/>
+            <w:r>
+              <w:rPr>
+                <w:rFonts w:ascii="D2Coding" w:eastAsia="D2Coding" w:hAnsi="D2Coding" w:cs="Consolas"/>
+                <w:sz w:val="19"/>
+                <w:szCs w:val="19"/>
+              </w:rPr>
+              <w:t>modal:target</w:t>
+            </w:r>
+            <w:proofErr w:type="spellEnd"/>
+            <w:proofErr w:type="gramEnd"/>
+            <w:r>
+              <w:rPr>
+                <w:rFonts w:ascii="D2Coding" w:eastAsia="D2Coding" w:hAnsi="D2Coding" w:cs="Consolas"/>
+                <w:sz w:val="19"/>
+                <w:szCs w:val="19"/>
+              </w:rPr>
+              <w:t xml:space="preserve"> {</w:t>
+            </w:r>
+          </w:p>
+          <w:p>
+            <w:pPr>
+              <w:spacing w:line="280" w:lineRule="auto"/>
+              <w:rPr>
+                <w:rFonts w:ascii="D2Coding" w:eastAsia="D2Coding" w:hAnsi="D2Coding"/>
+              </w:rPr>
+            </w:pPr>
+            <w:r>
+              <w:rPr>
+                <w:rFonts w:ascii="D2Coding" w:eastAsia="D2Coding" w:hAnsi="D2Coding" w:cs="Consolas"/>
+                <w:sz w:val="19"/>
+                <w:szCs w:val="19"/>
+              </w:rPr>
+              <w:t xml:space="preserve">      justify-content: flex-start;</w:t>
+            </w:r>
+          </w:p>
+          <w:p>
+            <w:pPr>
+              <w:spacing w:line="280" w:lineRule="auto"/>
+              <w:rPr>
+                <w:rFonts w:ascii="D2Coding" w:eastAsia="D2Coding" w:hAnsi="D2Coding"/>
+              </w:rPr>
+            </w:pPr>
+            <w:r>
+              <w:rPr>
+                <w:rFonts w:ascii="D2Coding" w:eastAsia="D2Coding" w:hAnsi="D2Coding" w:cs="Consolas"/>
+                <w:sz w:val="19"/>
+                <w:szCs w:val="19"/>
+              </w:rPr>
+              <w:t xml:space="preserve">      padding-top: 24px;</w:t>
+            </w:r>
+          </w:p>
+          <w:p>
+            <w:pPr>
+              <w:spacing w:line="280" w:lineRule="auto"/>
+              <w:rPr>
+                <w:rFonts w:ascii="D2Coding" w:eastAsia="D2Coding" w:hAnsi="D2Coding"/>
+              </w:rPr>
+            </w:pPr>
+            <w:r>
+              <w:rPr>
+                <w:rFonts w:ascii="D2Coding" w:eastAsia="D2Coding" w:hAnsi="D2Coding" w:cs="Consolas"/>
+                <w:sz w:val="19"/>
+                <w:szCs w:val="19"/>
+              </w:rPr>
+              <w:t xml:space="preserve">      box-sizing: border-box;</w:t>
+            </w:r>
+          </w:p>
+          <w:p>
+            <w:pPr>
+              <w:spacing w:line="280" w:lineRule="auto"/>
+              <w:rPr>
+                <w:rFonts w:ascii="D2Coding" w:eastAsia="D2Coding" w:hAnsi="D2Coding"/>
+              </w:rPr>
+            </w:pPr>
+            <w:r>
+              <w:rPr>
+                <w:rFonts w:ascii="D2Coding" w:eastAsia="D2Coding" w:hAnsi="D2Coding" w:cs="Consolas"/>
+                <w:sz w:val="19"/>
+                <w:szCs w:val="19"/>
+              </w:rPr>
+              <w:t xml:space="preserve">   }</w:t>
+            </w:r>
+          </w:p>
+          <w:p>
+            <w:pPr>
+              <w:spacing w:line="280" w:lineRule="auto"/>
+              <w:rPr>
+                <w:rFonts w:ascii="D2Coding" w:eastAsia="D2Coding" w:hAnsi="D2Coding"/>
+              </w:rPr>
+            </w:pPr>
+            <w:r>
+              <w:rPr>
+                <w:rFonts w:ascii="D2Coding" w:eastAsia="D2Coding" w:hAnsi="D2Coding" w:cs="Consolas"/>
+                <w:sz w:val="19"/>
+                <w:szCs w:val="19"/>
+              </w:rPr>
+              <w:t xml:space="preserve"> </w:t>
+            </w:r>
+          </w:p>
+          <w:p>
+            <w:pPr>
+              <w:spacing w:line="280" w:lineRule="auto"/>
+              <w:rPr>
+                <w:rFonts w:ascii="D2Coding" w:eastAsia="D2Coding" w:hAnsi="D2Coding"/>
+              </w:rPr>
+            </w:pPr>
+            <w:r>
+              <w:rPr>
+                <w:rFonts w:ascii="D2Coding" w:eastAsia="D2Coding" w:hAnsi="D2Coding" w:cs="Consolas"/>
+                <w:sz w:val="19"/>
+                <w:szCs w:val="19"/>
+              </w:rPr>
+              <w:t xml:space="preserve">   </w:t>
+            </w:r>
+            <w:proofErr w:type="gramStart"/>
+            <w:r>
+              <w:rPr>
+                <w:rFonts w:ascii="D2Coding" w:eastAsia="D2Coding" w:hAnsi="D2Coding" w:cs="Consolas"/>
+                <w:sz w:val="19"/>
+                <w:szCs w:val="19"/>
+              </w:rPr>
+              <w:t>.modal</w:t>
+            </w:r>
+            <w:proofErr w:type="gramEnd"/>
+            <w:r>
+              <w:rPr>
+                <w:rFonts w:ascii="D2Coding" w:eastAsia="D2Coding" w:hAnsi="D2Coding" w:cs="Consolas"/>
+                <w:sz w:val="19"/>
+                <w:szCs w:val="19"/>
+              </w:rPr>
+              <w:t>-inner {</w:t>
+            </w:r>
+          </w:p>
+          <w:p>
+            <w:pPr>
+              <w:spacing w:line="280" w:lineRule="auto"/>
+              <w:rPr>
+                <w:rFonts w:ascii="D2Coding" w:eastAsia="D2Coding" w:hAnsi="D2Coding"/>
+              </w:rPr>
+            </w:pPr>
+            <w:r>
+              <w:rPr>
+                <w:rFonts w:ascii="D2Coding" w:eastAsia="D2Coding" w:hAnsi="D2Coding" w:cs="Consolas"/>
+                <w:sz w:val="19"/>
+                <w:szCs w:val="19"/>
+              </w:rPr>
+              <w:t xml:space="preserve">      flex-direction: column;</w:t>
+            </w:r>
+          </w:p>
+          <w:p>
+            <w:pPr>
+              <w:spacing w:line="280" w:lineRule="auto"/>
+              <w:rPr>
+                <w:rFonts w:ascii="D2Coding" w:eastAsia="D2Coding" w:hAnsi="D2Coding"/>
+              </w:rPr>
+            </w:pPr>
+            <w:r>
+              <w:rPr>
+                <w:rFonts w:ascii="D2Coding" w:eastAsia="D2Coding" w:hAnsi="D2Coding" w:cs="Consolas"/>
+                <w:sz w:val="19"/>
+                <w:szCs w:val="19"/>
+              </w:rPr>
+              <w:t xml:space="preserve">      width: 92vw;</w:t>
+            </w:r>
+          </w:p>
+          <w:p>
+            <w:pPr>
+              <w:spacing w:line="280" w:lineRule="auto"/>
+              <w:rPr>
+                <w:rFonts w:ascii="D2Coding" w:eastAsia="D2Coding" w:hAnsi="D2Coding"/>
+              </w:rPr>
+            </w:pPr>
+            <w:r>
+              <w:rPr>
+                <w:rFonts w:ascii="D2Coding" w:eastAsia="D2Coding" w:hAnsi="D2Coding" w:cs="Consolas"/>
+                <w:sz w:val="19"/>
+                <w:szCs w:val="19"/>
+              </w:rPr>
+              <w:t xml:space="preserve">      height: </w:t>
+            </w:r>
+            <w:proofErr w:type="gramStart"/>
+            <w:r>
+              <w:rPr>
+                <w:rFonts w:ascii="D2Coding" w:eastAsia="D2Coding" w:hAnsi="D2Coding" w:cs="Consolas"/>
+                <w:sz w:val="19"/>
+                <w:szCs w:val="19"/>
+              </w:rPr>
+              <w:t>calc(</w:t>
+            </w:r>
+            <w:proofErr w:type="gramEnd"/>
+            <w:r>
+              <w:rPr>
+                <w:rFonts w:ascii="D2Coding" w:eastAsia="D2Coding" w:hAnsi="D2Coding" w:cs="Consolas"/>
+                <w:sz w:val="19"/>
+                <w:szCs w:val="19"/>
+              </w:rPr>
+              <w:t>100vh - 48px);</w:t>
+            </w:r>
+          </w:p>
+          <w:p>
+            <w:pPr>
+              <w:spacing w:line="280" w:lineRule="auto"/>
+              <w:rPr>
+                <w:rFonts w:ascii="D2Coding" w:eastAsia="D2Coding" w:hAnsi="D2Coding"/>
+              </w:rPr>
+            </w:pPr>
+            <w:r>
+              <w:rPr>
+                <w:rFonts w:ascii="D2Coding" w:eastAsia="D2Coding" w:hAnsi="D2Coding" w:cs="Consolas"/>
+                <w:sz w:val="19"/>
+                <w:szCs w:val="19"/>
+              </w:rPr>
+              <w:t xml:space="preserve">      </w:t>
+            </w:r>
+            <w:proofErr w:type="gramStart"/>
+            <w:r>
+              <w:rPr>
+                <w:rFonts w:ascii="D2Coding" w:eastAsia="D2Coding" w:hAnsi="D2Coding" w:cs="Consolas"/>
+                <w:sz w:val="19"/>
+                <w:szCs w:val="19"/>
+              </w:rPr>
+              <w:t>max-height</w:t>
+            </w:r>
+            <w:proofErr w:type="gramEnd"/>
+            <w:r>
+              <w:rPr>
+                <w:rFonts w:ascii="D2Coding" w:eastAsia="D2Coding" w:hAnsi="D2Coding" w:cs="Consolas"/>
+                <w:sz w:val="19"/>
+                <w:szCs w:val="19"/>
+              </w:rPr>
+              <w:t>: none;</w:t>
+            </w:r>
+          </w:p>
+          <w:p>
+            <w:pPr>
+              <w:spacing w:line="280" w:lineRule="auto"/>
+              <w:rPr>
+                <w:rFonts w:ascii="D2Coding" w:eastAsia="D2Coding" w:hAnsi="D2Coding"/>
+              </w:rPr>
+            </w:pPr>
+            <w:r>
+              <w:rPr>
+                <w:rFonts w:ascii="D2Coding" w:eastAsia="D2Coding" w:hAnsi="D2Coding" w:cs="Consolas"/>
+                <w:sz w:val="19"/>
+                <w:szCs w:val="19"/>
+              </w:rPr>
+              <w:t xml:space="preserve">   }</w:t>
+            </w:r>
+          </w:p>
+          <w:p>
+            <w:pPr>
+              <w:spacing w:line="280" w:lineRule="auto"/>
+              <w:rPr>
+                <w:rFonts w:ascii="D2Coding" w:eastAsia="D2Coding" w:hAnsi="D2Coding"/>
+              </w:rPr>
+            </w:pPr>
+            <w:r>
+              <w:rPr>
+                <w:rFonts w:ascii="D2Coding" w:eastAsia="D2Coding" w:hAnsi="D2Coding" w:cs="Consolas"/>
+                <w:sz w:val="19"/>
+                <w:szCs w:val="19"/>
+              </w:rPr>
+              <w:t xml:space="preserve"> </w:t>
+            </w:r>
+          </w:p>
+          <w:p>
+            <w:pPr>
+              <w:spacing w:line="280" w:lineRule="auto"/>
+              <w:rPr>
+                <w:rFonts w:ascii="D2Coding" w:eastAsia="D2Coding" w:hAnsi="D2Coding"/>
+              </w:rPr>
+            </w:pPr>
+            <w:r>
+              <w:rPr>
+                <w:rFonts w:ascii="D2Coding" w:eastAsia="D2Coding" w:hAnsi="D2Coding" w:cs="Consolas"/>
+                <w:sz w:val="19"/>
+                <w:szCs w:val="19"/>
+              </w:rPr>
+              <w:t xml:space="preserve">   </w:t>
+            </w:r>
+            <w:proofErr w:type="gramStart"/>
+            <w:r>
+              <w:rPr>
+                <w:rFonts w:ascii="D2Coding" w:eastAsia="D2Coding" w:hAnsi="D2Coding" w:cs="Consolas"/>
+                <w:sz w:val="19"/>
+                <w:szCs w:val="19"/>
+              </w:rPr>
+              <w:t>.modal</w:t>
+            </w:r>
+            <w:proofErr w:type="gramEnd"/>
+            <w:r>
+              <w:rPr>
+                <w:rFonts w:ascii="D2Coding" w:eastAsia="D2Coding" w:hAnsi="D2Coding" w:cs="Consolas"/>
+                <w:sz w:val="19"/>
+                <w:szCs w:val="19"/>
+              </w:rPr>
+              <w:t>-image-area {</w:t>
+            </w:r>
+          </w:p>
+          <w:p>
+            <w:pPr>
+              <w:spacing w:line="280" w:lineRule="auto"/>
+              <w:rPr>
+                <w:rFonts w:ascii="D2Coding" w:eastAsia="D2Coding" w:hAnsi="D2Coding"/>
+              </w:rPr>
+            </w:pPr>
+            <w:r>
+              <w:rPr>
+                <w:rFonts w:ascii="D2Coding" w:eastAsia="D2Coding" w:hAnsi="D2Coding" w:cs="Consolas"/>
+                <w:sz w:val="19"/>
+                <w:szCs w:val="19"/>
+              </w:rPr>
+              <w:t xml:space="preserve">      flex: none;</w:t>
+            </w:r>
+          </w:p>
+          <w:p>
+            <w:pPr>
+              <w:spacing w:line="280" w:lineRule="auto"/>
+              <w:rPr>
+                <w:rFonts w:ascii="D2Coding" w:eastAsia="D2Coding" w:hAnsi="D2Coding"/>
+              </w:rPr>
+            </w:pPr>
+            <w:r>
+              <w:rPr>
+                <w:rFonts w:ascii="D2Coding" w:eastAsia="D2Coding" w:hAnsi="D2Coding" w:cs="Consolas"/>
+                <w:sz w:val="19"/>
+                <w:szCs w:val="19"/>
+              </w:rPr>
+              <w:t xml:space="preserve">      width: 100%;</w:t>
+            </w:r>
+          </w:p>
+          <w:p>
+            <w:pPr>
+              <w:spacing w:line="280" w:lineRule="auto"/>
+              <w:rPr>
+                <w:rFonts w:ascii="D2Coding" w:eastAsia="D2Coding" w:hAnsi="D2Coding"/>
+              </w:rPr>
+            </w:pPr>
+            <w:r>
+              <w:rPr>
+                <w:rFonts w:ascii="D2Coding" w:eastAsia="D2Coding" w:hAnsi="D2Coding" w:cs="Consolas"/>
+                <w:sz w:val="19"/>
+                <w:szCs w:val="19"/>
+              </w:rPr>
+              <w:lastRenderedPageBreak/>
+              <w:t xml:space="preserve">      height: 180px;</w:t>
+            </w:r>
+          </w:p>
+          <w:p>
+            <w:pPr>
+              <w:spacing w:line="280" w:lineRule="auto"/>
+              <w:rPr>
+                <w:rFonts w:ascii="D2Coding" w:eastAsia="D2Coding" w:hAnsi="D2Coding"/>
+              </w:rPr>
+            </w:pPr>
+            <w:r>
+              <w:rPr>
+                <w:rFonts w:ascii="D2Coding" w:eastAsia="D2Coding" w:hAnsi="D2Coding" w:cs="Consolas"/>
+                <w:sz w:val="19"/>
+                <w:szCs w:val="19"/>
+              </w:rPr>
+              <w:t xml:space="preserve">   }</w:t>
+            </w:r>
+          </w:p>
+          <w:p>
+            <w:pPr>
+              <w:spacing w:line="280" w:lineRule="auto"/>
+              <w:rPr>
+                <w:rFonts w:ascii="D2Coding" w:eastAsia="D2Coding" w:hAnsi="D2Coding"/>
+              </w:rPr>
+            </w:pPr>
+            <w:r>
+              <w:rPr>
+                <w:rFonts w:ascii="D2Coding" w:eastAsia="D2Coding" w:hAnsi="D2Coding" w:cs="Consolas"/>
+                <w:sz w:val="19"/>
+                <w:szCs w:val="19"/>
+              </w:rPr>
+              <w:t xml:space="preserve"> </w:t>
+            </w:r>
+          </w:p>
+          <w:p>
+            <w:pPr>
+              <w:spacing w:line="280" w:lineRule="auto"/>
+              <w:rPr>
+                <w:rFonts w:ascii="D2Coding" w:eastAsia="D2Coding" w:hAnsi="D2Coding"/>
+              </w:rPr>
+            </w:pPr>
+            <w:r>
+              <w:rPr>
+                <w:rFonts w:ascii="D2Coding" w:eastAsia="D2Coding" w:hAnsi="D2Coding" w:cs="Consolas"/>
+                <w:sz w:val="19"/>
+                <w:szCs w:val="19"/>
+              </w:rPr>
+              <w:t xml:space="preserve">   </w:t>
+            </w:r>
+            <w:proofErr w:type="gramStart"/>
+            <w:r>
+              <w:rPr>
+                <w:rFonts w:ascii="D2Coding" w:eastAsia="D2Coding" w:hAnsi="D2Coding" w:cs="Consolas"/>
+                <w:sz w:val="19"/>
+                <w:szCs w:val="19"/>
+              </w:rPr>
+              <w:t>.modal</w:t>
+            </w:r>
+            <w:proofErr w:type="gramEnd"/>
+            <w:r>
+              <w:rPr>
+                <w:rFonts w:ascii="D2Coding" w:eastAsia="D2Coding" w:hAnsi="D2Coding" w:cs="Consolas"/>
+                <w:sz w:val="19"/>
+                <w:szCs w:val="19"/>
+              </w:rPr>
+              <w:t>-text-area {</w:t>
+            </w:r>
+          </w:p>
+          <w:p>
+            <w:pPr>
+              <w:spacing w:line="280" w:lineRule="auto"/>
+              <w:rPr>
+                <w:rFonts w:ascii="D2Coding" w:eastAsia="D2Coding" w:hAnsi="D2Coding"/>
+              </w:rPr>
+            </w:pPr>
+            <w:r>
+              <w:rPr>
+                <w:rFonts w:ascii="D2Coding" w:eastAsia="D2Coding" w:hAnsi="D2Coding" w:cs="Consolas"/>
+                <w:sz w:val="19"/>
+                <w:szCs w:val="19"/>
+              </w:rPr>
+              <w:t xml:space="preserve">      flex: 1 1 auto;</w:t>
+            </w:r>
+          </w:p>
+          <w:p>
+            <w:pPr>
+              <w:spacing w:line="280" w:lineRule="auto"/>
+              <w:rPr>
+                <w:rFonts w:ascii="D2Coding" w:eastAsia="D2Coding" w:hAnsi="D2Coding"/>
+              </w:rPr>
+            </w:pPr>
+            <w:r>
+              <w:rPr>
+                <w:rFonts w:ascii="D2Coding" w:eastAsia="D2Coding" w:hAnsi="D2Coding" w:cs="Consolas"/>
+                <w:sz w:val="19"/>
+                <w:szCs w:val="19"/>
+              </w:rPr>
+              <w:t xml:space="preserve">      min-height: 0;</w:t>
+            </w:r>
+          </w:p>
+          <w:p>
+            <w:pPr>
+              <w:spacing w:line="280" w:lineRule="auto"/>
+              <w:rPr>
+                <w:rFonts w:ascii="D2Coding" w:eastAsia="D2Coding" w:hAnsi="D2Coding"/>
+              </w:rPr>
+            </w:pPr>
+            <w:r>
+              <w:rPr>
+                <w:rFonts w:ascii="D2Coding" w:eastAsia="D2Coding" w:hAnsi="D2Coding" w:cs="Consolas"/>
+                <w:sz w:val="19"/>
+                <w:szCs w:val="19"/>
+              </w:rPr>
+              <w:t xml:space="preserve">      </w:t>
+            </w:r>
+            <w:proofErr w:type="gramStart"/>
+            <w:r>
+              <w:rPr>
+                <w:rFonts w:ascii="D2Coding" w:eastAsia="D2Coding" w:hAnsi="D2Coding" w:cs="Consolas"/>
+                <w:sz w:val="19"/>
+                <w:szCs w:val="19"/>
+              </w:rPr>
+              <w:t>max-height</w:t>
+            </w:r>
+            <w:proofErr w:type="gramEnd"/>
+            <w:r>
+              <w:rPr>
+                <w:rFonts w:ascii="D2Coding" w:eastAsia="D2Coding" w:hAnsi="D2Coding" w:cs="Consolas"/>
+                <w:sz w:val="19"/>
+                <w:szCs w:val="19"/>
+              </w:rPr>
+              <w:t>: none;</w:t>
+            </w:r>
+          </w:p>
+          <w:p>
+            <w:pPr>
+              <w:spacing w:line="280" w:lineRule="auto"/>
+              <w:rPr>
+                <w:rFonts w:ascii="D2Coding" w:eastAsia="D2Coding" w:hAnsi="D2Coding"/>
+              </w:rPr>
+            </w:pPr>
+            <w:r>
+              <w:rPr>
+                <w:rFonts w:ascii="D2Coding" w:eastAsia="D2Coding" w:hAnsi="D2Coding" w:cs="Consolas"/>
+                <w:sz w:val="19"/>
+                <w:szCs w:val="19"/>
+              </w:rPr>
+              <w:t xml:space="preserve">      padding: 20px </w:t>
+            </w:r>
+            <w:proofErr w:type="spellStart"/>
+            <w:r>
+              <w:rPr>
+                <w:rFonts w:ascii="D2Coding" w:eastAsia="D2Coding" w:hAnsi="D2Coding" w:cs="Consolas"/>
+                <w:sz w:val="19"/>
+                <w:szCs w:val="19"/>
+              </w:rPr>
+              <w:t>20px</w:t>
+            </w:r>
+            <w:proofErr w:type="spellEnd"/>
+            <w:r>
+              <w:rPr>
+                <w:rFonts w:ascii="D2Coding" w:eastAsia="D2Coding" w:hAnsi="D2Coding" w:cs="Consolas"/>
+                <w:sz w:val="19"/>
+                <w:szCs w:val="19"/>
+              </w:rPr>
+              <w:t xml:space="preserve"> 24px;</w:t>
+            </w:r>
+          </w:p>
+          <w:p>
+            <w:pPr>
+              <w:spacing w:line="280" w:lineRule="auto"/>
+              <w:rPr>
+                <w:rFonts w:ascii="D2Coding" w:eastAsia="D2Coding" w:hAnsi="D2Coding"/>
+              </w:rPr>
+            </w:pPr>
+            <w:r>
+              <w:rPr>
+                <w:rFonts w:ascii="D2Coding" w:eastAsia="D2Coding" w:hAnsi="D2Coding" w:cs="Consolas"/>
+                <w:sz w:val="19"/>
+                <w:szCs w:val="19"/>
+              </w:rPr>
+              <w:t xml:space="preserve">      overflow-y: auto;</w:t>
+            </w:r>
+          </w:p>
+          <w:p>
+            <w:pPr>
+              <w:spacing w:line="280" w:lineRule="auto"/>
+              <w:rPr>
+                <w:rFonts w:ascii="D2Coding" w:eastAsia="D2Coding" w:hAnsi="D2Coding"/>
+              </w:rPr>
+            </w:pPr>
+            <w:r>
+              <w:rPr>
+                <w:rFonts w:ascii="D2Coding" w:eastAsia="D2Coding" w:hAnsi="D2Coding" w:cs="Consolas"/>
+                <w:sz w:val="19"/>
+                <w:szCs w:val="19"/>
+              </w:rPr>
+              <w:t xml:space="preserve">   }</w:t>
+            </w:r>
+          </w:p>
+          <w:p>
+            <w:pPr>
+              <w:spacing w:line="280" w:lineRule="auto"/>
+              <w:rPr>
+                <w:rFonts w:ascii="D2Coding" w:eastAsia="D2Coding" w:hAnsi="D2Coding"/>
+              </w:rPr>
+            </w:pPr>
+            <w:r>
+              <w:rPr>
+                <w:rFonts w:ascii="D2Coding" w:eastAsia="D2Coding" w:hAnsi="D2Coding" w:cs="Consolas"/>
+                <w:sz w:val="19"/>
+                <w:szCs w:val="19"/>
+              </w:rPr>
+              <w:t xml:space="preserve"> </w:t>
+            </w:r>
+          </w:p>
+          <w:p>
+            <w:pPr>
+              <w:spacing w:line="280" w:lineRule="auto"/>
+              <w:rPr>
+                <w:rFonts w:ascii="D2Coding" w:eastAsia="D2Coding" w:hAnsi="D2Coding"/>
+              </w:rPr>
+            </w:pPr>
+            <w:r>
+              <w:rPr>
+                <w:rFonts w:ascii="D2Coding" w:eastAsia="D2Coding" w:hAnsi="D2Coding" w:cs="Consolas"/>
+                <w:sz w:val="19"/>
+                <w:szCs w:val="19"/>
+              </w:rPr>
+              <w:t xml:space="preserve">   </w:t>
+            </w:r>
+            <w:proofErr w:type="gramStart"/>
+            <w:r>
+              <w:rPr>
+                <w:rFonts w:ascii="D2Coding" w:eastAsia="D2Coding" w:hAnsi="D2Coding" w:cs="Consolas"/>
+                <w:sz w:val="19"/>
+                <w:szCs w:val="19"/>
+              </w:rPr>
+              <w:t>.gallery</w:t>
+            </w:r>
+            <w:proofErr w:type="gramEnd"/>
+            <w:r>
+              <w:rPr>
+                <w:rFonts w:ascii="D2Coding" w:eastAsia="D2Coding" w:hAnsi="D2Coding" w:cs="Consolas"/>
+                <w:sz w:val="19"/>
+                <w:szCs w:val="19"/>
+              </w:rPr>
+              <w:t>-grid {</w:t>
+            </w:r>
+          </w:p>
+          <w:p>
+            <w:pPr>
+              <w:spacing w:line="280" w:lineRule="auto"/>
+              <w:rPr>
+                <w:rFonts w:ascii="D2Coding" w:eastAsia="D2Coding" w:hAnsi="D2Coding"/>
+              </w:rPr>
+            </w:pPr>
+            <w:r>
+              <w:rPr>
+                <w:rFonts w:ascii="D2Coding" w:eastAsia="D2Coding" w:hAnsi="D2Coding" w:cs="Consolas"/>
+                <w:sz w:val="19"/>
+                <w:szCs w:val="19"/>
+              </w:rPr>
+              <w:t xml:space="preserve">      grid-template-columns: 1fr;</w:t>
+            </w:r>
+          </w:p>
+          <w:p>
+            <w:pPr>
+              <w:spacing w:line="280" w:lineRule="auto"/>
+              <w:rPr>
+                <w:rFonts w:ascii="D2Coding" w:eastAsia="D2Coding" w:hAnsi="D2Coding"/>
+              </w:rPr>
+            </w:pPr>
+            <w:r>
+              <w:rPr>
+                <w:rFonts w:ascii="D2Coding" w:eastAsia="D2Coding" w:hAnsi="D2Coding" w:cs="Consolas"/>
+                <w:sz w:val="19"/>
+                <w:szCs w:val="19"/>
+              </w:rPr>
+              <w:t xml:space="preserve">      gap: 20px;</w:t>
+            </w:r>
+          </w:p>
+          <w:p>
+            <w:pPr>
+              <w:spacing w:line="280" w:lineRule="auto"/>
+              <w:rPr>
+                <w:rFonts w:ascii="D2Coding" w:eastAsia="D2Coding" w:hAnsi="D2Coding"/>
+              </w:rPr>
+            </w:pPr>
+            <w:r>
+              <w:rPr>
+                <w:rFonts w:ascii="D2Coding" w:eastAsia="D2Coding" w:hAnsi="D2Coding" w:cs="Consolas"/>
+                <w:sz w:val="19"/>
+                <w:szCs w:val="19"/>
+              </w:rPr>
+              <w:t xml:space="preserve">   }</w:t>
+            </w:r>
+          </w:p>
+          <w:p>
+            <w:pPr>
+              <w:spacing w:line="280" w:lineRule="auto"/>
+              <w:rPr>
+                <w:rFonts w:ascii="D2Coding" w:eastAsia="D2Coding" w:hAnsi="D2Coding"/>
+              </w:rPr>
+            </w:pPr>
+            <w:r>
+              <w:rPr>
+                <w:rFonts w:ascii="D2Coding" w:eastAsia="D2Coding" w:hAnsi="D2Coding" w:cs="Consolas"/>
+                <w:sz w:val="19"/>
+                <w:szCs w:val="19"/>
+              </w:rPr>
+              <w:t xml:space="preserve"> </w:t>
+            </w:r>
+          </w:p>
+          <w:p>
+            <w:pPr>
+              <w:spacing w:line="280" w:lineRule="auto"/>
+              <w:rPr>
+                <w:rFonts w:ascii="D2Coding" w:eastAsia="D2Coding" w:hAnsi="D2Coding"/>
+              </w:rPr>
+            </w:pPr>
+            <w:r>
+              <w:rPr>
+                <w:rFonts w:ascii="D2Coding" w:eastAsia="D2Coding" w:hAnsi="D2Coding" w:cs="Consolas"/>
+                <w:sz w:val="19"/>
+                <w:szCs w:val="19"/>
+              </w:rPr>
+              <w:t xml:space="preserve">   </w:t>
+            </w:r>
+            <w:proofErr w:type="gramStart"/>
+            <w:r>
+              <w:rPr>
+                <w:rFonts w:ascii="D2Coding" w:eastAsia="D2Coding" w:hAnsi="D2Coding" w:cs="Consolas"/>
+                <w:sz w:val="19"/>
+                <w:szCs w:val="19"/>
+              </w:rPr>
+              <w:t>.</w:t>
+            </w:r>
+            <w:proofErr w:type="spellStart"/>
+            <w:r>
+              <w:rPr>
+                <w:rFonts w:ascii="D2Coding" w:eastAsia="D2Coding" w:hAnsi="D2Coding" w:cs="Consolas"/>
+                <w:sz w:val="19"/>
+                <w:szCs w:val="19"/>
+              </w:rPr>
+              <w:t>gallery</w:t>
+            </w:r>
+            <w:proofErr w:type="gramEnd"/>
+            <w:r>
+              <w:rPr>
+                <w:rFonts w:ascii="D2Coding" w:eastAsia="D2Coding" w:hAnsi="D2Coding" w:cs="Consolas"/>
+                <w:sz w:val="19"/>
+                <w:szCs w:val="19"/>
+              </w:rPr>
+              <w:t>-</w:t>
+            </w:r>
+            <w:proofErr w:type="gramStart"/>
+            <w:r>
+              <w:rPr>
+                <w:rFonts w:ascii="D2Coding" w:eastAsia="D2Coding" w:hAnsi="D2Coding" w:cs="Consolas"/>
+                <w:sz w:val="19"/>
+                <w:szCs w:val="19"/>
+              </w:rPr>
+              <w:t>grid:hover</w:t>
+            </w:r>
+            <w:proofErr w:type="spellEnd"/>
+            <w:r>
+              <w:rPr>
+                <w:rFonts w:ascii="D2Coding" w:eastAsia="D2Coding" w:hAnsi="D2Coding" w:cs="Consolas"/>
+                <w:sz w:val="19"/>
+                <w:szCs w:val="19"/>
+              </w:rPr>
+              <w:t xml:space="preserve"> .gallery</w:t>
+            </w:r>
+            <w:proofErr w:type="gramEnd"/>
+            <w:r>
+              <w:rPr>
+                <w:rFonts w:ascii="D2Coding" w:eastAsia="D2Coding" w:hAnsi="D2Coding" w:cs="Consolas"/>
+                <w:sz w:val="19"/>
+                <w:szCs w:val="19"/>
+              </w:rPr>
+              <w:t>-item,</w:t>
+            </w:r>
+          </w:p>
+          <w:p>
+            <w:pPr>
+              <w:spacing w:line="280" w:lineRule="auto"/>
+              <w:rPr>
+                <w:rFonts w:ascii="D2Coding" w:eastAsia="D2Coding" w:hAnsi="D2Coding"/>
+              </w:rPr>
+            </w:pPr>
+            <w:r>
+              <w:rPr>
+                <w:rFonts w:ascii="D2Coding" w:eastAsia="D2Coding" w:hAnsi="D2Coding" w:cs="Consolas"/>
+                <w:sz w:val="19"/>
+                <w:szCs w:val="19"/>
+              </w:rPr>
+              <w:t xml:space="preserve">   </w:t>
+            </w:r>
+            <w:proofErr w:type="gramStart"/>
+            <w:r>
+              <w:rPr>
+                <w:rFonts w:ascii="D2Coding" w:eastAsia="D2Coding" w:hAnsi="D2Coding" w:cs="Consolas"/>
+                <w:sz w:val="19"/>
+                <w:szCs w:val="19"/>
+              </w:rPr>
+              <w:t>.</w:t>
+            </w:r>
+            <w:proofErr w:type="spellStart"/>
+            <w:r>
+              <w:rPr>
+                <w:rFonts w:ascii="D2Coding" w:eastAsia="D2Coding" w:hAnsi="D2Coding" w:cs="Consolas"/>
+                <w:sz w:val="19"/>
+                <w:szCs w:val="19"/>
+              </w:rPr>
+              <w:t>gallery</w:t>
+            </w:r>
+            <w:proofErr w:type="gramEnd"/>
+            <w:r>
+              <w:rPr>
+                <w:rFonts w:ascii="D2Coding" w:eastAsia="D2Coding" w:hAnsi="D2Coding" w:cs="Consolas"/>
+                <w:sz w:val="19"/>
+                <w:szCs w:val="19"/>
+              </w:rPr>
+              <w:t>-</w:t>
+            </w:r>
+            <w:proofErr w:type="gramStart"/>
+            <w:r>
+              <w:rPr>
+                <w:rFonts w:ascii="D2Coding" w:eastAsia="D2Coding" w:hAnsi="D2Coding" w:cs="Consolas"/>
+                <w:sz w:val="19"/>
+                <w:szCs w:val="19"/>
+              </w:rPr>
+              <w:t>grid:hover</w:t>
+            </w:r>
+            <w:proofErr w:type="spellEnd"/>
+            <w:r>
+              <w:rPr>
+                <w:rFonts w:ascii="D2Coding" w:eastAsia="D2Coding" w:hAnsi="D2Coding" w:cs="Consolas"/>
+                <w:sz w:val="19"/>
+                <w:szCs w:val="19"/>
+              </w:rPr>
+              <w:t xml:space="preserve"> .</w:t>
+            </w:r>
+            <w:proofErr w:type="spellStart"/>
+            <w:r>
+              <w:rPr>
+                <w:rFonts w:ascii="D2Coding" w:eastAsia="D2Coding" w:hAnsi="D2Coding" w:cs="Consolas"/>
+                <w:sz w:val="19"/>
+                <w:szCs w:val="19"/>
+              </w:rPr>
+              <w:t>gallery</w:t>
+            </w:r>
+            <w:proofErr w:type="gramEnd"/>
+            <w:r>
+              <w:rPr>
+                <w:rFonts w:ascii="D2Coding" w:eastAsia="D2Coding" w:hAnsi="D2Coding" w:cs="Consolas"/>
+                <w:sz w:val="19"/>
+                <w:szCs w:val="19"/>
+              </w:rPr>
+              <w:t>-</w:t>
+            </w:r>
+            <w:proofErr w:type="gramStart"/>
+            <w:r>
+              <w:rPr>
+                <w:rFonts w:ascii="D2Coding" w:eastAsia="D2Coding" w:hAnsi="D2Coding" w:cs="Consolas"/>
+                <w:sz w:val="19"/>
+                <w:szCs w:val="19"/>
+              </w:rPr>
+              <w:t>item:hover</w:t>
+            </w:r>
+            <w:proofErr w:type="spellEnd"/>
+            <w:proofErr w:type="gramEnd"/>
+            <w:r>
+              <w:rPr>
+                <w:rFonts w:ascii="D2Coding" w:eastAsia="D2Coding" w:hAnsi="D2Coding" w:cs="Consolas"/>
+                <w:sz w:val="19"/>
+                <w:szCs w:val="19"/>
+              </w:rPr>
+              <w:t xml:space="preserve"> {</w:t>
+            </w:r>
+          </w:p>
+          <w:p>
+            <w:pPr>
+              <w:spacing w:line="280" w:lineRule="auto"/>
+              <w:rPr>
+                <w:rFonts w:ascii="D2Coding" w:eastAsia="D2Coding" w:hAnsi="D2Coding"/>
+              </w:rPr>
+            </w:pPr>
+            <w:r>
+              <w:rPr>
+                <w:rFonts w:ascii="D2Coding" w:eastAsia="D2Coding" w:hAnsi="D2Coding" w:cs="Consolas"/>
+                <w:sz w:val="19"/>
+                <w:szCs w:val="19"/>
+              </w:rPr>
+              <w:t xml:space="preserve">      opacity: 1;</w:t>
+            </w:r>
+          </w:p>
+          <w:p>
+            <w:pPr>
+              <w:spacing w:line="280" w:lineRule="auto"/>
+              <w:rPr>
+                <w:rFonts w:ascii="D2Coding" w:eastAsia="D2Coding" w:hAnsi="D2Coding"/>
+              </w:rPr>
+            </w:pPr>
+            <w:r>
+              <w:rPr>
+                <w:rFonts w:ascii="D2Coding" w:eastAsia="D2Coding" w:hAnsi="D2Coding" w:cs="Consolas"/>
+                <w:sz w:val="19"/>
+                <w:szCs w:val="19"/>
+              </w:rPr>
+              <w:t xml:space="preserve">      filter: none;</w:t>
+            </w:r>
+          </w:p>
+          <w:p>
+            <w:pPr>
+              <w:spacing w:line="280" w:lineRule="auto"/>
+              <w:rPr>
+                <w:rFonts w:ascii="D2Coding" w:eastAsia="D2Coding" w:hAnsi="D2Coding"/>
+              </w:rPr>
+            </w:pPr>
+            <w:r>
+              <w:rPr>
+                <w:rFonts w:ascii="D2Coding" w:eastAsia="D2Coding" w:hAnsi="D2Coding" w:cs="Consolas"/>
+                <w:sz w:val="19"/>
+                <w:szCs w:val="19"/>
+              </w:rPr>
+              <w:t xml:space="preserve">   }</w:t>
+            </w:r>
+          </w:p>
+          <w:p>
+            <w:pPr>
+              <w:spacing w:line="280" w:lineRule="auto"/>
+              <w:rPr>
+                <w:rFonts w:ascii="D2Coding" w:eastAsia="D2Coding" w:hAnsi="D2Coding"/>
+              </w:rPr>
+            </w:pPr>
+            <w:r>
+              <w:rPr>
+                <w:rFonts w:ascii="D2Coding" w:eastAsia="D2Coding" w:hAnsi="D2Coding" w:cs="Consolas"/>
+                <w:sz w:val="19"/>
+                <w:szCs w:val="19"/>
+              </w:rPr>
+              <w:t xml:space="preserve"> </w:t>
+            </w:r>
+          </w:p>
+          <w:p>
+            <w:pPr>
+              <w:spacing w:line="280" w:lineRule="auto"/>
+              <w:rPr>
+                <w:rFonts w:ascii="D2Coding" w:eastAsia="D2Coding" w:hAnsi="D2Coding"/>
+              </w:rPr>
+            </w:pPr>
+            <w:r>
+              <w:rPr>
+                <w:rFonts w:ascii="D2Coding" w:eastAsia="D2Coding" w:hAnsi="D2Coding" w:cs="Consolas"/>
+                <w:sz w:val="19"/>
+                <w:szCs w:val="19"/>
+              </w:rPr>
+              <w:t xml:space="preserve">   </w:t>
+            </w:r>
+            <w:proofErr w:type="gramStart"/>
+            <w:r>
+              <w:rPr>
+                <w:rFonts w:ascii="D2Coding" w:eastAsia="D2Coding" w:hAnsi="D2Coding" w:cs="Consolas"/>
+                <w:sz w:val="19"/>
+                <w:szCs w:val="19"/>
+              </w:rPr>
+              <w:t>.char</w:t>
+            </w:r>
+            <w:proofErr w:type="gramEnd"/>
+            <w:r>
+              <w:rPr>
+                <w:rFonts w:ascii="D2Coding" w:eastAsia="D2Coding" w:hAnsi="D2Coding" w:cs="Consolas"/>
+                <w:sz w:val="19"/>
+                <w:szCs w:val="19"/>
+              </w:rPr>
+              <w:t>-parallax {</w:t>
+            </w:r>
+          </w:p>
+          <w:p>
+            <w:pPr>
+              <w:spacing w:line="280" w:lineRule="auto"/>
+              <w:rPr>
+                <w:rFonts w:ascii="D2Coding" w:eastAsia="D2Coding" w:hAnsi="D2Coding"/>
+              </w:rPr>
+            </w:pPr>
+            <w:r>
+              <w:rPr>
+                <w:rFonts w:ascii="D2Coding" w:eastAsia="D2Coding" w:hAnsi="D2Coding" w:cs="Consolas"/>
+                <w:sz w:val="19"/>
+                <w:szCs w:val="19"/>
+              </w:rPr>
+              <w:t xml:space="preserve">      height: 45vh;</w:t>
+            </w:r>
+          </w:p>
+          <w:p>
+            <w:pPr>
+              <w:spacing w:line="280" w:lineRule="auto"/>
+              <w:rPr>
+                <w:rFonts w:ascii="D2Coding" w:eastAsia="D2Coding" w:hAnsi="D2Coding"/>
+              </w:rPr>
+            </w:pPr>
+            <w:r>
+              <w:rPr>
+                <w:rFonts w:ascii="D2Coding" w:eastAsia="D2Coding" w:hAnsi="D2Coding" w:cs="Consolas"/>
+                <w:sz w:val="19"/>
+                <w:szCs w:val="19"/>
+              </w:rPr>
+              <w:t xml:space="preserve">      background-attachment: scroll;</w:t>
+            </w:r>
+          </w:p>
+          <w:p>
+            <w:pPr>
+              <w:spacing w:line="280" w:lineRule="auto"/>
+              <w:rPr>
+                <w:rFonts w:ascii="D2Coding" w:eastAsia="D2Coding" w:hAnsi="D2Coding"/>
+              </w:rPr>
+            </w:pPr>
+            <w:r>
+              <w:rPr>
+                <w:rFonts w:ascii="D2Coding" w:eastAsia="D2Coding" w:hAnsi="D2Coding" w:cs="Consolas"/>
+                <w:sz w:val="19"/>
+                <w:szCs w:val="19"/>
+              </w:rPr>
+              <w:t xml:space="preserve">   }</w:t>
+            </w:r>
+          </w:p>
+          <w:p>
+            <w:pPr>
+              <w:spacing w:line="280" w:lineRule="auto"/>
+              <w:rPr>
+                <w:rFonts w:ascii="D2Coding" w:eastAsia="D2Coding" w:hAnsi="D2Coding"/>
+              </w:rPr>
+            </w:pPr>
+            <w:r>
+              <w:rPr>
+                <w:rFonts w:ascii="D2Coding" w:eastAsia="D2Coding" w:hAnsi="D2Coding" w:cs="Consolas"/>
+                <w:sz w:val="19"/>
+                <w:szCs w:val="19"/>
+              </w:rPr>
+              <w:t>}</w:t>
+            </w:r>
+          </w:p>
+        </w:tc>
+      </w:tr>
+    </w:tbl>
+    <w:p>
+      <w:pPr>
+        <w:spacing w:after="80" w:line="360" w:lineRule="auto"/>
+        <w:rPr>
+          <w:rFonts w:ascii="D2Coding" w:eastAsia="D2Coding" w:hAnsi="D2Coding"/>
+        </w:rPr>
+      </w:pPr>
+    </w:p>
+    <w:p>
+      <w:pPr>
+        <w:spacing w:after="80" w:line="360" w:lineRule="auto"/>
+        <w:rPr>
+          <w:rFonts w:ascii="D2Coding" w:eastAsia="D2Coding" w:hAnsi="D2Coding"/>
+        </w:rPr>
+      </w:pPr>
+      <w:r>
+        <w:rPr>
+          <w:rFonts w:ascii="D2Coding" w:eastAsia="D2Coding" w:hAnsi="D2Coding" w:hint="eastAsia"/>
+        </w:rPr>
+        <w:t>640px 이하의 화면에서는 사이트 전체적으로 몇 가지 영역의 레이아웃이 바뀌도록 구현했습니다.</w:t>
+      </w:r>
+    </w:p>
+    <w:p>
+      <w:pPr>
+        <w:spacing w:after="80" w:line="360" w:lineRule="auto"/>
+        <w:rPr>
+          <w:rFonts w:ascii="D2Coding" w:eastAsia="D2Coding" w:hAnsi="D2Coding"/>
+        </w:rPr>
+      </w:pPr>
+    </w:p>
+    <w:p>
+      <w:pPr>
+        <w:pStyle w:val="a4"/>
+        <w:numPr>
+          <w:ilvl w:val="0"/>
+          <w:numId w:val="4"/>
+        </w:numPr>
+        <w:spacing w:after="80" w:line="360" w:lineRule="auto"/>
+        <w:rPr>
+          <w:rFonts w:ascii="D2Coding" w:eastAsia="D2Coding" w:hAnsi="D2Coding"/>
+        </w:rPr>
+      </w:pPr>
+      <w:r>
+        <w:rPr>
+          <w:rFonts w:ascii="D2Coding" w:eastAsia="D2Coding" w:hAnsi="D2Coding" w:hint="eastAsia"/>
+        </w:rPr>
+        <w:t xml:space="preserve"> </w:t>
+      </w:r>
+      <w:proofErr w:type="spellStart"/>
+      <w:r>
+        <w:rPr>
+          <w:rFonts w:ascii="D2Coding" w:eastAsia="D2Coding" w:hAnsi="D2Coding" w:hint="eastAsia"/>
+        </w:rPr>
+        <w:t>모달은</w:t>
+      </w:r>
+      <w:proofErr w:type="spellEnd"/>
+      <w:r>
+        <w:rPr>
+          <w:rFonts w:ascii="D2Coding" w:eastAsia="D2Coding" w:hAnsi="D2Coding" w:hint="eastAsia"/>
+        </w:rPr>
+        <w:t xml:space="preserve"> 가로에서 세로로 전환되어 이미지가 위, 텍스트가 아래로 구성되게 했습니다. 이때 </w:t>
+      </w:r>
+      <w:proofErr w:type="spellStart"/>
+      <w:r>
+        <w:rPr>
+          <w:rFonts w:ascii="D2Coding" w:eastAsia="D2Coding" w:hAnsi="D2Coding" w:hint="eastAsia"/>
+        </w:rPr>
+        <w:t>모달이</w:t>
+      </w:r>
+      <w:proofErr w:type="spellEnd"/>
+      <w:r>
+        <w:rPr>
+          <w:rFonts w:ascii="D2Coding" w:eastAsia="D2Coding" w:hAnsi="D2Coding" w:hint="eastAsia"/>
+        </w:rPr>
+        <w:t xml:space="preserve"> 항상 화면 중앙에 떠 있으면 좁은 화면에서는 텍스트를 읽기가 </w:t>
+      </w:r>
+      <w:proofErr w:type="gramStart"/>
+      <w:r>
+        <w:rPr>
+          <w:rFonts w:ascii="D2Coding" w:eastAsia="D2Coding" w:hAnsi="D2Coding" w:hint="eastAsia"/>
+        </w:rPr>
+        <w:t>불편해서 .</w:t>
+      </w:r>
+      <w:proofErr w:type="spellStart"/>
+      <w:r>
+        <w:rPr>
+          <w:rFonts w:ascii="D2Coding" w:eastAsia="D2Coding" w:hAnsi="D2Coding" w:hint="eastAsia"/>
+        </w:rPr>
+        <w:t>story</w:t>
+      </w:r>
+      <w:proofErr w:type="gramEnd"/>
+      <w:r>
+        <w:rPr>
+          <w:rFonts w:ascii="D2Coding" w:eastAsia="D2Coding" w:hAnsi="D2Coding" w:hint="eastAsia"/>
+        </w:rPr>
+        <w:t>-</w:t>
+      </w:r>
+      <w:proofErr w:type="gramStart"/>
+      <w:r>
+        <w:rPr>
+          <w:rFonts w:ascii="D2Coding" w:eastAsia="D2Coding" w:hAnsi="D2Coding" w:hint="eastAsia"/>
+        </w:rPr>
+        <w:t>modal:target</w:t>
+      </w:r>
+      <w:proofErr w:type="spellEnd"/>
+      <w:proofErr w:type="gramEnd"/>
+      <w:r>
+        <w:rPr>
+          <w:rFonts w:ascii="D2Coding" w:eastAsia="D2Coding" w:hAnsi="D2Coding" w:hint="eastAsia"/>
+        </w:rPr>
+        <w:t xml:space="preserve">에 justify-content: flex-start와 padding-top: 24px를 줘서 </w:t>
+      </w:r>
+      <w:proofErr w:type="spellStart"/>
+      <w:r>
+        <w:rPr>
+          <w:rFonts w:ascii="D2Coding" w:eastAsia="D2Coding" w:hAnsi="D2Coding" w:hint="eastAsia"/>
+        </w:rPr>
+        <w:t>모달이</w:t>
+      </w:r>
+      <w:proofErr w:type="spellEnd"/>
+      <w:r>
+        <w:rPr>
+          <w:rFonts w:ascii="D2Coding" w:eastAsia="D2Coding" w:hAnsi="D2Coding" w:hint="eastAsia"/>
+        </w:rPr>
+        <w:t xml:space="preserve"> 화면 상단부터 </w:t>
+      </w:r>
+      <w:proofErr w:type="gramStart"/>
+      <w:r>
+        <w:rPr>
+          <w:rFonts w:ascii="D2Coding" w:eastAsia="D2Coding" w:hAnsi="D2Coding" w:hint="eastAsia"/>
+        </w:rPr>
+        <w:t>보여지도록</w:t>
+      </w:r>
+      <w:proofErr w:type="gramEnd"/>
+      <w:r>
+        <w:rPr>
+          <w:rFonts w:ascii="D2Coding" w:eastAsia="D2Coding" w:hAnsi="D2Coding" w:hint="eastAsia"/>
+        </w:rPr>
+        <w:t xml:space="preserve"> </w:t>
+      </w:r>
+      <w:r>
+        <w:rPr>
+          <w:rFonts w:ascii="D2Coding" w:eastAsia="D2Coding" w:hAnsi="D2Coding" w:hint="eastAsia"/>
+        </w:rPr>
+        <w:lastRenderedPageBreak/>
+        <w:t xml:space="preserve">했습니다. </w:t>
+      </w:r>
+      <w:proofErr w:type="gramStart"/>
+      <w:r>
+        <w:rPr>
+          <w:rFonts w:ascii="D2Coding" w:eastAsia="D2Coding" w:hAnsi="D2Coding" w:hint="eastAsia"/>
+        </w:rPr>
+        <w:t>.modal</w:t>
+      </w:r>
+      <w:proofErr w:type="gramEnd"/>
+      <w:r>
+        <w:rPr>
+          <w:rFonts w:ascii="D2Coding" w:eastAsia="D2Coding" w:hAnsi="D2Coding" w:hint="eastAsia"/>
+        </w:rPr>
+        <w:t xml:space="preserve">-inner는 height: calc(100vh </w:t>
+      </w:r>
+      <w:r>
+        <w:rPr>
+          <w:rFonts w:ascii="D2Coding" w:eastAsia="D2Coding" w:hAnsi="D2Coding"/>
+        </w:rPr>
+        <w:t>–</w:t>
+      </w:r>
+      <w:r>
+        <w:rPr>
+          <w:rFonts w:ascii="D2Coding" w:eastAsia="D2Coding" w:hAnsi="D2Coding" w:hint="eastAsia"/>
+        </w:rPr>
+        <w:t xml:space="preserve"> 48px)로 거의 화면 전체 높이를 차지하게 </w:t>
+      </w:r>
+      <w:proofErr w:type="gramStart"/>
+      <w:r>
+        <w:rPr>
+          <w:rFonts w:ascii="D2Coding" w:eastAsia="D2Coding" w:hAnsi="D2Coding" w:hint="eastAsia"/>
+        </w:rPr>
+        <w:t>만들어</w:t>
+      </w:r>
+      <w:proofErr w:type="gramEnd"/>
+      <w:r>
+        <w:rPr>
+          <w:rFonts w:ascii="D2Coding" w:eastAsia="D2Coding" w:hAnsi="D2Coding" w:hint="eastAsia"/>
+        </w:rPr>
+        <w:t xml:space="preserve"> 텍스트가 길어져도 스크롤을 한 화면 안에서 자연스럽게 할 수 있도록 했습니다.</w:t>
+      </w:r>
+    </w:p>
+    <w:p>
+      <w:pPr>
+        <w:pStyle w:val="a4"/>
+        <w:numPr>
+          <w:ilvl w:val="0"/>
+          <w:numId w:val="4"/>
+        </w:numPr>
+        <w:spacing w:after="80" w:line="360" w:lineRule="auto"/>
+        <w:rPr>
+          <w:rFonts w:ascii="D2Coding" w:eastAsia="D2Coding" w:hAnsi="D2Coding"/>
+        </w:rPr>
+      </w:pPr>
+      <w:r>
+        <w:rPr>
+          <w:rFonts w:ascii="D2Coding" w:eastAsia="D2Coding" w:hAnsi="D2Coding" w:hint="eastAsia"/>
+        </w:rPr>
+        <w:t xml:space="preserve"> 이미지 영역은 상단에 width: 100%; height: 180px로 깔리는 헤더 이미지 형태가 되고 텍스트 영역은 flex: 1 1 auto와 min-height: 0으로 남은 공간을 전부 차지하면서 그 안에서 overflow-y: auto로 스크롤 되도록 했습니다.</w:t>
+      </w:r>
+    </w:p>
+    <w:p>
+      <w:pPr>
+        <w:pStyle w:val="a4"/>
+        <w:numPr>
+          <w:ilvl w:val="0"/>
+          <w:numId w:val="4"/>
+        </w:numPr>
+        <w:spacing w:after="80" w:line="360" w:lineRule="auto"/>
+        <w:rPr>
+          <w:rFonts w:ascii="D2Coding" w:eastAsia="D2Coding" w:hAnsi="D2Coding"/>
+        </w:rPr>
+      </w:pPr>
+      <w:r>
+        <w:rPr>
+          <w:rFonts w:ascii="D2Coding" w:eastAsia="D2Coding" w:hAnsi="D2Coding" w:hint="eastAsia"/>
+        </w:rPr>
+        <w:t xml:space="preserve">갤러리 그리드는 데스크톱의 3열 모바일에서는 1열로 전환해서 한 카드씩 </w:t>
+      </w:r>
+      <w:proofErr w:type="spellStart"/>
+      <w:r>
+        <w:rPr>
+          <w:rFonts w:ascii="D2Coding" w:eastAsia="D2Coding" w:hAnsi="D2Coding" w:hint="eastAsia"/>
+        </w:rPr>
+        <w:t>보이게하여</w:t>
+      </w:r>
+      <w:proofErr w:type="spellEnd"/>
+      <w:r>
+        <w:rPr>
+          <w:rFonts w:ascii="D2Coding" w:eastAsia="D2Coding" w:hAnsi="D2Coding" w:hint="eastAsia"/>
+        </w:rPr>
+        <w:t xml:space="preserve"> 데스크톱 환경과 모바일 환경의 괴리감을 줄이려 했습니다.</w:t>
+      </w:r>
+    </w:p>
+    <w:p>
+      <w:pPr>
+        <w:pStyle w:val="a4"/>
+        <w:numPr>
+          <w:ilvl w:val="0"/>
+          <w:numId w:val="4"/>
+        </w:numPr>
+        <w:spacing w:after="80" w:line="360" w:lineRule="auto"/>
+        <w:rPr>
+          <w:rFonts w:ascii="D2Coding" w:eastAsia="D2Coding" w:hAnsi="D2Coding"/>
+        </w:rPr>
+      </w:pPr>
+      <w:r>
+        <w:rPr>
+          <w:rFonts w:ascii="D2Coding" w:eastAsia="D2Coding" w:hAnsi="D2Coding" w:hint="eastAsia"/>
+        </w:rPr>
+        <w:t xml:space="preserve">데스크톱에서는 갤러리에 마우스를 올리면 다른 카드들이 흐려지는 효과를 넣었지만 모바일 환경에서는 hover가 사실상 작동하지 않거나 이상하게 남아있는 경우가 </w:t>
+      </w:r>
+      <w:proofErr w:type="gramStart"/>
+      <w:r>
+        <w:rPr>
+          <w:rFonts w:ascii="D2Coding" w:eastAsia="D2Coding" w:hAnsi="D2Coding" w:hint="eastAsia"/>
+        </w:rPr>
+        <w:t>있어 .</w:t>
+      </w:r>
+      <w:proofErr w:type="spellStart"/>
+      <w:r>
+        <w:rPr>
+          <w:rFonts w:ascii="D2Coding" w:eastAsia="D2Coding" w:hAnsi="D2Coding" w:hint="eastAsia"/>
+        </w:rPr>
+        <w:t>gallery</w:t>
+      </w:r>
+      <w:proofErr w:type="gramEnd"/>
+      <w:r>
+        <w:rPr>
+          <w:rFonts w:ascii="D2Coding" w:eastAsia="D2Coding" w:hAnsi="D2Coding" w:hint="eastAsia"/>
+        </w:rPr>
+        <w:t>-</w:t>
+      </w:r>
+      <w:proofErr w:type="gramStart"/>
+      <w:r>
+        <w:rPr>
+          <w:rFonts w:ascii="D2Coding" w:eastAsia="D2Coding" w:hAnsi="D2Coding" w:hint="eastAsia"/>
+        </w:rPr>
+        <w:t>grid:hover</w:t>
+      </w:r>
+      <w:proofErr w:type="spellEnd"/>
+      <w:r>
+        <w:rPr>
+          <w:rFonts w:ascii="D2Coding" w:eastAsia="D2Coding" w:hAnsi="D2Coding" w:hint="eastAsia"/>
+        </w:rPr>
+        <w:t xml:space="preserve"> .gallery</w:t>
+      </w:r>
+      <w:proofErr w:type="gramEnd"/>
+      <w:r>
+        <w:rPr>
+          <w:rFonts w:ascii="D2Coding" w:eastAsia="D2Coding" w:hAnsi="D2Coding" w:hint="eastAsia"/>
+        </w:rPr>
+        <w:t>-item에 opacity: 1과 filter: none을 다시 줘서 모바일에서는 이 효과가 일어나지 않도록 비활성화 했습니다.</w:t>
+      </w:r>
+    </w:p>
+    <w:p>
+      <w:pPr>
+        <w:spacing w:after="80" w:line="360" w:lineRule="auto"/>
+        <w:rPr>
+          <w:rFonts w:ascii="D2Coding" w:eastAsia="D2Coding" w:hAnsi="D2Coding"/>
+        </w:rPr>
+      </w:pPr>
+    </w:p>
+    <w:p>
+      <w:pPr>
+        <w:pStyle w:val="1"/>
+        <w:rPr>
+          <w:rFonts w:ascii="D2Coding" w:eastAsia="D2Coding" w:hAnsi="D2Coding"/>
+        </w:rPr>
+      </w:pPr>
+      <w:r>
+        <w:rPr>
+          <w:rFonts w:ascii="D2Coding" w:eastAsia="D2Coding" w:hAnsi="D2Coding"/>
+        </w:rPr>
+        <w:t>4. 주요 기능 코드 분석 (Snippet &amp; Analysis)</w:t>
+      </w:r>
+    </w:p>
+    <w:p>
+      <w:pPr>
+        <w:spacing w:after="80" w:line="360" w:lineRule="auto"/>
+        <w:rPr>
+          <w:rFonts w:ascii="D2Coding" w:eastAsia="D2Coding" w:hAnsi="D2Coding" w:hint="eastAsia"/>
+        </w:rPr>
+      </w:pPr>
+      <w:r>
+        <w:rPr>
+          <w:rFonts w:ascii="D2Coding" w:eastAsia="D2Coding" w:hAnsi="D2Coding" w:hint="eastAsia"/>
+        </w:rPr>
+        <w:t xml:space="preserve">이번 과제 내에서 </w:t>
+      </w:r>
+      <w:r>
+        <w:rPr>
+          <w:rFonts w:ascii="D2Coding" w:eastAsia="D2Coding" w:hAnsi="D2Coding" w:hint="eastAsia"/>
+        </w:rPr>
+        <w:t xml:space="preserve">가장 공들인 코드 세 곳과 각 라인이 하는 역할에 대한 </w:t>
+      </w:r>
+      <w:proofErr w:type="spellStart"/>
+      <w:r>
+        <w:rPr>
+          <w:rFonts w:ascii="D2Coding" w:eastAsia="D2Coding" w:hAnsi="D2Coding" w:hint="eastAsia"/>
+        </w:rPr>
+        <w:t>설명글입니다</w:t>
+      </w:r>
+      <w:proofErr w:type="spellEnd"/>
+      <w:r>
+        <w:rPr>
+          <w:rFonts w:ascii="D2Coding" w:eastAsia="D2Coding" w:hAnsi="D2Coding" w:hint="eastAsia"/>
+        </w:rPr>
+        <w:t>.</w:t>
+      </w:r>
+    </w:p>
+    <w:p>
+      <w:pPr>
+        <w:pStyle w:val="2"/>
+        <w:rPr>
+          <w:rFonts w:ascii="D2Coding" w:eastAsia="D2Coding" w:hAnsi="D2Coding"/>
+        </w:rPr>
+      </w:pPr>
+      <w:proofErr w:type="gramStart"/>
+      <w:r>
+        <w:rPr>
+          <w:rFonts w:ascii="D2Coding" w:eastAsia="D2Coding" w:hAnsi="D2Coding"/>
+        </w:rPr>
+        <w:t>4.1 :target</w:t>
+      </w:r>
+      <w:proofErr w:type="gramEnd"/>
+      <w:r>
+        <w:rPr>
+          <w:rFonts w:ascii="D2Coding" w:eastAsia="D2Coding" w:hAnsi="D2Coding"/>
+        </w:rPr>
+        <w:t xml:space="preserve"> 기반 라우팅 + </w:t>
+      </w:r>
+      <w:proofErr w:type="spellStart"/>
+      <w:proofErr w:type="gramStart"/>
+      <w:r>
+        <w:rPr>
+          <w:rFonts w:ascii="D2Coding" w:eastAsia="D2Coding" w:hAnsi="D2Coding"/>
+        </w:rPr>
+        <w:t>body:has</w:t>
+      </w:r>
+      <w:proofErr w:type="spellEnd"/>
+      <w:proofErr w:type="gramEnd"/>
+      <w:r>
+        <w:rPr>
+          <w:rFonts w:ascii="D2Coding" w:eastAsia="D2Coding" w:hAnsi="D2Coding"/>
+        </w:rPr>
+        <w:t>() 상태 분기</w:t>
+      </w:r>
+    </w:p>
+    <w:tbl>
+      <w:tblPr>
+        <w:tblW w:w="9360" w:type="dxa"/>
+        <w:tblBorders>
+          <w:top w:val="single" w:sz="4" w:space="0" w:color="auto"/>
+          <w:left w:val="single" w:sz="4" w:space="0" w:color="auto"/>
+          <w:bottom w:val="single" w:sz="4" w:space="0" w:color="auto"/>
+          <w:right w:val="single" w:sz="4" w:space="0" w:color="auto"/>
+          <w:insideH w:val="single" w:sz="4" w:space="0" w:color="auto"/>
+          <w:insideV w:val="single" w:sz="4" w:space="0" w:color="auto"/>
+        </w:tblBorders>
+        <w:tblCellMar>
+          <w:left w:w="10" w:type="dxa"/>
+          <w:right w:w="10" w:type="dxa"/>
+        </w:tblCellMar>
+        <w:tblLook w:val="0000" w:firstRow="0" w:lastRow="0" w:firstColumn="0" w:lastColumn="0" w:noHBand="0" w:noVBand="0"/>
+      </w:tblPr>
+      <w:tblGrid>
+        <w:gridCol w:w="9360"/>
+      </w:tblGrid>
+      <w:tr>
+        <w:tc>
+          <w:tcPr>
+            <w:tcW w:w="9360" w:type="dxa"/>
+            <w:tcBorders>
+              <w:top w:val="single" w:sz="4" w:space="0" w:color="BBBBBB"/>
+              <w:left w:val="single" w:sz="4" w:space="0" w:color="BBBBBB"/>
+              <w:bottom w:val="single" w:sz="4" w:space="0" w:color="BBBBBB"/>
+              <w:right w:val="single" w:sz="4" w:space="0" w:color="BBBBBB"/>
+            </w:tcBorders>
+            <w:shd w:val="clear" w:color="auto" w:fill="F4F4F4"/>
+            <w:tcMar>
+              <w:top w:w="120" w:type="dxa"/>
+              <w:left w:w="160" w:type="dxa"/>
+              <w:bottom w:w="120" w:type="dxa"/>
+              <w:right w:w="160" w:type="dxa"/>
+            </w:tcMar>
+          </w:tcPr>
+          <w:p>
+            <w:pPr>
+              <w:spacing w:line="280" w:lineRule="auto"/>
+              <w:rPr>
+                <w:rFonts w:ascii="D2Coding" w:eastAsia="D2Coding" w:hAnsi="D2Coding"/>
+              </w:rPr>
+            </w:pPr>
+            <w:r>
+              <w:rPr>
+                <w:rFonts w:ascii="D2Coding" w:eastAsia="D2Coding" w:hAnsi="D2Coding" w:cs="Consolas"/>
+                <w:sz w:val="19"/>
+                <w:szCs w:val="19"/>
+              </w:rPr>
+              <w:t>#</w:t>
+            </w:r>
+            <w:proofErr w:type="gramStart"/>
+            <w:r>
+              <w:rPr>
+                <w:rFonts w:ascii="D2Coding" w:eastAsia="D2Coding" w:hAnsi="D2Coding" w:cs="Consolas"/>
+                <w:sz w:val="19"/>
+                <w:szCs w:val="19"/>
+              </w:rPr>
+              <w:t>gallery:target</w:t>
+            </w:r>
+            <w:proofErr w:type="gramEnd"/>
+            <w:r>
+              <w:rPr>
+                <w:rFonts w:ascii="D2Coding" w:eastAsia="D2Coding" w:hAnsi="D2Coding" w:cs="Consolas"/>
+                <w:sz w:val="19"/>
+                <w:szCs w:val="19"/>
+              </w:rPr>
+              <w:t>,</w:t>
+            </w:r>
+          </w:p>
+          <w:p>
+            <w:pPr>
+              <w:spacing w:line="280" w:lineRule="auto"/>
+              <w:rPr>
+                <w:rFonts w:ascii="D2Coding" w:eastAsia="D2Coding" w:hAnsi="D2Coding"/>
+              </w:rPr>
+            </w:pPr>
+            <w:proofErr w:type="spellStart"/>
+            <w:proofErr w:type="gramStart"/>
+            <w:r>
+              <w:rPr>
+                <w:rFonts w:ascii="D2Coding" w:eastAsia="D2Coding" w:hAnsi="D2Coding" w:cs="Consolas"/>
+                <w:sz w:val="19"/>
+                <w:szCs w:val="19"/>
+              </w:rPr>
+              <w:t>body:has</w:t>
+            </w:r>
+            <w:proofErr w:type="spellEnd"/>
+            <w:r>
+              <w:rPr>
+                <w:rFonts w:ascii="D2Coding" w:eastAsia="D2Coding" w:hAnsi="D2Coding" w:cs="Consolas"/>
+                <w:sz w:val="19"/>
+                <w:szCs w:val="19"/>
+              </w:rPr>
+              <w:t>(.</w:t>
+            </w:r>
+            <w:proofErr w:type="spellStart"/>
+            <w:r>
+              <w:rPr>
+                <w:rFonts w:ascii="D2Coding" w:eastAsia="D2Coding" w:hAnsi="D2Coding" w:cs="Consolas"/>
+                <w:sz w:val="19"/>
+                <w:szCs w:val="19"/>
+              </w:rPr>
+              <w:t>story</w:t>
+            </w:r>
+            <w:proofErr w:type="gramEnd"/>
+            <w:r>
+              <w:rPr>
+                <w:rFonts w:ascii="D2Coding" w:eastAsia="D2Coding" w:hAnsi="D2Coding" w:cs="Consolas"/>
+                <w:sz w:val="19"/>
+                <w:szCs w:val="19"/>
+              </w:rPr>
+              <w:t>-</w:t>
+            </w:r>
+            <w:proofErr w:type="gramStart"/>
+            <w:r>
+              <w:rPr>
+                <w:rFonts w:ascii="D2Coding" w:eastAsia="D2Coding" w:hAnsi="D2Coding" w:cs="Consolas"/>
+                <w:sz w:val="19"/>
+                <w:szCs w:val="19"/>
+              </w:rPr>
+              <w:t>modal:target</w:t>
+            </w:r>
+            <w:proofErr w:type="spellEnd"/>
+            <w:proofErr w:type="gramEnd"/>
+            <w:r>
+              <w:rPr>
+                <w:rFonts w:ascii="D2Coding" w:eastAsia="D2Coding" w:hAnsi="D2Coding" w:cs="Consolas"/>
+                <w:sz w:val="19"/>
+                <w:szCs w:val="19"/>
+              </w:rPr>
+              <w:t>) #gallery {</w:t>
+            </w:r>
+          </w:p>
+          <w:p>
+            <w:pPr>
+              <w:spacing w:line="280" w:lineRule="auto"/>
+              <w:rPr>
+                <w:rFonts w:ascii="D2Coding" w:eastAsia="D2Coding" w:hAnsi="D2Coding"/>
+              </w:rPr>
+            </w:pPr>
+            <w:r>
+              <w:rPr>
+                <w:rFonts w:ascii="D2Coding" w:eastAsia="D2Coding" w:hAnsi="D2Coding" w:cs="Consolas"/>
+                <w:sz w:val="19"/>
+                <w:szCs w:val="19"/>
+              </w:rPr>
+              <w:t xml:space="preserve">   visibility: visible;</w:t>
+            </w:r>
+          </w:p>
+          <w:p>
+            <w:pPr>
+              <w:spacing w:line="280" w:lineRule="auto"/>
+              <w:rPr>
+                <w:rFonts w:ascii="D2Coding" w:eastAsia="D2Coding" w:hAnsi="D2Coding"/>
+              </w:rPr>
+            </w:pPr>
+            <w:r>
+              <w:rPr>
+                <w:rFonts w:ascii="D2Coding" w:eastAsia="D2Coding" w:hAnsi="D2Coding" w:cs="Consolas"/>
+                <w:sz w:val="19"/>
+                <w:szCs w:val="19"/>
+              </w:rPr>
+              <w:t xml:space="preserve">   opacity: 1;</w:t>
+            </w:r>
+          </w:p>
+          <w:p>
+            <w:pPr>
+              <w:spacing w:line="280" w:lineRule="auto"/>
+              <w:rPr>
+                <w:rFonts w:ascii="D2Coding" w:eastAsia="D2Coding" w:hAnsi="D2Coding"/>
+              </w:rPr>
+            </w:pPr>
+            <w:r>
+              <w:rPr>
+                <w:rFonts w:ascii="D2Coding" w:eastAsia="D2Coding" w:hAnsi="D2Coding" w:cs="Consolas"/>
+                <w:sz w:val="19"/>
+                <w:szCs w:val="19"/>
+              </w:rPr>
+              <w:t xml:space="preserve">   position: fixed;</w:t>
+            </w:r>
+          </w:p>
+          <w:p>
+            <w:pPr>
+              <w:spacing w:line="280" w:lineRule="auto"/>
+              <w:rPr>
+                <w:rFonts w:ascii="D2Coding" w:eastAsia="D2Coding" w:hAnsi="D2Coding"/>
+              </w:rPr>
+            </w:pPr>
+            <w:r>
+              <w:rPr>
+                <w:rFonts w:ascii="D2Coding" w:eastAsia="D2Coding" w:hAnsi="D2Coding" w:cs="Consolas"/>
+                <w:sz w:val="19"/>
+                <w:szCs w:val="19"/>
+              </w:rPr>
+              <w:t xml:space="preserve">   </w:t>
+            </w:r>
+            <w:proofErr w:type="gramStart"/>
+            <w:r>
+              <w:rPr>
+                <w:rFonts w:ascii="D2Coding" w:eastAsia="D2Coding" w:hAnsi="D2Coding" w:cs="Consolas"/>
+                <w:sz w:val="19"/>
+                <w:szCs w:val="19"/>
+              </w:rPr>
+              <w:t>inset</w:t>
+            </w:r>
+            <w:proofErr w:type="gramEnd"/>
+            <w:r>
+              <w:rPr>
+                <w:rFonts w:ascii="D2Coding" w:eastAsia="D2Coding" w:hAnsi="D2Coding" w:cs="Consolas"/>
+                <w:sz w:val="19"/>
+                <w:szCs w:val="19"/>
+              </w:rPr>
+              <w:t>: 0;</w:t>
+            </w:r>
+          </w:p>
+          <w:p>
+            <w:pPr>
+              <w:spacing w:line="280" w:lineRule="auto"/>
+              <w:rPr>
+                <w:rFonts w:ascii="D2Coding" w:eastAsia="D2Coding" w:hAnsi="D2Coding"/>
+              </w:rPr>
+            </w:pPr>
+            <w:r>
+              <w:rPr>
+                <w:rFonts w:ascii="D2Coding" w:eastAsia="D2Coding" w:hAnsi="D2Coding" w:cs="Consolas"/>
+                <w:sz w:val="19"/>
+                <w:szCs w:val="19"/>
+              </w:rPr>
+              <w:t xml:space="preserve">   z-index: 9999;</w:t>
+            </w:r>
+          </w:p>
+          <w:p>
+            <w:pPr>
+              <w:spacing w:line="280" w:lineRule="auto"/>
+              <w:rPr>
+                <w:rFonts w:ascii="D2Coding" w:eastAsia="D2Coding" w:hAnsi="D2Coding"/>
+              </w:rPr>
+            </w:pPr>
+            <w:r>
+              <w:rPr>
+                <w:rFonts w:ascii="D2Coding" w:eastAsia="D2Coding" w:hAnsi="D2Coding" w:cs="Consolas"/>
+                <w:sz w:val="19"/>
+                <w:szCs w:val="19"/>
+              </w:rPr>
+              <w:t xml:space="preserve">   overflow: auto;</w:t>
+            </w:r>
+          </w:p>
+          <w:p>
+            <w:pPr>
+              <w:spacing w:line="280" w:lineRule="auto"/>
+              <w:rPr>
+                <w:rFonts w:ascii="D2Coding" w:eastAsia="D2Coding" w:hAnsi="D2Coding"/>
+              </w:rPr>
+            </w:pPr>
+            <w:r>
+              <w:rPr>
+                <w:rFonts w:ascii="D2Coding" w:eastAsia="D2Coding" w:hAnsi="D2Coding" w:cs="Consolas"/>
+                <w:sz w:val="19"/>
+                <w:szCs w:val="19"/>
+              </w:rPr>
+              <w:t xml:space="preserve">   padding: 24px 32px </w:t>
+            </w:r>
+            <w:proofErr w:type="spellStart"/>
+            <w:r>
+              <w:rPr>
+                <w:rFonts w:ascii="D2Coding" w:eastAsia="D2Coding" w:hAnsi="D2Coding" w:cs="Consolas"/>
+                <w:sz w:val="19"/>
+                <w:szCs w:val="19"/>
+              </w:rPr>
+              <w:t>32px</w:t>
+            </w:r>
+            <w:proofErr w:type="spellEnd"/>
+            <w:r>
+              <w:rPr>
+                <w:rFonts w:ascii="D2Coding" w:eastAsia="D2Coding" w:hAnsi="D2Coding" w:cs="Consolas"/>
+                <w:sz w:val="19"/>
+                <w:szCs w:val="19"/>
+              </w:rPr>
+              <w:t>;</w:t>
+            </w:r>
+          </w:p>
+          <w:p>
+            <w:pPr>
+              <w:spacing w:line="280" w:lineRule="auto"/>
+              <w:rPr>
+                <w:rFonts w:ascii="D2Coding" w:eastAsia="D2Coding" w:hAnsi="D2Coding"/>
+              </w:rPr>
+            </w:pPr>
+            <w:r>
+              <w:rPr>
+                <w:rFonts w:ascii="D2Coding" w:eastAsia="D2Coding" w:hAnsi="D2Coding" w:cs="Consolas"/>
+                <w:sz w:val="19"/>
+                <w:szCs w:val="19"/>
+              </w:rPr>
+              <w:lastRenderedPageBreak/>
+              <w:t xml:space="preserve">   background-color: </w:t>
+            </w:r>
+            <w:proofErr w:type="gramStart"/>
+            <w:r>
+              <w:rPr>
+                <w:rFonts w:ascii="D2Coding" w:eastAsia="D2Coding" w:hAnsi="D2Coding" w:cs="Consolas"/>
+                <w:sz w:val="19"/>
+                <w:szCs w:val="19"/>
+              </w:rPr>
+              <w:t>var(</w:t>
+            </w:r>
+            <w:proofErr w:type="gramEnd"/>
+            <w:r>
+              <w:rPr>
+                <w:rFonts w:ascii="D2Coding" w:eastAsia="D2Coding" w:hAnsi="D2Coding" w:cs="Consolas"/>
+                <w:sz w:val="19"/>
+                <w:szCs w:val="19"/>
+              </w:rPr>
+              <w:t>--</w:t>
+            </w:r>
+            <w:proofErr w:type="spellStart"/>
+            <w:r>
+              <w:rPr>
+                <w:rFonts w:ascii="D2Coding" w:eastAsia="D2Coding" w:hAnsi="D2Coding" w:cs="Consolas"/>
+                <w:sz w:val="19"/>
+                <w:szCs w:val="19"/>
+              </w:rPr>
+              <w:t>bg</w:t>
+            </w:r>
+            <w:proofErr w:type="spellEnd"/>
+            <w:r>
+              <w:rPr>
+                <w:rFonts w:ascii="D2Coding" w:eastAsia="D2Coding" w:hAnsi="D2Coding" w:cs="Consolas"/>
+                <w:sz w:val="19"/>
+                <w:szCs w:val="19"/>
+              </w:rPr>
+              <w:t>-main);</w:t>
+            </w:r>
+          </w:p>
+          <w:p>
+            <w:pPr>
+              <w:spacing w:line="280" w:lineRule="auto"/>
+              <w:rPr>
+                <w:rFonts w:ascii="D2Coding" w:eastAsia="D2Coding" w:hAnsi="D2Coding"/>
+              </w:rPr>
+            </w:pPr>
+            <w:r>
+              <w:rPr>
+                <w:rFonts w:ascii="D2Coding" w:eastAsia="D2Coding" w:hAnsi="D2Coding" w:cs="Consolas"/>
+                <w:sz w:val="19"/>
+                <w:szCs w:val="19"/>
+              </w:rPr>
+              <w:t xml:space="preserve">   color: </w:t>
+            </w:r>
+            <w:proofErr w:type="gramStart"/>
+            <w:r>
+              <w:rPr>
+                <w:rFonts w:ascii="D2Coding" w:eastAsia="D2Coding" w:hAnsi="D2Coding" w:cs="Consolas"/>
+                <w:sz w:val="19"/>
+                <w:szCs w:val="19"/>
+              </w:rPr>
+              <w:t>var(</w:t>
+            </w:r>
+            <w:proofErr w:type="gramEnd"/>
+            <w:r>
+              <w:rPr>
+                <w:rFonts w:ascii="D2Coding" w:eastAsia="D2Coding" w:hAnsi="D2Coding" w:cs="Consolas"/>
+                <w:sz w:val="19"/>
+                <w:szCs w:val="19"/>
+              </w:rPr>
+              <w:t>--text);</w:t>
+            </w:r>
+          </w:p>
+          <w:p>
+            <w:pPr>
+              <w:spacing w:line="280" w:lineRule="auto"/>
+              <w:rPr>
+                <w:rFonts w:ascii="D2Coding" w:eastAsia="D2Coding" w:hAnsi="D2Coding"/>
+              </w:rPr>
+            </w:pPr>
+            <w:r>
+              <w:rPr>
+                <w:rFonts w:ascii="D2Coding" w:eastAsia="D2Coding" w:hAnsi="D2Coding" w:cs="Consolas"/>
+                <w:sz w:val="19"/>
+                <w:szCs w:val="19"/>
+              </w:rPr>
+              <w:t xml:space="preserve">   box-sizing: border-box;</w:t>
+            </w:r>
+          </w:p>
+          <w:p>
+            <w:pPr>
+              <w:spacing w:line="280" w:lineRule="auto"/>
+              <w:rPr>
+                <w:rFonts w:ascii="D2Coding" w:eastAsia="D2Coding" w:hAnsi="D2Coding"/>
+              </w:rPr>
+            </w:pPr>
+            <w:r>
+              <w:rPr>
+                <w:rFonts w:ascii="D2Coding" w:eastAsia="D2Coding" w:hAnsi="D2Coding" w:cs="Consolas"/>
+                <w:sz w:val="19"/>
+                <w:szCs w:val="19"/>
+              </w:rPr>
+              <w:t>}</w:t>
+            </w:r>
+          </w:p>
+          <w:p>
+            <w:pPr>
+              <w:spacing w:line="280" w:lineRule="auto"/>
+              <w:rPr>
+                <w:rFonts w:ascii="D2Coding" w:eastAsia="D2Coding" w:hAnsi="D2Coding"/>
+              </w:rPr>
+            </w:pPr>
+            <w:r>
+              <w:rPr>
+                <w:rFonts w:ascii="D2Coding" w:eastAsia="D2Coding" w:hAnsi="D2Coding" w:cs="Consolas"/>
+                <w:sz w:val="19"/>
+                <w:szCs w:val="19"/>
+              </w:rPr>
+              <w:t xml:space="preserve"> </w:t>
+            </w:r>
+          </w:p>
+          <w:p>
+            <w:pPr>
+              <w:spacing w:line="280" w:lineRule="auto"/>
+              <w:rPr>
+                <w:rFonts w:ascii="D2Coding" w:eastAsia="D2Coding" w:hAnsi="D2Coding"/>
+              </w:rPr>
+            </w:pPr>
+            <w:proofErr w:type="spellStart"/>
+            <w:proofErr w:type="gramStart"/>
+            <w:r>
+              <w:rPr>
+                <w:rFonts w:ascii="D2Coding" w:eastAsia="D2Coding" w:hAnsi="D2Coding" w:cs="Consolas"/>
+                <w:sz w:val="19"/>
+                <w:szCs w:val="19"/>
+              </w:rPr>
+              <w:t>body:has</w:t>
+            </w:r>
+            <w:proofErr w:type="spellEnd"/>
+            <w:proofErr w:type="gramEnd"/>
+            <w:r>
+              <w:rPr>
+                <w:rFonts w:ascii="D2Coding" w:eastAsia="D2Coding" w:hAnsi="D2Coding" w:cs="Consolas"/>
+                <w:sz w:val="19"/>
+                <w:szCs w:val="19"/>
+              </w:rPr>
+              <w:t>(#</w:t>
+            </w:r>
+            <w:proofErr w:type="gramStart"/>
+            <w:r>
+              <w:rPr>
+                <w:rFonts w:ascii="D2Coding" w:eastAsia="D2Coding" w:hAnsi="D2Coding" w:cs="Consolas"/>
+                <w:sz w:val="19"/>
+                <w:szCs w:val="19"/>
+              </w:rPr>
+              <w:t>gallery:target, .</w:t>
+            </w:r>
+            <w:proofErr w:type="spellStart"/>
+            <w:r>
+              <w:rPr>
+                <w:rFonts w:ascii="D2Coding" w:eastAsia="D2Coding" w:hAnsi="D2Coding" w:cs="Consolas"/>
+                <w:sz w:val="19"/>
+                <w:szCs w:val="19"/>
+              </w:rPr>
+              <w:t>story</w:t>
+            </w:r>
+            <w:proofErr w:type="gramEnd"/>
+            <w:r>
+              <w:rPr>
+                <w:rFonts w:ascii="D2Coding" w:eastAsia="D2Coding" w:hAnsi="D2Coding" w:cs="Consolas"/>
+                <w:sz w:val="19"/>
+                <w:szCs w:val="19"/>
+              </w:rPr>
+              <w:t>-</w:t>
+            </w:r>
+            <w:proofErr w:type="gramStart"/>
+            <w:r>
+              <w:rPr>
+                <w:rFonts w:ascii="D2Coding" w:eastAsia="D2Coding" w:hAnsi="D2Coding" w:cs="Consolas"/>
+                <w:sz w:val="19"/>
+                <w:szCs w:val="19"/>
+              </w:rPr>
+              <w:t>modal:target</w:t>
+            </w:r>
+            <w:proofErr w:type="spellEnd"/>
+            <w:r>
+              <w:rPr>
+                <w:rFonts w:ascii="D2Coding" w:eastAsia="D2Coding" w:hAnsi="D2Coding" w:cs="Consolas"/>
+                <w:sz w:val="19"/>
+                <w:szCs w:val="19"/>
+              </w:rPr>
+              <w:t>, .</w:t>
+            </w:r>
+            <w:proofErr w:type="spellStart"/>
+            <w:r>
+              <w:rPr>
+                <w:rFonts w:ascii="D2Coding" w:eastAsia="D2Coding" w:hAnsi="D2Coding" w:cs="Consolas"/>
+                <w:sz w:val="19"/>
+                <w:szCs w:val="19"/>
+              </w:rPr>
+              <w:t>char</w:t>
+            </w:r>
+            <w:proofErr w:type="gramEnd"/>
+            <w:r>
+              <w:rPr>
+                <w:rFonts w:ascii="D2Coding" w:eastAsia="D2Coding" w:hAnsi="D2Coding" w:cs="Consolas"/>
+                <w:sz w:val="19"/>
+                <w:szCs w:val="19"/>
+              </w:rPr>
+              <w:t>-</w:t>
+            </w:r>
+            <w:proofErr w:type="gramStart"/>
+            <w:r>
+              <w:rPr>
+                <w:rFonts w:ascii="D2Coding" w:eastAsia="D2Coding" w:hAnsi="D2Coding" w:cs="Consolas"/>
+                <w:sz w:val="19"/>
+                <w:szCs w:val="19"/>
+              </w:rPr>
+              <w:t>section:target</w:t>
+            </w:r>
+            <w:proofErr w:type="spellEnd"/>
+            <w:proofErr w:type="gramEnd"/>
+            <w:r>
+              <w:rPr>
+                <w:rFonts w:ascii="D2Coding" w:eastAsia="D2Coding" w:hAnsi="D2Coding" w:cs="Consolas"/>
+                <w:sz w:val="19"/>
+                <w:szCs w:val="19"/>
+              </w:rPr>
+              <w:t>) #intro {</w:t>
+            </w:r>
+          </w:p>
+          <w:p>
+            <w:pPr>
+              <w:spacing w:line="280" w:lineRule="auto"/>
+              <w:rPr>
+                <w:rFonts w:ascii="D2Coding" w:eastAsia="D2Coding" w:hAnsi="D2Coding"/>
+              </w:rPr>
+            </w:pPr>
+            <w:r>
+              <w:rPr>
+                <w:rFonts w:ascii="D2Coding" w:eastAsia="D2Coding" w:hAnsi="D2Coding" w:cs="Consolas"/>
+                <w:sz w:val="19"/>
+                <w:szCs w:val="19"/>
+              </w:rPr>
+              <w:t xml:space="preserve">   display: none;</w:t>
+            </w:r>
+          </w:p>
+          <w:p>
+            <w:pPr>
+              <w:spacing w:line="280" w:lineRule="auto"/>
+              <w:rPr>
+                <w:rFonts w:ascii="D2Coding" w:eastAsia="D2Coding" w:hAnsi="D2Coding"/>
+              </w:rPr>
+            </w:pPr>
+            <w:r>
+              <w:rPr>
+                <w:rFonts w:ascii="D2Coding" w:eastAsia="D2Coding" w:hAnsi="D2Coding" w:cs="Consolas"/>
+                <w:sz w:val="19"/>
+                <w:szCs w:val="19"/>
+              </w:rPr>
+              <w:t>}</w:t>
+            </w:r>
+          </w:p>
+        </w:tc>
+      </w:tr>
+    </w:tbl>
+    <w:p>
+      <w:pPr>
+        <w:spacing w:after="80" w:line="360" w:lineRule="auto"/>
+        <w:rPr>
+          <w:rFonts w:hint="eastAsia"/>
+        </w:rPr>
+      </w:pPr>
+    </w:p>
+    <w:p>
+      <w:pPr>
+        <w:spacing w:after="80" w:line="360" w:lineRule="auto"/>
+        <w:rPr>
+          <w:rFonts w:ascii="D2Coding" w:eastAsia="D2Coding" w:hAnsi="D2Coding"/>
+        </w:rPr>
+      </w:pPr>
+      <w:r>
+        <w:rPr>
+          <w:rFonts w:ascii="D2Coding" w:eastAsia="D2Coding" w:hAnsi="D2Coding" w:hint="eastAsia"/>
+        </w:rPr>
+        <w:t xml:space="preserve">과제를 처음 </w:t>
+      </w:r>
+      <w:proofErr w:type="spellStart"/>
+      <w:r>
+        <w:rPr>
+          <w:rFonts w:ascii="D2Coding" w:eastAsia="D2Coding" w:hAnsi="D2Coding" w:hint="eastAsia"/>
+        </w:rPr>
+        <w:t>시작할때에</w:t>
+      </w:r>
+      <w:proofErr w:type="spellEnd"/>
+      <w:r>
+        <w:rPr>
+          <w:rFonts w:ascii="D2Coding" w:eastAsia="D2Coding" w:hAnsi="D2Coding" w:hint="eastAsia"/>
+        </w:rPr>
+        <w:t xml:space="preserve"> 자바스크립트를 배우지 않은 시점이었기에 자바스크립트를 쓰지 않고 </w:t>
+      </w:r>
+      <w:proofErr w:type="spellStart"/>
+      <w:r>
+        <w:rPr>
+          <w:rFonts w:ascii="D2Coding" w:eastAsia="D2Coding" w:hAnsi="D2Coding" w:hint="eastAsia"/>
+        </w:rPr>
+        <w:t>인트로에서</w:t>
+      </w:r>
+      <w:proofErr w:type="spellEnd"/>
+      <w:r>
+        <w:rPr>
+          <w:rFonts w:ascii="D2Coding" w:eastAsia="D2Coding" w:hAnsi="D2Coding" w:hint="eastAsia"/>
+        </w:rPr>
+        <w:t xml:space="preserve"> 갤러리, </w:t>
+      </w:r>
+      <w:proofErr w:type="spellStart"/>
+      <w:r>
+        <w:rPr>
+          <w:rFonts w:ascii="D2Coding" w:eastAsia="D2Coding" w:hAnsi="D2Coding" w:hint="eastAsia"/>
+        </w:rPr>
+        <w:t>모달</w:t>
+      </w:r>
+      <w:proofErr w:type="spellEnd"/>
+      <w:r>
+        <w:rPr>
+          <w:rFonts w:ascii="D2Coding" w:eastAsia="D2Coding" w:hAnsi="D2Coding" w:hint="eastAsia"/>
+        </w:rPr>
+        <w:t xml:space="preserve">, 캐릭터 페이지로 이어지는 전환을 모두 처리하는 부분입니다. 첫 번째 규칙은 두 개의 </w:t>
+      </w:r>
+      <w:proofErr w:type="spellStart"/>
+      <w:r>
+        <w:rPr>
+          <w:rFonts w:ascii="D2Coding" w:eastAsia="D2Coding" w:hAnsi="D2Coding" w:hint="eastAsia"/>
+        </w:rPr>
+        <w:t>셀렉터를</w:t>
+      </w:r>
+      <w:proofErr w:type="spellEnd"/>
+      <w:r>
+        <w:rPr>
+          <w:rFonts w:ascii="D2Coding" w:eastAsia="D2Coding" w:hAnsi="D2Coding" w:hint="eastAsia"/>
+        </w:rPr>
+        <w:t xml:space="preserve"> 콤마로 묶어서 URL이 #gallery일 때 (#ga=</w:t>
+      </w:r>
+      <w:proofErr w:type="gramStart"/>
+      <w:r>
+        <w:rPr>
+          <w:rFonts w:ascii="D2Coding" w:eastAsia="D2Coding" w:hAnsi="D2Coding" w:hint="eastAsia"/>
+        </w:rPr>
+        <w:t>llery:target</w:t>
+      </w:r>
+      <w:proofErr w:type="gramEnd"/>
+      <w:r>
+        <w:rPr>
+          <w:rFonts w:ascii="D2Coding" w:eastAsia="D2Coding" w:hAnsi="D2Coding" w:hint="eastAsia"/>
+        </w:rPr>
+        <w:t xml:space="preserve">)와 </w:t>
+      </w:r>
+      <w:proofErr w:type="spellStart"/>
+      <w:r>
+        <w:rPr>
+          <w:rFonts w:ascii="D2Coding" w:eastAsia="D2Coding" w:hAnsi="D2Coding" w:hint="eastAsia"/>
+        </w:rPr>
+        <w:t>모달이</w:t>
+      </w:r>
+      <w:proofErr w:type="spellEnd"/>
+      <w:r>
+        <w:rPr>
+          <w:rFonts w:ascii="D2Coding" w:eastAsia="D2Coding" w:hAnsi="D2Coding" w:hint="eastAsia"/>
+        </w:rPr>
+        <w:t xml:space="preserve"> 열려 갤러리가 </w:t>
+      </w:r>
+      <w:proofErr w:type="spellStart"/>
+      <w:r>
+        <w:rPr>
+          <w:rFonts w:ascii="D2Coding" w:eastAsia="D2Coding" w:hAnsi="D2Coding" w:hint="eastAsia"/>
+        </w:rPr>
+        <w:t>모달</w:t>
+      </w:r>
+      <w:proofErr w:type="spellEnd"/>
+      <w:r>
+        <w:rPr>
+          <w:rFonts w:ascii="D2Coding" w:eastAsia="D2Coding" w:hAnsi="D2Coding" w:hint="eastAsia"/>
+        </w:rPr>
+        <w:t xml:space="preserve"> 뒤에 깔려 있어야 할 때(</w:t>
+      </w:r>
+      <w:proofErr w:type="spellStart"/>
+      <w:proofErr w:type="gramStart"/>
+      <w:r>
+        <w:rPr>
+          <w:rFonts w:ascii="D2Coding" w:eastAsia="D2Coding" w:hAnsi="D2Coding" w:hint="eastAsia"/>
+        </w:rPr>
+        <w:t>body:has</w:t>
+      </w:r>
+      <w:proofErr w:type="spellEnd"/>
+      <w:r>
+        <w:rPr>
+          <w:rFonts w:ascii="D2Coding" w:eastAsia="D2Coding" w:hAnsi="D2Coding" w:hint="eastAsia"/>
+        </w:rPr>
+        <w:t>(.</w:t>
+      </w:r>
+      <w:proofErr w:type="spellStart"/>
+      <w:r>
+        <w:rPr>
+          <w:rFonts w:ascii="D2Coding" w:eastAsia="D2Coding" w:hAnsi="D2Coding" w:hint="eastAsia"/>
+        </w:rPr>
+        <w:t>story</w:t>
+      </w:r>
+      <w:proofErr w:type="gramEnd"/>
+      <w:r>
+        <w:rPr>
+          <w:rFonts w:ascii="D2Coding" w:eastAsia="D2Coding" w:hAnsi="D2Coding" w:hint="eastAsia"/>
+        </w:rPr>
+        <w:t>-</w:t>
+      </w:r>
+      <w:proofErr w:type="gramStart"/>
+      <w:r>
+        <w:rPr>
+          <w:rFonts w:ascii="D2Coding" w:eastAsia="D2Coding" w:hAnsi="D2Coding" w:hint="eastAsia"/>
+        </w:rPr>
+        <w:t>modal:target</w:t>
+      </w:r>
+      <w:proofErr w:type="spellEnd"/>
+      <w:proofErr w:type="gramEnd"/>
+      <w:r>
+        <w:rPr>
+          <w:rFonts w:ascii="D2Coding" w:eastAsia="D2Coding" w:hAnsi="D2Coding" w:hint="eastAsia"/>
+        </w:rPr>
+        <w:t xml:space="preserve">) #gallery) 어느 쪽이든 갤러리가 같은 속성으로 표시되도록 했습니다. 정리하기 전에는 두 </w:t>
+      </w:r>
+      <w:proofErr w:type="spellStart"/>
+      <w:r>
+        <w:rPr>
+          <w:rFonts w:ascii="D2Coding" w:eastAsia="D2Coding" w:hAnsi="D2Coding" w:hint="eastAsia"/>
+        </w:rPr>
+        <w:t>셀렉터에</w:t>
+      </w:r>
+      <w:proofErr w:type="spellEnd"/>
+      <w:r>
+        <w:rPr>
+          <w:rFonts w:ascii="D2Coding" w:eastAsia="D2Coding" w:hAnsi="D2Coding" w:hint="eastAsia"/>
+        </w:rPr>
+        <w:t xml:space="preserve"> 같은 12줄을 따로따로 적어두었는데 유지보수성도 떨어지고 한 쪽만 수정하다 어긋날 수 있다는 생각에 콤마로 합쳐 한 번에 묶었습니다.</w:t>
+      </w:r>
+    </w:p>
+    <w:p>
+      <w:pPr>
+        <w:spacing w:after="80" w:line="360" w:lineRule="auto"/>
+        <w:rPr>
+          <w:rFonts w:ascii="D2Coding" w:eastAsia="D2Coding" w:hAnsi="D2Coding" w:hint="eastAsia"/>
+        </w:rPr>
+      </w:pPr>
+      <w:r>
+        <w:rPr>
+          <w:rFonts w:ascii="D2Coding" w:eastAsia="D2Coding" w:hAnsi="D2Coding" w:hint="eastAsia"/>
+        </w:rPr>
+        <w:t xml:space="preserve">두 번째 규칙은 </w:t>
+      </w:r>
+      <w:proofErr w:type="spellStart"/>
+      <w:r>
+        <w:rPr>
+          <w:rFonts w:ascii="D2Coding" w:eastAsia="D2Coding" w:hAnsi="D2Coding" w:hint="eastAsia"/>
+        </w:rPr>
+        <w:t>인트로</w:t>
+      </w:r>
+      <w:proofErr w:type="spellEnd"/>
+      <w:r>
+        <w:rPr>
+          <w:rFonts w:ascii="D2Coding" w:eastAsia="D2Coding" w:hAnsi="D2Coding" w:hint="eastAsia"/>
+        </w:rPr>
+        <w:t xml:space="preserve"> 화면을 숨기는 조건입니다. </w:t>
+      </w:r>
+      <w:proofErr w:type="gramStart"/>
+      <w:r>
+        <w:rPr>
+          <w:rFonts w:ascii="D2Coding" w:eastAsia="D2Coding" w:hAnsi="D2Coding" w:hint="eastAsia"/>
+        </w:rPr>
+        <w:t>:has(.</w:t>
+      </w:r>
+      <w:proofErr w:type="spellStart"/>
+      <w:r>
+        <w:rPr>
+          <w:rFonts w:ascii="D2Coding" w:eastAsia="D2Coding" w:hAnsi="D2Coding" w:hint="eastAsia"/>
+        </w:rPr>
+        <w:t>char</w:t>
+      </w:r>
+      <w:proofErr w:type="gramEnd"/>
+      <w:r>
+        <w:rPr>
+          <w:rFonts w:ascii="D2Coding" w:eastAsia="D2Coding" w:hAnsi="D2Coding" w:hint="eastAsia"/>
+        </w:rPr>
+        <w:t>-</w:t>
+      </w:r>
+      <w:proofErr w:type="gramStart"/>
+      <w:r>
+        <w:rPr>
+          <w:rFonts w:ascii="D2Coding" w:eastAsia="D2Coding" w:hAnsi="D2Coding" w:hint="eastAsia"/>
+        </w:rPr>
+        <w:t>section:target</w:t>
+      </w:r>
+      <w:proofErr w:type="spellEnd"/>
+      <w:proofErr w:type="gramEnd"/>
+      <w:r>
+        <w:rPr>
+          <w:rFonts w:ascii="D2Coding" w:eastAsia="D2Coding" w:hAnsi="D2Coding" w:hint="eastAsia"/>
+        </w:rPr>
+        <w:t xml:space="preserve">) 한 줄로 캐릭터 페이지가 열려 있을 때를 표현하기 때문에 캐릭터를 더 추가하더라도 CSS는 수정할 필요가 없게 했습니다. AI가 처음 작성해주 </w:t>
+      </w:r>
+      <w:proofErr w:type="gramStart"/>
+      <w:r>
+        <w:rPr>
+          <w:rFonts w:ascii="D2Coding" w:eastAsia="D2Coding" w:hAnsi="D2Coding" w:hint="eastAsia"/>
+        </w:rPr>
+        <w:t>코드는 :has</w:t>
+      </w:r>
+      <w:proofErr w:type="gramEnd"/>
+      <w:r>
+        <w:rPr>
+          <w:rFonts w:ascii="D2Coding" w:eastAsia="D2Coding" w:hAnsi="D2Coding" w:hint="eastAsia"/>
+        </w:rPr>
+        <w:t>(#char-</w:t>
+      </w:r>
+      <w:proofErr w:type="gramStart"/>
+      <w:r>
+        <w:rPr>
+          <w:rFonts w:ascii="D2Coding" w:eastAsia="D2Coding" w:hAnsi="D2Coding" w:hint="eastAsia"/>
+        </w:rPr>
+        <w:t>saga:target</w:t>
+      </w:r>
+      <w:proofErr w:type="gramEnd"/>
+      <w:r>
+        <w:rPr>
+          <w:rFonts w:ascii="D2Coding" w:eastAsia="D2Coding" w:hAnsi="D2Coding" w:hint="eastAsia"/>
+        </w:rPr>
+        <w:t>, #char-</w:t>
+      </w:r>
+      <w:proofErr w:type="gramStart"/>
+      <w:r>
+        <w:rPr>
+          <w:rFonts w:ascii="D2Coding" w:eastAsia="D2Coding" w:hAnsi="D2Coding" w:hint="eastAsia"/>
+        </w:rPr>
+        <w:t>alan:target</w:t>
+      </w:r>
+      <w:proofErr w:type="gramEnd"/>
+      <w:r>
+        <w:rPr>
+          <w:rFonts w:ascii="D2Coding" w:eastAsia="D2Coding" w:hAnsi="D2Coding" w:hint="eastAsia"/>
+        </w:rPr>
+        <w:t>, #char-</w:t>
+      </w:r>
+      <w:proofErr w:type="gramStart"/>
+      <w:r>
+        <w:rPr>
+          <w:rFonts w:ascii="D2Coding" w:eastAsia="D2Coding" w:hAnsi="D2Coding" w:hint="eastAsia"/>
+        </w:rPr>
+        <w:t>tim:target</w:t>
+      </w:r>
+      <w:proofErr w:type="gramEnd"/>
+      <w:r>
+        <w:rPr>
+          <w:rFonts w:ascii="D2Coding" w:eastAsia="D2Coding" w:hAnsi="D2Coding" w:hint="eastAsia"/>
+        </w:rPr>
+        <w:t xml:space="preserve">)처럼 id를 하나씩 나열하는 형태로 혹시라도 캐릭터를 추가할 때마다 두 곳의 CSS를 수정해야 하는 불편함이 생기기 </w:t>
+      </w:r>
+      <w:proofErr w:type="gramStart"/>
+      <w:r>
+        <w:rPr>
+          <w:rFonts w:ascii="D2Coding" w:eastAsia="D2Coding" w:hAnsi="D2Coding" w:hint="eastAsia"/>
+        </w:rPr>
+        <w:t>때문에 .char</w:t>
+      </w:r>
+      <w:proofErr w:type="gramEnd"/>
+      <w:r>
+        <w:rPr>
+          <w:rFonts w:ascii="D2Coding" w:eastAsia="D2Coding" w:hAnsi="D2Coding" w:hint="eastAsia"/>
+        </w:rPr>
+        <w:t>-section이라는 공통 클래스를 기반을 묶었습니다.</w:t>
+      </w:r>
+    </w:p>
+    <w:p>
+      <w:pPr>
+        <w:pStyle w:val="2"/>
+        <w:rPr>
+          <w:rFonts w:ascii="D2Coding" w:eastAsia="D2Coding" w:hAnsi="D2Coding"/>
+        </w:rPr>
+      </w:pPr>
+      <w:r>
+        <w:rPr>
+          <w:rFonts w:ascii="D2Coding" w:eastAsia="D2Coding" w:hAnsi="D2Coding"/>
+        </w:rPr>
+        <w:t>4.2 Hover 시 다른 카드 흐리게 — 시선 집중 인터랙션</w:t>
+      </w:r>
+    </w:p>
+    <w:tbl>
+      <w:tblPr>
+        <w:tblW w:w="9360" w:type="dxa"/>
+        <w:tblBorders>
+          <w:top w:val="single" w:sz="4" w:space="0" w:color="auto"/>
+          <w:left w:val="single" w:sz="4" w:space="0" w:color="auto"/>
+          <w:bottom w:val="single" w:sz="4" w:space="0" w:color="auto"/>
+          <w:right w:val="single" w:sz="4" w:space="0" w:color="auto"/>
+          <w:insideH w:val="single" w:sz="4" w:space="0" w:color="auto"/>
+          <w:insideV w:val="single" w:sz="4" w:space="0" w:color="auto"/>
+        </w:tblBorders>
+        <w:tblCellMar>
+          <w:left w:w="10" w:type="dxa"/>
+          <w:right w:w="10" w:type="dxa"/>
+        </w:tblCellMar>
+        <w:tblLook w:val="0000" w:firstRow="0" w:lastRow="0" w:firstColumn="0" w:lastColumn="0" w:noHBand="0" w:noVBand="0"/>
+      </w:tblPr>
+      <w:tblGrid>
+        <w:gridCol w:w="9360"/>
+      </w:tblGrid>
+      <w:tr>
+        <w:tc>
+          <w:tcPr>
+            <w:tcW w:w="9360" w:type="dxa"/>
+            <w:tcBorders>
+              <w:top w:val="single" w:sz="4" w:space="0" w:color="BBBBBB"/>
+              <w:left w:val="single" w:sz="4" w:space="0" w:color="BBBBBB"/>
+              <w:bottom w:val="single" w:sz="4" w:space="0" w:color="BBBBBB"/>
+              <w:right w:val="single" w:sz="4" w:space="0" w:color="BBBBBB"/>
+            </w:tcBorders>
+            <w:shd w:val="clear" w:color="auto" w:fill="F4F4F4"/>
+            <w:tcMar>
+              <w:top w:w="120" w:type="dxa"/>
+              <w:left w:w="160" w:type="dxa"/>
+              <w:bottom w:w="120" w:type="dxa"/>
+              <w:right w:w="160" w:type="dxa"/>
+            </w:tcMar>
+          </w:tcPr>
+          <w:p>
+            <w:pPr>
+              <w:spacing w:line="280" w:lineRule="auto"/>
+              <w:rPr>
+                <w:rFonts w:ascii="D2Coding" w:eastAsia="D2Coding" w:hAnsi="D2Coding"/>
+              </w:rPr>
+            </w:pPr>
+            <w:proofErr w:type="gramStart"/>
+            <w:r>
+              <w:rPr>
+                <w:rFonts w:ascii="D2Coding" w:eastAsia="D2Coding" w:hAnsi="D2Coding" w:cs="Consolas"/>
+                <w:sz w:val="19"/>
+                <w:szCs w:val="19"/>
+              </w:rPr>
+              <w:t>.gallery</w:t>
+            </w:r>
+            <w:proofErr w:type="gramEnd"/>
+            <w:r>
+              <w:rPr>
+                <w:rFonts w:ascii="D2Coding" w:eastAsia="D2Coding" w:hAnsi="D2Coding" w:cs="Consolas"/>
+                <w:sz w:val="19"/>
+                <w:szCs w:val="19"/>
+              </w:rPr>
+              <w:t>-item {</w:t>
+            </w:r>
+          </w:p>
+          <w:p>
+            <w:pPr>
+              <w:spacing w:line="280" w:lineRule="auto"/>
+              <w:rPr>
+                <w:rFonts w:ascii="D2Coding" w:eastAsia="D2Coding" w:hAnsi="D2Coding"/>
+              </w:rPr>
+            </w:pPr>
+            <w:r>
+              <w:rPr>
+                <w:rFonts w:ascii="D2Coding" w:eastAsia="D2Coding" w:hAnsi="D2Coding" w:cs="Consolas"/>
+                <w:sz w:val="19"/>
+                <w:szCs w:val="19"/>
+              </w:rPr>
+              <w:t xml:space="preserve">   transition: filter 0.3s ease, opacity 0.3s ease;</w:t>
+            </w:r>
+          </w:p>
+          <w:p>
+            <w:pPr>
+              <w:spacing w:line="280" w:lineRule="auto"/>
+              <w:rPr>
+                <w:rFonts w:ascii="D2Coding" w:eastAsia="D2Coding" w:hAnsi="D2Coding"/>
+              </w:rPr>
+            </w:pPr>
+            <w:r>
+              <w:rPr>
+                <w:rFonts w:ascii="D2Coding" w:eastAsia="D2Coding" w:hAnsi="D2Coding" w:cs="Consolas"/>
+                <w:sz w:val="19"/>
+                <w:szCs w:val="19"/>
+              </w:rPr>
+              <w:t>}</w:t>
+            </w:r>
+          </w:p>
+          <w:p>
+            <w:pPr>
+              <w:spacing w:line="280" w:lineRule="auto"/>
+              <w:rPr>
+                <w:rFonts w:ascii="D2Coding" w:eastAsia="D2Coding" w:hAnsi="D2Coding"/>
+              </w:rPr>
+            </w:pPr>
+            <w:r>
+              <w:rPr>
+                <w:rFonts w:ascii="D2Coding" w:eastAsia="D2Coding" w:hAnsi="D2Coding" w:cs="Consolas"/>
+                <w:sz w:val="19"/>
+                <w:szCs w:val="19"/>
+              </w:rPr>
+              <w:t xml:space="preserve"> </w:t>
+            </w:r>
+          </w:p>
+          <w:p>
+            <w:pPr>
+              <w:spacing w:line="280" w:lineRule="auto"/>
+              <w:rPr>
+                <w:rFonts w:ascii="D2Coding" w:eastAsia="D2Coding" w:hAnsi="D2Coding"/>
+              </w:rPr>
+            </w:pPr>
+            <w:proofErr w:type="gramStart"/>
+            <w:r>
+              <w:rPr>
+                <w:rFonts w:ascii="D2Coding" w:eastAsia="D2Coding" w:hAnsi="D2Coding" w:cs="Consolas"/>
+                <w:sz w:val="19"/>
+                <w:szCs w:val="19"/>
+              </w:rPr>
+              <w:t>.</w:t>
+            </w:r>
+            <w:proofErr w:type="spellStart"/>
+            <w:r>
+              <w:rPr>
+                <w:rFonts w:ascii="D2Coding" w:eastAsia="D2Coding" w:hAnsi="D2Coding" w:cs="Consolas"/>
+                <w:sz w:val="19"/>
+                <w:szCs w:val="19"/>
+              </w:rPr>
+              <w:t>gallery</w:t>
+            </w:r>
+            <w:proofErr w:type="gramEnd"/>
+            <w:r>
+              <w:rPr>
+                <w:rFonts w:ascii="D2Coding" w:eastAsia="D2Coding" w:hAnsi="D2Coding" w:cs="Consolas"/>
+                <w:sz w:val="19"/>
+                <w:szCs w:val="19"/>
+              </w:rPr>
+              <w:t>-</w:t>
+            </w:r>
+            <w:proofErr w:type="gramStart"/>
+            <w:r>
+              <w:rPr>
+                <w:rFonts w:ascii="D2Coding" w:eastAsia="D2Coding" w:hAnsi="D2Coding" w:cs="Consolas"/>
+                <w:sz w:val="19"/>
+                <w:szCs w:val="19"/>
+              </w:rPr>
+              <w:t>grid:hover</w:t>
+            </w:r>
+            <w:proofErr w:type="spellEnd"/>
+            <w:r>
+              <w:rPr>
+                <w:rFonts w:ascii="D2Coding" w:eastAsia="D2Coding" w:hAnsi="D2Coding" w:cs="Consolas"/>
+                <w:sz w:val="19"/>
+                <w:szCs w:val="19"/>
+              </w:rPr>
+              <w:t xml:space="preserve"> .gallery</w:t>
+            </w:r>
+            <w:proofErr w:type="gramEnd"/>
+            <w:r>
+              <w:rPr>
+                <w:rFonts w:ascii="D2Coding" w:eastAsia="D2Coding" w:hAnsi="D2Coding" w:cs="Consolas"/>
+                <w:sz w:val="19"/>
+                <w:szCs w:val="19"/>
+              </w:rPr>
+              <w:t>-item {</w:t>
+            </w:r>
+          </w:p>
+          <w:p>
+            <w:pPr>
+              <w:spacing w:line="280" w:lineRule="auto"/>
+              <w:rPr>
+                <w:rFonts w:ascii="D2Coding" w:eastAsia="D2Coding" w:hAnsi="D2Coding"/>
+              </w:rPr>
+            </w:pPr>
+            <w:r>
+              <w:rPr>
+                <w:rFonts w:ascii="D2Coding" w:eastAsia="D2Coding" w:hAnsi="D2Coding" w:cs="Consolas"/>
+                <w:sz w:val="19"/>
+                <w:szCs w:val="19"/>
+              </w:rPr>
+              <w:t xml:space="preserve">   opacity: 0.4;</w:t>
+            </w:r>
+          </w:p>
+          <w:p>
+            <w:pPr>
+              <w:spacing w:line="280" w:lineRule="auto"/>
+              <w:rPr>
+                <w:rFonts w:ascii="D2Coding" w:eastAsia="D2Coding" w:hAnsi="D2Coding"/>
+              </w:rPr>
+            </w:pPr>
+            <w:r>
+              <w:rPr>
+                <w:rFonts w:ascii="D2Coding" w:eastAsia="D2Coding" w:hAnsi="D2Coding" w:cs="Consolas"/>
+                <w:sz w:val="19"/>
+                <w:szCs w:val="19"/>
+              </w:rPr>
+              <w:lastRenderedPageBreak/>
+              <w:t xml:space="preserve">   filter: blur(4px);</w:t>
+            </w:r>
+          </w:p>
+          <w:p>
+            <w:pPr>
+              <w:spacing w:line="280" w:lineRule="auto"/>
+              <w:rPr>
+                <w:rFonts w:ascii="D2Coding" w:eastAsia="D2Coding" w:hAnsi="D2Coding"/>
+              </w:rPr>
+            </w:pPr>
+            <w:r>
+              <w:rPr>
+                <w:rFonts w:ascii="D2Coding" w:eastAsia="D2Coding" w:hAnsi="D2Coding" w:cs="Consolas"/>
+                <w:sz w:val="19"/>
+                <w:szCs w:val="19"/>
+              </w:rPr>
+              <w:t>}</w:t>
+            </w:r>
+          </w:p>
+          <w:p>
+            <w:pPr>
+              <w:spacing w:line="280" w:lineRule="auto"/>
+              <w:rPr>
+                <w:rFonts w:ascii="D2Coding" w:eastAsia="D2Coding" w:hAnsi="D2Coding"/>
+              </w:rPr>
+            </w:pPr>
+            <w:r>
+              <w:rPr>
+                <w:rFonts w:ascii="D2Coding" w:eastAsia="D2Coding" w:hAnsi="D2Coding" w:cs="Consolas"/>
+                <w:sz w:val="19"/>
+                <w:szCs w:val="19"/>
+              </w:rPr>
+              <w:t xml:space="preserve"> </w:t>
+            </w:r>
+          </w:p>
+          <w:p>
+            <w:pPr>
+              <w:spacing w:line="280" w:lineRule="auto"/>
+              <w:rPr>
+                <w:rFonts w:ascii="D2Coding" w:eastAsia="D2Coding" w:hAnsi="D2Coding"/>
+              </w:rPr>
+            </w:pPr>
+            <w:proofErr w:type="gramStart"/>
+            <w:r>
+              <w:rPr>
+                <w:rFonts w:ascii="D2Coding" w:eastAsia="D2Coding" w:hAnsi="D2Coding" w:cs="Consolas"/>
+                <w:sz w:val="19"/>
+                <w:szCs w:val="19"/>
+              </w:rPr>
+              <w:t>.</w:t>
+            </w:r>
+            <w:proofErr w:type="spellStart"/>
+            <w:r>
+              <w:rPr>
+                <w:rFonts w:ascii="D2Coding" w:eastAsia="D2Coding" w:hAnsi="D2Coding" w:cs="Consolas"/>
+                <w:sz w:val="19"/>
+                <w:szCs w:val="19"/>
+              </w:rPr>
+              <w:t>gallery</w:t>
+            </w:r>
+            <w:proofErr w:type="gramEnd"/>
+            <w:r>
+              <w:rPr>
+                <w:rFonts w:ascii="D2Coding" w:eastAsia="D2Coding" w:hAnsi="D2Coding" w:cs="Consolas"/>
+                <w:sz w:val="19"/>
+                <w:szCs w:val="19"/>
+              </w:rPr>
+              <w:t>-</w:t>
+            </w:r>
+            <w:proofErr w:type="gramStart"/>
+            <w:r>
+              <w:rPr>
+                <w:rFonts w:ascii="D2Coding" w:eastAsia="D2Coding" w:hAnsi="D2Coding" w:cs="Consolas"/>
+                <w:sz w:val="19"/>
+                <w:szCs w:val="19"/>
+              </w:rPr>
+              <w:t>grid:hover</w:t>
+            </w:r>
+            <w:proofErr w:type="spellEnd"/>
+            <w:r>
+              <w:rPr>
+                <w:rFonts w:ascii="D2Coding" w:eastAsia="D2Coding" w:hAnsi="D2Coding" w:cs="Consolas"/>
+                <w:sz w:val="19"/>
+                <w:szCs w:val="19"/>
+              </w:rPr>
+              <w:t xml:space="preserve"> .</w:t>
+            </w:r>
+            <w:proofErr w:type="spellStart"/>
+            <w:r>
+              <w:rPr>
+                <w:rFonts w:ascii="D2Coding" w:eastAsia="D2Coding" w:hAnsi="D2Coding" w:cs="Consolas"/>
+                <w:sz w:val="19"/>
+                <w:szCs w:val="19"/>
+              </w:rPr>
+              <w:t>gallery</w:t>
+            </w:r>
+            <w:proofErr w:type="gramEnd"/>
+            <w:r>
+              <w:rPr>
+                <w:rFonts w:ascii="D2Coding" w:eastAsia="D2Coding" w:hAnsi="D2Coding" w:cs="Consolas"/>
+                <w:sz w:val="19"/>
+                <w:szCs w:val="19"/>
+              </w:rPr>
+              <w:t>-</w:t>
+            </w:r>
+            <w:proofErr w:type="gramStart"/>
+            <w:r>
+              <w:rPr>
+                <w:rFonts w:ascii="D2Coding" w:eastAsia="D2Coding" w:hAnsi="D2Coding" w:cs="Consolas"/>
+                <w:sz w:val="19"/>
+                <w:szCs w:val="19"/>
+              </w:rPr>
+              <w:t>item:hover</w:t>
+            </w:r>
+            <w:proofErr w:type="spellEnd"/>
+            <w:proofErr w:type="gramEnd"/>
+            <w:r>
+              <w:rPr>
+                <w:rFonts w:ascii="D2Coding" w:eastAsia="D2Coding" w:hAnsi="D2Coding" w:cs="Consolas"/>
+                <w:sz w:val="19"/>
+                <w:szCs w:val="19"/>
+              </w:rPr>
+              <w:t xml:space="preserve"> {</w:t>
+            </w:r>
+          </w:p>
+          <w:p>
+            <w:pPr>
+              <w:spacing w:line="280" w:lineRule="auto"/>
+              <w:rPr>
+                <w:rFonts w:ascii="D2Coding" w:eastAsia="D2Coding" w:hAnsi="D2Coding"/>
+              </w:rPr>
+            </w:pPr>
+            <w:r>
+              <w:rPr>
+                <w:rFonts w:ascii="D2Coding" w:eastAsia="D2Coding" w:hAnsi="D2Coding" w:cs="Consolas"/>
+                <w:sz w:val="19"/>
+                <w:szCs w:val="19"/>
+              </w:rPr>
+              <w:t xml:space="preserve">   opacity: 1;</w:t>
+            </w:r>
+          </w:p>
+          <w:p>
+            <w:pPr>
+              <w:spacing w:line="280" w:lineRule="auto"/>
+              <w:rPr>
+                <w:rFonts w:ascii="D2Coding" w:eastAsia="D2Coding" w:hAnsi="D2Coding"/>
+              </w:rPr>
+            </w:pPr>
+            <w:r>
+              <w:rPr>
+                <w:rFonts w:ascii="D2Coding" w:eastAsia="D2Coding" w:hAnsi="D2Coding" w:cs="Consolas"/>
+                <w:sz w:val="19"/>
+                <w:szCs w:val="19"/>
+              </w:rPr>
+              <w:t xml:space="preserve">   filter: </w:t>
+            </w:r>
+            <w:proofErr w:type="gramStart"/>
+            <w:r>
+              <w:rPr>
+                <w:rFonts w:ascii="D2Coding" w:eastAsia="D2Coding" w:hAnsi="D2Coding" w:cs="Consolas"/>
+                <w:sz w:val="19"/>
+                <w:szCs w:val="19"/>
+              </w:rPr>
+              <w:t>blur(</w:t>
+            </w:r>
+            <w:proofErr w:type="gramEnd"/>
+            <w:r>
+              <w:rPr>
+                <w:rFonts w:ascii="D2Coding" w:eastAsia="D2Coding" w:hAnsi="D2Coding" w:cs="Consolas"/>
+                <w:sz w:val="19"/>
+                <w:szCs w:val="19"/>
+              </w:rPr>
+              <w:t>0);</w:t>
+            </w:r>
+          </w:p>
+          <w:p>
+            <w:pPr>
+              <w:spacing w:line="280" w:lineRule="auto"/>
+              <w:rPr>
+                <w:rFonts w:ascii="D2Coding" w:eastAsia="D2Coding" w:hAnsi="D2Coding"/>
+              </w:rPr>
+            </w:pPr>
+            <w:r>
+              <w:rPr>
+                <w:rFonts w:ascii="D2Coding" w:eastAsia="D2Coding" w:hAnsi="D2Coding" w:cs="Consolas"/>
+                <w:sz w:val="19"/>
+                <w:szCs w:val="19"/>
+              </w:rPr>
+              <w:t>}</w:t>
+            </w:r>
+          </w:p>
+        </w:tc>
+      </w:tr>
+    </w:tbl>
+    <w:p>
+      <w:pPr>
+        <w:spacing w:after="80" w:line="360" w:lineRule="auto"/>
+        <w:rPr>
+          <w:rFonts w:hint="eastAsia"/>
+        </w:rPr>
+      </w:pPr>
+    </w:p>
+    <w:p>
+      <w:pPr>
+        <w:spacing w:after="80" w:line="360" w:lineRule="auto"/>
+        <w:rPr>
+          <w:rFonts w:ascii="D2Coding" w:eastAsia="D2Coding" w:hAnsi="D2Coding"/>
+        </w:rPr>
+      </w:pPr>
+      <w:r>
+        <w:rPr>
+          <w:rFonts w:ascii="D2Coding" w:eastAsia="D2Coding" w:hAnsi="D2Coding" w:hint="eastAsia"/>
+        </w:rPr>
+        <w:t xml:space="preserve">게임 분위기에 맞춰서 현재 보고 있는 카드 한 장만 또렷하게 보이도록 만들었습니다. 핵심은 </w:t>
+      </w:r>
+      <w:proofErr w:type="spellStart"/>
+      <w:r>
+        <w:rPr>
+          <w:rFonts w:ascii="D2Coding" w:eastAsia="D2Coding" w:hAnsi="D2Coding" w:hint="eastAsia"/>
+        </w:rPr>
+        <w:t>셀렉터의</w:t>
+      </w:r>
+      <w:proofErr w:type="spellEnd"/>
+      <w:r>
+        <w:rPr>
+          <w:rFonts w:ascii="D2Coding" w:eastAsia="D2Coding" w:hAnsi="D2Coding" w:hint="eastAsia"/>
+        </w:rPr>
+        <w:t xml:space="preserve"> 결합 순서에 있습니다. 먼저 </w:t>
+      </w:r>
+      <w:proofErr w:type="gramStart"/>
+      <w:r>
+        <w:rPr>
+          <w:rFonts w:ascii="D2Coding" w:eastAsia="D2Coding" w:hAnsi="D2Coding" w:hint="eastAsia"/>
+        </w:rPr>
+        <w:t>부모인 .gallery</w:t>
+      </w:r>
+      <w:proofErr w:type="gramEnd"/>
+      <w:r>
+        <w:rPr>
+          <w:rFonts w:ascii="D2Coding" w:eastAsia="D2Coding" w:hAnsi="D2Coding" w:hint="eastAsia"/>
+        </w:rPr>
+        <w:t>-grid에 마우스가 올라간 상태를 조건으로 그 안의 모든 자식 카드를 흐리게 처리하고, 그 위에 자기 자신에게도 마우스가 올라간 카드 한 장에만 다시 선명하게 되돌리도록 했습니다. 두 규칙이 동시에 적용되면서 결과적으로 선택된 한 장에 집중할 수 있는 효과를 만들었습니다.</w:t>
+      </w:r>
+    </w:p>
+    <w:p>
+      <w:pPr>
+        <w:spacing w:after="80" w:line="360" w:lineRule="auto"/>
+        <w:rPr>
+          <w:rFonts w:ascii="D2Coding" w:eastAsia="D2Coding" w:hAnsi="D2Coding" w:hint="eastAsia"/>
+        </w:rPr>
+      </w:pPr>
+      <w:proofErr w:type="spellStart"/>
+      <w:r>
+        <w:rPr>
+          <w:rFonts w:ascii="D2Coding" w:eastAsia="D2Coding" w:hAnsi="D2Coding" w:hint="eastAsia"/>
+        </w:rPr>
+        <w:t>trainsition</w:t>
+      </w:r>
+      <w:proofErr w:type="spellEnd"/>
+      <w:proofErr w:type="gramStart"/>
+      <w:r>
+        <w:rPr>
+          <w:rFonts w:ascii="D2Coding" w:eastAsia="D2Coding" w:hAnsi="D2Coding" w:hint="eastAsia"/>
+        </w:rPr>
+        <w:t>은 .gallery</w:t>
+      </w:r>
+      <w:proofErr w:type="gramEnd"/>
+      <w:r>
+        <w:rPr>
+          <w:rFonts w:ascii="D2Coding" w:eastAsia="D2Coding" w:hAnsi="D2Coding" w:hint="eastAsia"/>
+        </w:rPr>
+        <w:t xml:space="preserve">-item에 직접 부여해서 마우스가 카드 위로 올라올 </w:t>
+      </w:r>
+      <w:proofErr w:type="spellStart"/>
+      <w:r>
+        <w:rPr>
+          <w:rFonts w:ascii="D2Coding" w:eastAsia="D2Coding" w:hAnsi="D2Coding" w:hint="eastAsia"/>
+        </w:rPr>
+        <w:t>때뿐만</w:t>
+      </w:r>
+      <w:proofErr w:type="spellEnd"/>
+      <w:r>
+        <w:rPr>
+          <w:rFonts w:ascii="D2Coding" w:eastAsia="D2Coding" w:hAnsi="D2Coding" w:hint="eastAsia"/>
+        </w:rPr>
+        <w:t xml:space="preserve"> 아니라 </w:t>
+      </w:r>
+      <w:proofErr w:type="spellStart"/>
+      <w:r>
+        <w:rPr>
+          <w:rFonts w:ascii="D2Coding" w:eastAsia="D2Coding" w:hAnsi="D2Coding" w:hint="eastAsia"/>
+        </w:rPr>
+        <w:t>빠질때도</w:t>
+      </w:r>
+      <w:proofErr w:type="spellEnd"/>
+      <w:r>
+        <w:rPr>
+          <w:rFonts w:ascii="D2Coding" w:eastAsia="D2Coding" w:hAnsi="D2Coding" w:hint="eastAsia"/>
+        </w:rPr>
+        <w:t xml:space="preserve"> 부드럽게 원상 복귀도도록 했고, 모바일에서는 3.2에서 쓴 것처럼 hover 자체를 비활성화하여 모바일 환경에서는 이 효과가 일어나지 않도록 했습니다.</w:t>
+      </w:r>
+    </w:p>
+    <w:p>
+      <w:pPr>
+        <w:pStyle w:val="2"/>
+        <w:rPr>
+          <w:rFonts w:ascii="D2Coding" w:eastAsia="D2Coding" w:hAnsi="D2Coding"/>
+        </w:rPr>
+      </w:pPr>
+      <w:r>
+        <w:rPr>
+          <w:rFonts w:ascii="D2Coding" w:eastAsia="D2Coding" w:hAnsi="D2Coding"/>
+        </w:rPr>
+        <w:t xml:space="preserve">4.3 </w:t>
+      </w:r>
+      <w:proofErr w:type="spellStart"/>
+      <w:r>
+        <w:rPr>
+          <w:rFonts w:ascii="D2Coding" w:eastAsia="D2Coding" w:hAnsi="D2Coding"/>
+        </w:rPr>
+        <w:t>모달</w:t>
+      </w:r>
+      <w:proofErr w:type="spellEnd"/>
+      <w:r>
+        <w:rPr>
+          <w:rFonts w:ascii="D2Coding" w:eastAsia="D2Coding" w:hAnsi="D2Coding"/>
+        </w:rPr>
+        <w:t xml:space="preserve"> 내부 — Flex 분할 + 이미지 꽉 채움 </w:t>
+      </w:r>
+      <w:proofErr w:type="spellStart"/>
+      <w:r>
+        <w:rPr>
+          <w:rFonts w:ascii="D2Coding" w:eastAsia="D2Coding" w:hAnsi="D2Coding"/>
+        </w:rPr>
+        <w:t>클리핑</w:t>
+      </w:r>
+      <w:proofErr w:type="spellEnd"/>
+    </w:p>
+    <w:tbl>
+      <w:tblPr>
+        <w:tblW w:w="9360" w:type="dxa"/>
+        <w:tblBorders>
+          <w:top w:val="single" w:sz="4" w:space="0" w:color="auto"/>
+          <w:left w:val="single" w:sz="4" w:space="0" w:color="auto"/>
+          <w:bottom w:val="single" w:sz="4" w:space="0" w:color="auto"/>
+          <w:right w:val="single" w:sz="4" w:space="0" w:color="auto"/>
+          <w:insideH w:val="single" w:sz="4" w:space="0" w:color="auto"/>
+          <w:insideV w:val="single" w:sz="4" w:space="0" w:color="auto"/>
+        </w:tblBorders>
+        <w:tblCellMar>
+          <w:left w:w="10" w:type="dxa"/>
+          <w:right w:w="10" w:type="dxa"/>
+        </w:tblCellMar>
+        <w:tblLook w:val="0000" w:firstRow="0" w:lastRow="0" w:firstColumn="0" w:lastColumn="0" w:noHBand="0" w:noVBand="0"/>
+      </w:tblPr>
+      <w:tblGrid>
+        <w:gridCol w:w="9360"/>
+      </w:tblGrid>
+      <w:tr>
+        <w:tc>
+          <w:tcPr>
+            <w:tcW w:w="9360" w:type="dxa"/>
+            <w:tcBorders>
+              <w:top w:val="single" w:sz="4" w:space="0" w:color="BBBBBB"/>
+              <w:left w:val="single" w:sz="4" w:space="0" w:color="BBBBBB"/>
+              <w:bottom w:val="single" w:sz="4" w:space="0" w:color="BBBBBB"/>
+              <w:right w:val="single" w:sz="4" w:space="0" w:color="BBBBBB"/>
+            </w:tcBorders>
+            <w:shd w:val="clear" w:color="auto" w:fill="F4F4F4"/>
+            <w:tcMar>
+              <w:top w:w="120" w:type="dxa"/>
+              <w:left w:w="160" w:type="dxa"/>
+              <w:bottom w:w="120" w:type="dxa"/>
+              <w:right w:w="160" w:type="dxa"/>
+            </w:tcMar>
+          </w:tcPr>
+          <w:p>
+            <w:pPr>
+              <w:spacing w:line="280" w:lineRule="auto"/>
+              <w:rPr>
+                <w:rFonts w:ascii="D2Coding" w:eastAsia="D2Coding" w:hAnsi="D2Coding"/>
+              </w:rPr>
+            </w:pPr>
+            <w:proofErr w:type="gramStart"/>
+            <w:r>
+              <w:rPr>
+                <w:rFonts w:ascii="D2Coding" w:eastAsia="D2Coding" w:hAnsi="D2Coding" w:cs="Consolas"/>
+                <w:sz w:val="19"/>
+                <w:szCs w:val="19"/>
+              </w:rPr>
+              <w:t>.modal</w:t>
+            </w:r>
+            <w:proofErr w:type="gramEnd"/>
+            <w:r>
+              <w:rPr>
+                <w:rFonts w:ascii="D2Coding" w:eastAsia="D2Coding" w:hAnsi="D2Coding" w:cs="Consolas"/>
+                <w:sz w:val="19"/>
+                <w:szCs w:val="19"/>
+              </w:rPr>
+              <w:t>-inner {</w:t>
+            </w:r>
+          </w:p>
+          <w:p>
+            <w:pPr>
+              <w:spacing w:line="280" w:lineRule="auto"/>
+              <w:rPr>
+                <w:rFonts w:ascii="D2Coding" w:eastAsia="D2Coding" w:hAnsi="D2Coding"/>
+              </w:rPr>
+            </w:pPr>
+            <w:r>
+              <w:rPr>
+                <w:rFonts w:ascii="D2Coding" w:eastAsia="D2Coding" w:hAnsi="D2Coding" w:cs="Consolas"/>
+                <w:sz w:val="19"/>
+                <w:szCs w:val="19"/>
+              </w:rPr>
+              <w:t xml:space="preserve">   position: relative;</w:t>
+            </w:r>
+          </w:p>
+          <w:p>
+            <w:pPr>
+              <w:spacing w:line="280" w:lineRule="auto"/>
+              <w:rPr>
+                <w:rFonts w:ascii="D2Coding" w:eastAsia="D2Coding" w:hAnsi="D2Coding"/>
+              </w:rPr>
+            </w:pPr>
+            <w:r>
+              <w:rPr>
+                <w:rFonts w:ascii="D2Coding" w:eastAsia="D2Coding" w:hAnsi="D2Coding" w:cs="Consolas"/>
+                <w:sz w:val="19"/>
+                <w:szCs w:val="19"/>
+              </w:rPr>
+              <w:t xml:space="preserve">   display: flex;</w:t>
+            </w:r>
+          </w:p>
+          <w:p>
+            <w:pPr>
+              <w:spacing w:line="280" w:lineRule="auto"/>
+              <w:rPr>
+                <w:rFonts w:ascii="D2Coding" w:eastAsia="D2Coding" w:hAnsi="D2Coding"/>
+              </w:rPr>
+            </w:pPr>
+            <w:r>
+              <w:rPr>
+                <w:rFonts w:ascii="D2Coding" w:eastAsia="D2Coding" w:hAnsi="D2Coding" w:cs="Consolas"/>
+                <w:sz w:val="19"/>
+                <w:szCs w:val="19"/>
+              </w:rPr>
+              <w:t xml:space="preserve">   flex-direction: row;</w:t>
+            </w:r>
+          </w:p>
+          <w:p>
+            <w:pPr>
+              <w:spacing w:line="280" w:lineRule="auto"/>
+              <w:rPr>
+                <w:rFonts w:ascii="D2Coding" w:eastAsia="D2Coding" w:hAnsi="D2Coding"/>
+              </w:rPr>
+            </w:pPr>
+            <w:r>
+              <w:rPr>
+                <w:rFonts w:ascii="D2Coding" w:eastAsia="D2Coding" w:hAnsi="D2Coding" w:cs="Consolas"/>
+                <w:sz w:val="19"/>
+                <w:szCs w:val="19"/>
+              </w:rPr>
+              <w:t xml:space="preserve">   align-items: stretch;</w:t>
+            </w:r>
+          </w:p>
+          <w:p>
+            <w:pPr>
+              <w:spacing w:line="280" w:lineRule="auto"/>
+              <w:rPr>
+                <w:rFonts w:ascii="D2Coding" w:eastAsia="D2Coding" w:hAnsi="D2Coding"/>
+              </w:rPr>
+            </w:pPr>
+            <w:r>
+              <w:rPr>
+                <w:rFonts w:ascii="D2Coding" w:eastAsia="D2Coding" w:hAnsi="D2Coding" w:cs="Consolas"/>
+                <w:sz w:val="19"/>
+                <w:szCs w:val="19"/>
+              </w:rPr>
+              <w:t xml:space="preserve">   width: </w:t>
+            </w:r>
+            <w:proofErr w:type="gramStart"/>
+            <w:r>
+              <w:rPr>
+                <w:rFonts w:ascii="D2Coding" w:eastAsia="D2Coding" w:hAnsi="D2Coding" w:cs="Consolas"/>
+                <w:sz w:val="19"/>
+                <w:szCs w:val="19"/>
+              </w:rPr>
+              <w:t>min(</w:t>
+            </w:r>
+            <w:proofErr w:type="gramEnd"/>
+            <w:r>
+              <w:rPr>
+                <w:rFonts w:ascii="D2Coding" w:eastAsia="D2Coding" w:hAnsi="D2Coding" w:cs="Consolas"/>
+                <w:sz w:val="19"/>
+                <w:szCs w:val="19"/>
+              </w:rPr>
+              <w:t>90vw, 1100px);</w:t>
+            </w:r>
+          </w:p>
+          <w:p>
+            <w:pPr>
+              <w:spacing w:line="280" w:lineRule="auto"/>
+              <w:rPr>
+                <w:rFonts w:ascii="D2Coding" w:eastAsia="D2Coding" w:hAnsi="D2Coding"/>
+              </w:rPr>
+            </w:pPr>
+            <w:r>
+              <w:rPr>
+                <w:rFonts w:ascii="D2Coding" w:eastAsia="D2Coding" w:hAnsi="D2Coding" w:cs="Consolas"/>
+                <w:sz w:val="19"/>
+                <w:szCs w:val="19"/>
+              </w:rPr>
+              <w:t xml:space="preserve">   </w:t>
+            </w:r>
+            <w:proofErr w:type="gramStart"/>
+            <w:r>
+              <w:rPr>
+                <w:rFonts w:ascii="D2Coding" w:eastAsia="D2Coding" w:hAnsi="D2Coding" w:cs="Consolas"/>
+                <w:sz w:val="19"/>
+                <w:szCs w:val="19"/>
+              </w:rPr>
+              <w:t>max-height</w:t>
+            </w:r>
+            <w:proofErr w:type="gramEnd"/>
+            <w:r>
+              <w:rPr>
+                <w:rFonts w:ascii="D2Coding" w:eastAsia="D2Coding" w:hAnsi="D2Coding" w:cs="Consolas"/>
+                <w:sz w:val="19"/>
+                <w:szCs w:val="19"/>
+              </w:rPr>
+              <w:t>: 85vh;</w:t>
+            </w:r>
+          </w:p>
+          <w:p>
+            <w:pPr>
+              <w:spacing w:line="280" w:lineRule="auto"/>
+              <w:rPr>
+                <w:rFonts w:ascii="D2Coding" w:eastAsia="D2Coding" w:hAnsi="D2Coding"/>
+              </w:rPr>
+            </w:pPr>
+            <w:r>
+              <w:rPr>
+                <w:rFonts w:ascii="D2Coding" w:eastAsia="D2Coding" w:hAnsi="D2Coding" w:cs="Consolas"/>
+                <w:sz w:val="19"/>
+                <w:szCs w:val="19"/>
+              </w:rPr>
+              <w:t xml:space="preserve">   background: </w:t>
+            </w:r>
+            <w:proofErr w:type="spellStart"/>
+            <w:proofErr w:type="gramStart"/>
+            <w:r>
+              <w:rPr>
+                <w:rFonts w:ascii="D2Coding" w:eastAsia="D2Coding" w:hAnsi="D2Coding" w:cs="Consolas"/>
+                <w:sz w:val="19"/>
+                <w:szCs w:val="19"/>
+              </w:rPr>
+              <w:t>rgba</w:t>
+            </w:r>
+            <w:proofErr w:type="spellEnd"/>
+            <w:r>
+              <w:rPr>
+                <w:rFonts w:ascii="D2Coding" w:eastAsia="D2Coding" w:hAnsi="D2Coding" w:cs="Consolas"/>
+                <w:sz w:val="19"/>
+                <w:szCs w:val="19"/>
+              </w:rPr>
+              <w:t>(</w:t>
+            </w:r>
+            <w:proofErr w:type="gramEnd"/>
+            <w:r>
+              <w:rPr>
+                <w:rFonts w:ascii="D2Coding" w:eastAsia="D2Coding" w:hAnsi="D2Coding" w:cs="Consolas"/>
+                <w:sz w:val="19"/>
+                <w:szCs w:val="19"/>
+              </w:rPr>
+              <w:t>22, 26, 31, 0.72);</w:t>
+            </w:r>
+          </w:p>
+          <w:p>
+            <w:pPr>
+              <w:spacing w:line="280" w:lineRule="auto"/>
+              <w:rPr>
+                <w:rFonts w:ascii="D2Coding" w:eastAsia="D2Coding" w:hAnsi="D2Coding"/>
+              </w:rPr>
+            </w:pPr>
+            <w:r>
+              <w:rPr>
+                <w:rFonts w:ascii="D2Coding" w:eastAsia="D2Coding" w:hAnsi="D2Coding" w:cs="Consolas"/>
+                <w:sz w:val="19"/>
+                <w:szCs w:val="19"/>
+              </w:rPr>
+              <w:t xml:space="preserve">   backdrop-filter: blur(14px);</w:t>
+            </w:r>
+          </w:p>
+          <w:p>
+            <w:pPr>
+              <w:spacing w:line="280" w:lineRule="auto"/>
+              <w:rPr>
+                <w:rFonts w:ascii="D2Coding" w:eastAsia="D2Coding" w:hAnsi="D2Coding"/>
+              </w:rPr>
+            </w:pPr>
+            <w:r>
+              <w:rPr>
+                <w:rFonts w:ascii="D2Coding" w:eastAsia="D2Coding" w:hAnsi="D2Coding" w:cs="Consolas"/>
+                <w:sz w:val="19"/>
+                <w:szCs w:val="19"/>
+              </w:rPr>
+              <w:t xml:space="preserve">   border-radius: 8px;</w:t>
+            </w:r>
+          </w:p>
+          <w:p>
+            <w:pPr>
+              <w:spacing w:line="280" w:lineRule="auto"/>
+              <w:rPr>
+                <w:rFonts w:ascii="D2Coding" w:eastAsia="D2Coding" w:hAnsi="D2Coding"/>
+              </w:rPr>
+            </w:pPr>
+            <w:r>
+              <w:rPr>
+                <w:rFonts w:ascii="D2Coding" w:eastAsia="D2Coding" w:hAnsi="D2Coding" w:cs="Consolas"/>
+                <w:sz w:val="19"/>
+                <w:szCs w:val="19"/>
+              </w:rPr>
+              <w:t xml:space="preserve">   box-shadow: 0 8px 48px </w:t>
+            </w:r>
+            <w:proofErr w:type="spellStart"/>
+            <w:proofErr w:type="gramStart"/>
+            <w:r>
+              <w:rPr>
+                <w:rFonts w:ascii="D2Coding" w:eastAsia="D2Coding" w:hAnsi="D2Coding" w:cs="Consolas"/>
+                <w:sz w:val="19"/>
+                <w:szCs w:val="19"/>
+              </w:rPr>
+              <w:t>rgba</w:t>
+            </w:r>
+            <w:proofErr w:type="spellEnd"/>
+            <w:r>
+              <w:rPr>
+                <w:rFonts w:ascii="D2Coding" w:eastAsia="D2Coding" w:hAnsi="D2Coding" w:cs="Consolas"/>
+                <w:sz w:val="19"/>
+                <w:szCs w:val="19"/>
+              </w:rPr>
+              <w:t>(</w:t>
+            </w:r>
+            <w:proofErr w:type="gramEnd"/>
+            <w:r>
+              <w:rPr>
+                <w:rFonts w:ascii="D2Coding" w:eastAsia="D2Coding" w:hAnsi="D2Coding" w:cs="Consolas"/>
+                <w:sz w:val="19"/>
+                <w:szCs w:val="19"/>
+              </w:rPr>
+              <w:t>0, 0, 0, 0.55);</w:t>
+            </w:r>
+          </w:p>
+          <w:p>
+            <w:pPr>
+              <w:spacing w:line="280" w:lineRule="auto"/>
+              <w:rPr>
+                <w:rFonts w:ascii="D2Coding" w:eastAsia="D2Coding" w:hAnsi="D2Coding"/>
+              </w:rPr>
+            </w:pPr>
+            <w:r>
+              <w:rPr>
+                <w:rFonts w:ascii="D2Coding" w:eastAsia="D2Coding" w:hAnsi="D2Coding" w:cs="Consolas"/>
+                <w:sz w:val="19"/>
+                <w:szCs w:val="19"/>
+              </w:rPr>
+              <w:t xml:space="preserve">   overflow: hidden;</w:t>
+            </w:r>
+          </w:p>
+          <w:p>
+            <w:pPr>
+              <w:spacing w:line="280" w:lineRule="auto"/>
+              <w:rPr>
+                <w:rFonts w:ascii="D2Coding" w:eastAsia="D2Coding" w:hAnsi="D2Coding"/>
+              </w:rPr>
+            </w:pPr>
+            <w:r>
+              <w:rPr>
+                <w:rFonts w:ascii="D2Coding" w:eastAsia="D2Coding" w:hAnsi="D2Coding" w:cs="Consolas"/>
+                <w:sz w:val="19"/>
+                <w:szCs w:val="19"/>
+              </w:rPr>
+              <w:t>}</w:t>
+            </w:r>
+          </w:p>
+          <w:p>
+            <w:pPr>
+              <w:spacing w:line="280" w:lineRule="auto"/>
+              <w:rPr>
+                <w:rFonts w:ascii="D2Coding" w:eastAsia="D2Coding" w:hAnsi="D2Coding"/>
+              </w:rPr>
+            </w:pPr>
+            <w:r>
+              <w:rPr>
+                <w:rFonts w:ascii="D2Coding" w:eastAsia="D2Coding" w:hAnsi="D2Coding" w:cs="Consolas"/>
+                <w:sz w:val="19"/>
+                <w:szCs w:val="19"/>
+              </w:rPr>
+              <w:t xml:space="preserve"> </w:t>
+            </w:r>
+          </w:p>
+          <w:p>
+            <w:pPr>
+              <w:spacing w:line="280" w:lineRule="auto"/>
+              <w:rPr>
+                <w:rFonts w:ascii="D2Coding" w:eastAsia="D2Coding" w:hAnsi="D2Coding"/>
+              </w:rPr>
+            </w:pPr>
+            <w:proofErr w:type="gramStart"/>
+            <w:r>
+              <w:rPr>
+                <w:rFonts w:ascii="D2Coding" w:eastAsia="D2Coding" w:hAnsi="D2Coding" w:cs="Consolas"/>
+                <w:sz w:val="19"/>
+                <w:szCs w:val="19"/>
+              </w:rPr>
+              <w:t>.modal</w:t>
+            </w:r>
+            <w:proofErr w:type="gramEnd"/>
+            <w:r>
+              <w:rPr>
+                <w:rFonts w:ascii="D2Coding" w:eastAsia="D2Coding" w:hAnsi="D2Coding" w:cs="Consolas"/>
+                <w:sz w:val="19"/>
+                <w:szCs w:val="19"/>
+              </w:rPr>
+              <w:t>-image-area {</w:t>
+            </w:r>
+          </w:p>
+          <w:p>
+            <w:pPr>
+              <w:spacing w:line="280" w:lineRule="auto"/>
+              <w:rPr>
+                <w:rFonts w:ascii="D2Coding" w:eastAsia="D2Coding" w:hAnsi="D2Coding"/>
+              </w:rPr>
+            </w:pPr>
+            <w:r>
+              <w:rPr>
+                <w:rFonts w:ascii="D2Coding" w:eastAsia="D2Coding" w:hAnsi="D2Coding" w:cs="Consolas"/>
+                <w:sz w:val="19"/>
+                <w:szCs w:val="19"/>
+              </w:rPr>
+              <w:t xml:space="preserve">   flex: 0 0 50%;</w:t>
+            </w:r>
+          </w:p>
+          <w:p>
+            <w:pPr>
+              <w:spacing w:line="280" w:lineRule="auto"/>
+              <w:rPr>
+                <w:rFonts w:ascii="D2Coding" w:eastAsia="D2Coding" w:hAnsi="D2Coding"/>
+              </w:rPr>
+            </w:pPr>
+            <w:r>
+              <w:rPr>
+                <w:rFonts w:ascii="D2Coding" w:eastAsia="D2Coding" w:hAnsi="D2Coding" w:cs="Consolas"/>
+                <w:sz w:val="19"/>
+                <w:szCs w:val="19"/>
+              </w:rPr>
+              <w:lastRenderedPageBreak/>
+              <w:t xml:space="preserve">   overflow: hidden;</w:t>
+            </w:r>
+          </w:p>
+          <w:p>
+            <w:pPr>
+              <w:spacing w:line="280" w:lineRule="auto"/>
+              <w:rPr>
+                <w:rFonts w:ascii="D2Coding" w:eastAsia="D2Coding" w:hAnsi="D2Coding"/>
+              </w:rPr>
+            </w:pPr>
+            <w:r>
+              <w:rPr>
+                <w:rFonts w:ascii="D2Coding" w:eastAsia="D2Coding" w:hAnsi="D2Coding" w:cs="Consolas"/>
+                <w:sz w:val="19"/>
+                <w:szCs w:val="19"/>
+              </w:rPr>
+              <w:t>}</w:t>
+            </w:r>
+          </w:p>
+          <w:p>
+            <w:pPr>
+              <w:spacing w:line="280" w:lineRule="auto"/>
+              <w:rPr>
+                <w:rFonts w:ascii="D2Coding" w:eastAsia="D2Coding" w:hAnsi="D2Coding"/>
+              </w:rPr>
+            </w:pPr>
+            <w:r>
+              <w:rPr>
+                <w:rFonts w:ascii="D2Coding" w:eastAsia="D2Coding" w:hAnsi="D2Coding" w:cs="Consolas"/>
+                <w:sz w:val="19"/>
+                <w:szCs w:val="19"/>
+              </w:rPr>
+              <w:t xml:space="preserve"> </w:t>
+            </w:r>
+          </w:p>
+          <w:p>
+            <w:pPr>
+              <w:spacing w:line="280" w:lineRule="auto"/>
+              <w:rPr>
+                <w:rFonts w:ascii="D2Coding" w:eastAsia="D2Coding" w:hAnsi="D2Coding"/>
+              </w:rPr>
+            </w:pPr>
+            <w:proofErr w:type="gramStart"/>
+            <w:r>
+              <w:rPr>
+                <w:rFonts w:ascii="D2Coding" w:eastAsia="D2Coding" w:hAnsi="D2Coding" w:cs="Consolas"/>
+                <w:sz w:val="19"/>
+                <w:szCs w:val="19"/>
+              </w:rPr>
+              <w:t>.modal</w:t>
+            </w:r>
+            <w:proofErr w:type="gramEnd"/>
+            <w:r>
+              <w:rPr>
+                <w:rFonts w:ascii="D2Coding" w:eastAsia="D2Coding" w:hAnsi="D2Coding" w:cs="Consolas"/>
+                <w:sz w:val="19"/>
+                <w:szCs w:val="19"/>
+              </w:rPr>
+              <w:t xml:space="preserve">-image-area </w:t>
+            </w:r>
+            <w:proofErr w:type="spellStart"/>
+            <w:r>
+              <w:rPr>
+                <w:rFonts w:ascii="D2Coding" w:eastAsia="D2Coding" w:hAnsi="D2Coding" w:cs="Consolas"/>
+                <w:sz w:val="19"/>
+                <w:szCs w:val="19"/>
+              </w:rPr>
+              <w:t>img</w:t>
+            </w:r>
+            <w:proofErr w:type="spellEnd"/>
+            <w:r>
+              <w:rPr>
+                <w:rFonts w:ascii="D2Coding" w:eastAsia="D2Coding" w:hAnsi="D2Coding" w:cs="Consolas"/>
+                <w:sz w:val="19"/>
+                <w:szCs w:val="19"/>
+              </w:rPr>
+              <w:t xml:space="preserve"> {</w:t>
+            </w:r>
+          </w:p>
+          <w:p>
+            <w:pPr>
+              <w:spacing w:line="280" w:lineRule="auto"/>
+              <w:rPr>
+                <w:rFonts w:ascii="D2Coding" w:eastAsia="D2Coding" w:hAnsi="D2Coding"/>
+              </w:rPr>
+            </w:pPr>
+            <w:r>
+              <w:rPr>
+                <w:rFonts w:ascii="D2Coding" w:eastAsia="D2Coding" w:hAnsi="D2Coding" w:cs="Consolas"/>
+                <w:sz w:val="19"/>
+                <w:szCs w:val="19"/>
+              </w:rPr>
+              <w:t xml:space="preserve">   width: 100%;</w:t>
+            </w:r>
+          </w:p>
+          <w:p>
+            <w:pPr>
+              <w:spacing w:line="280" w:lineRule="auto"/>
+              <w:rPr>
+                <w:rFonts w:ascii="D2Coding" w:eastAsia="D2Coding" w:hAnsi="D2Coding"/>
+              </w:rPr>
+            </w:pPr>
+            <w:r>
+              <w:rPr>
+                <w:rFonts w:ascii="D2Coding" w:eastAsia="D2Coding" w:hAnsi="D2Coding" w:cs="Consolas"/>
+                <w:sz w:val="19"/>
+                <w:szCs w:val="19"/>
+              </w:rPr>
+              <w:t xml:space="preserve">   height: 100%;</w:t>
+            </w:r>
+          </w:p>
+          <w:p>
+            <w:pPr>
+              <w:spacing w:line="280" w:lineRule="auto"/>
+              <w:rPr>
+                <w:rFonts w:ascii="D2Coding" w:eastAsia="D2Coding" w:hAnsi="D2Coding"/>
+              </w:rPr>
+            </w:pPr>
+            <w:r>
+              <w:rPr>
+                <w:rFonts w:ascii="D2Coding" w:eastAsia="D2Coding" w:hAnsi="D2Coding" w:cs="Consolas"/>
+                <w:sz w:val="19"/>
+                <w:szCs w:val="19"/>
+              </w:rPr>
+              <w:t xml:space="preserve">   object-fit: cover;</w:t>
+            </w:r>
+          </w:p>
+          <w:p>
+            <w:pPr>
+              <w:spacing w:line="280" w:lineRule="auto"/>
+              <w:rPr>
+                <w:rFonts w:ascii="D2Coding" w:eastAsia="D2Coding" w:hAnsi="D2Coding"/>
+              </w:rPr>
+            </w:pPr>
+            <w:r>
+              <w:rPr>
+                <w:rFonts w:ascii="D2Coding" w:eastAsia="D2Coding" w:hAnsi="D2Coding" w:cs="Consolas"/>
+                <w:sz w:val="19"/>
+                <w:szCs w:val="19"/>
+              </w:rPr>
+              <w:t>}</w:t>
+            </w:r>
+          </w:p>
+          <w:p>
+            <w:pPr>
+              <w:spacing w:line="280" w:lineRule="auto"/>
+              <w:rPr>
+                <w:rFonts w:ascii="D2Coding" w:eastAsia="D2Coding" w:hAnsi="D2Coding"/>
+              </w:rPr>
+            </w:pPr>
+            <w:r>
+              <w:rPr>
+                <w:rFonts w:ascii="D2Coding" w:eastAsia="D2Coding" w:hAnsi="D2Coding" w:cs="Consolas"/>
+                <w:sz w:val="19"/>
+                <w:szCs w:val="19"/>
+              </w:rPr>
+              <w:t xml:space="preserve"> </w:t>
+            </w:r>
+          </w:p>
+          <w:p>
+            <w:pPr>
+              <w:spacing w:line="280" w:lineRule="auto"/>
+              <w:rPr>
+                <w:rFonts w:ascii="D2Coding" w:eastAsia="D2Coding" w:hAnsi="D2Coding"/>
+              </w:rPr>
+            </w:pPr>
+            <w:proofErr w:type="gramStart"/>
+            <w:r>
+              <w:rPr>
+                <w:rFonts w:ascii="D2Coding" w:eastAsia="D2Coding" w:hAnsi="D2Coding" w:cs="Consolas"/>
+                <w:sz w:val="19"/>
+                <w:szCs w:val="19"/>
+              </w:rPr>
+              <w:t>.modal</w:t>
+            </w:r>
+            <w:proofErr w:type="gramEnd"/>
+            <w:r>
+              <w:rPr>
+                <w:rFonts w:ascii="D2Coding" w:eastAsia="D2Coding" w:hAnsi="D2Coding" w:cs="Consolas"/>
+                <w:sz w:val="19"/>
+                <w:szCs w:val="19"/>
+              </w:rPr>
+              <w:t>-text-area {</w:t>
+            </w:r>
+          </w:p>
+          <w:p>
+            <w:pPr>
+              <w:spacing w:line="280" w:lineRule="auto"/>
+              <w:rPr>
+                <w:rFonts w:ascii="D2Coding" w:eastAsia="D2Coding" w:hAnsi="D2Coding"/>
+              </w:rPr>
+            </w:pPr>
+            <w:r>
+              <w:rPr>
+                <w:rFonts w:ascii="D2Coding" w:eastAsia="D2Coding" w:hAnsi="D2Coding" w:cs="Consolas"/>
+                <w:sz w:val="19"/>
+                <w:szCs w:val="19"/>
+              </w:rPr>
+              <w:t xml:space="preserve">   flex: 1 1 0;</w:t>
+            </w:r>
+          </w:p>
+          <w:p>
+            <w:pPr>
+              <w:spacing w:line="280" w:lineRule="auto"/>
+              <w:rPr>
+                <w:rFonts w:ascii="D2Coding" w:eastAsia="D2Coding" w:hAnsi="D2Coding"/>
+              </w:rPr>
+            </w:pPr>
+            <w:r>
+              <w:rPr>
+                <w:rFonts w:ascii="D2Coding" w:eastAsia="D2Coding" w:hAnsi="D2Coding" w:cs="Consolas"/>
+                <w:sz w:val="19"/>
+                <w:szCs w:val="19"/>
+              </w:rPr>
+              <w:t xml:space="preserve">   padding: 48px 40px;</w:t>
+            </w:r>
+          </w:p>
+          <w:p>
+            <w:pPr>
+              <w:spacing w:line="280" w:lineRule="auto"/>
+              <w:rPr>
+                <w:rFonts w:ascii="D2Coding" w:eastAsia="D2Coding" w:hAnsi="D2Coding"/>
+              </w:rPr>
+            </w:pPr>
+            <w:r>
+              <w:rPr>
+                <w:rFonts w:ascii="D2Coding" w:eastAsia="D2Coding" w:hAnsi="D2Coding" w:cs="Consolas"/>
+                <w:sz w:val="19"/>
+                <w:szCs w:val="19"/>
+              </w:rPr>
+              <w:t xml:space="preserve">   overflow-y: auto;</w:t>
+            </w:r>
+          </w:p>
+          <w:p>
+            <w:pPr>
+              <w:spacing w:line="280" w:lineRule="auto"/>
+              <w:rPr>
+                <w:rFonts w:ascii="D2Coding" w:eastAsia="D2Coding" w:hAnsi="D2Coding"/>
+              </w:rPr>
+            </w:pPr>
+            <w:r>
+              <w:rPr>
+                <w:rFonts w:ascii="D2Coding" w:eastAsia="D2Coding" w:hAnsi="D2Coding" w:cs="Consolas"/>
+                <w:sz w:val="19"/>
+                <w:szCs w:val="19"/>
+              </w:rPr>
+              <w:t xml:space="preserve">   </w:t>
+            </w:r>
+            <w:proofErr w:type="gramStart"/>
+            <w:r>
+              <w:rPr>
+                <w:rFonts w:ascii="D2Coding" w:eastAsia="D2Coding" w:hAnsi="D2Coding" w:cs="Consolas"/>
+                <w:sz w:val="19"/>
+                <w:szCs w:val="19"/>
+              </w:rPr>
+              <w:t>max-height</w:t>
+            </w:r>
+            <w:proofErr w:type="gramEnd"/>
+            <w:r>
+              <w:rPr>
+                <w:rFonts w:ascii="D2Coding" w:eastAsia="D2Coding" w:hAnsi="D2Coding" w:cs="Consolas"/>
+                <w:sz w:val="19"/>
+                <w:szCs w:val="19"/>
+              </w:rPr>
+              <w:t>: 85vh;</w:t>
+            </w:r>
+          </w:p>
+          <w:p>
+            <w:pPr>
+              <w:spacing w:line="280" w:lineRule="auto"/>
+              <w:rPr>
+                <w:rFonts w:ascii="D2Coding" w:eastAsia="D2Coding" w:hAnsi="D2Coding"/>
+              </w:rPr>
+            </w:pPr>
+            <w:r>
+              <w:rPr>
+                <w:rFonts w:ascii="D2Coding" w:eastAsia="D2Coding" w:hAnsi="D2Coding" w:cs="Consolas"/>
+                <w:sz w:val="19"/>
+                <w:szCs w:val="19"/>
+              </w:rPr>
+              <w:t>}</w:t>
+            </w:r>
+          </w:p>
+        </w:tc>
+      </w:tr>
+    </w:tbl>
+    <w:p>
+      <w:pPr>
+        <w:spacing w:after="80" w:line="360" w:lineRule="auto"/>
+        <w:rPr>
+          <w:rFonts w:hint="eastAsia"/>
+        </w:rPr>
+      </w:pPr>
+    </w:p>
+    <w:p>
+      <w:pPr>
+        <w:spacing w:after="80" w:line="360" w:lineRule="auto"/>
+        <w:rPr>
+          <w:rFonts w:ascii="D2Coding" w:eastAsia="D2Coding" w:hAnsi="D2Coding"/>
+        </w:rPr>
+      </w:pPr>
+      <w:proofErr w:type="spellStart"/>
+      <w:r>
+        <w:rPr>
+          <w:rFonts w:ascii="D2Coding" w:eastAsia="D2Coding" w:hAnsi="D2Coding" w:hint="eastAsia"/>
+        </w:rPr>
+        <w:t>모달은</w:t>
+      </w:r>
+      <w:proofErr w:type="spellEnd"/>
+      <w:r>
+        <w:rPr>
+          <w:rFonts w:ascii="D2Coding" w:eastAsia="D2Coding" w:hAnsi="D2Coding" w:hint="eastAsia"/>
+        </w:rPr>
+        <w:t xml:space="preserve"> 왼쪽 이미지 반, 오른쪽 스토리 텍스트 반으로 2분할 구조입니다. </w:t>
+      </w:r>
+      <w:r>
+        <w:rPr>
+          <w:rFonts w:ascii="D2Coding" w:eastAsia="D2Coding" w:hAnsi="D2Coding"/>
+        </w:rPr>
+        <w:t>F</w:t>
+      </w:r>
+      <w:r>
+        <w:rPr>
+          <w:rFonts w:ascii="D2Coding" w:eastAsia="D2Coding" w:hAnsi="D2Coding" w:hint="eastAsia"/>
+        </w:rPr>
+        <w:t>lex: 0 0 50%은 이미지 영역을 늘어나지도 줄어들지도 않는 정확히 50%로 고정하여 텍스트에 밀리는 일이 생기지 않도록 했고 텍스트 영역은 flex: 1 1 0으로 남은 공간을 모두 차지하도록 했습니다.</w:t>
+      </w:r>
+    </w:p>
+    <w:p>
+      <w:pPr>
+        <w:spacing w:after="80" w:line="360" w:lineRule="auto"/>
+        <w:rPr>
+          <w:rFonts w:ascii="D2Coding" w:eastAsia="D2Coding" w:hAnsi="D2Coding"/>
+        </w:rPr>
+      </w:pPr>
+      <w:r>
+        <w:rPr>
+          <w:rFonts w:ascii="D2Coding" w:eastAsia="D2Coding" w:hAnsi="D2Coding" w:hint="eastAsia"/>
+        </w:rPr>
+        <w:t xml:space="preserve">이 부분에서 가장 신경을 쓴 부분은 이미지가 </w:t>
+      </w:r>
+      <w:proofErr w:type="spellStart"/>
+      <w:r>
+        <w:rPr>
+          <w:rFonts w:ascii="D2Coding" w:eastAsia="D2Coding" w:hAnsi="D2Coding" w:hint="eastAsia"/>
+        </w:rPr>
+        <w:t>모달</w:t>
+      </w:r>
+      <w:proofErr w:type="spellEnd"/>
+      <w:r>
+        <w:rPr>
+          <w:rFonts w:ascii="D2Coding" w:eastAsia="D2Coding" w:hAnsi="D2Coding" w:hint="eastAsia"/>
+        </w:rPr>
+        <w:t xml:space="preserve"> 컨테이너에 자연스럽게 </w:t>
+      </w:r>
+      <w:proofErr w:type="spellStart"/>
+      <w:r>
+        <w:rPr>
+          <w:rFonts w:ascii="D2Coding" w:eastAsia="D2Coding" w:hAnsi="D2Coding" w:hint="eastAsia"/>
+        </w:rPr>
+        <w:t>녹아드는</w:t>
+      </w:r>
+      <w:proofErr w:type="spellEnd"/>
+      <w:r>
+        <w:rPr>
+          <w:rFonts w:ascii="D2Coding" w:eastAsia="D2Coding" w:hAnsi="D2Coding" w:hint="eastAsia"/>
+        </w:rPr>
+        <w:t xml:space="preserve"> 처리입니다. 처음 AI가 만들어준 </w:t>
+      </w:r>
+      <w:proofErr w:type="gramStart"/>
+      <w:r>
+        <w:rPr>
+          <w:rFonts w:ascii="D2Coding" w:eastAsia="D2Coding" w:hAnsi="D2Coding" w:hint="eastAsia"/>
+        </w:rPr>
+        <w:t>결과물은 .modal</w:t>
+      </w:r>
+      <w:proofErr w:type="gramEnd"/>
+      <w:r>
+        <w:rPr>
+          <w:rFonts w:ascii="D2Coding" w:eastAsia="D2Coding" w:hAnsi="D2Coding" w:hint="eastAsia"/>
+        </w:rPr>
+        <w:t>-inner에 padding: 48px 40px이 있어 이미지 사방에 여백이 남고 이미지에는 object-fit: contain이 적용되어 있어 위, 아래, 좌우 전부 빈 공간이 생기는 형태로 어색하다고 느껴져서 아래와 같이 수정했습니다.</w:t>
+      </w:r>
+    </w:p>
+    <w:p>
+      <w:pPr>
+        <w:pStyle w:val="a4"/>
+        <w:numPr>
+          <w:ilvl w:val="0"/>
+          <w:numId w:val="5"/>
+        </w:numPr>
+        <w:spacing w:after="80" w:line="360" w:lineRule="auto"/>
+        <w:rPr>
+          <w:rFonts w:ascii="D2Coding" w:eastAsia="D2Coding" w:hAnsi="D2Coding"/>
+        </w:rPr>
+      </w:pPr>
+      <w:r>
+        <w:rPr>
+          <w:rFonts w:ascii="D2Coding" w:eastAsia="D2Coding" w:hAnsi="D2Coding" w:hint="eastAsia"/>
+        </w:rPr>
+        <w:t xml:space="preserve"> </w:t>
+      </w:r>
+      <w:proofErr w:type="gramStart"/>
+      <w:r>
+        <w:rPr>
+          <w:rFonts w:ascii="D2Coding" w:eastAsia="D2Coding" w:hAnsi="D2Coding" w:hint="eastAsia"/>
+        </w:rPr>
+        <w:t>.modal</w:t>
+      </w:r>
+      <w:proofErr w:type="gramEnd"/>
+      <w:r>
+        <w:rPr>
+          <w:rFonts w:ascii="D2Coding" w:eastAsia="D2Coding" w:hAnsi="D2Coding" w:hint="eastAsia"/>
+        </w:rPr>
+        <w:t xml:space="preserve">-inner의 padding: 48px 40px을 제거하고 그 </w:t>
+      </w:r>
+      <w:proofErr w:type="gramStart"/>
+      <w:r>
+        <w:rPr>
+          <w:rFonts w:ascii="D2Coding" w:eastAsia="D2Coding" w:hAnsi="D2Coding" w:hint="eastAsia"/>
+        </w:rPr>
+        <w:t>값을 .modal</w:t>
+      </w:r>
+      <w:proofErr w:type="gramEnd"/>
+      <w:r>
+        <w:rPr>
+          <w:rFonts w:ascii="D2Coding" w:eastAsia="D2Coding" w:hAnsi="D2Coding" w:hint="eastAsia"/>
+        </w:rPr>
+        <w:t>-</w:t>
+      </w:r>
+      <w:proofErr w:type="spellStart"/>
+      <w:r>
+        <w:rPr>
+          <w:rFonts w:ascii="D2Coding" w:eastAsia="D2Coding" w:hAnsi="D2Coding" w:hint="eastAsia"/>
+        </w:rPr>
+        <w:t>texx</w:t>
+      </w:r>
+      <w:proofErr w:type="spellEnd"/>
+      <w:r>
+        <w:rPr>
+          <w:rFonts w:ascii="D2Coding" w:eastAsia="D2Coding" w:hAnsi="D2Coding" w:hint="eastAsia"/>
+        </w:rPr>
+        <w:t xml:space="preserve">-area로 옮겨서 왼쪽 이미지 영역이 </w:t>
+      </w:r>
+      <w:proofErr w:type="spellStart"/>
+      <w:r>
+        <w:rPr>
+          <w:rFonts w:ascii="D2Coding" w:eastAsia="D2Coding" w:hAnsi="D2Coding" w:hint="eastAsia"/>
+        </w:rPr>
+        <w:t>모달</w:t>
+      </w:r>
+      <w:proofErr w:type="spellEnd"/>
+      <w:r>
+        <w:rPr>
+          <w:rFonts w:ascii="D2Coding" w:eastAsia="D2Coding" w:hAnsi="D2Coding" w:hint="eastAsia"/>
+        </w:rPr>
+        <w:t xml:space="preserve"> 박스 가장자리까지 닿도록 했습니다.</w:t>
+      </w:r>
+    </w:p>
+    <w:p>
+      <w:pPr>
+        <w:pStyle w:val="a4"/>
+        <w:numPr>
+          <w:ilvl w:val="0"/>
+          <w:numId w:val="5"/>
+        </w:numPr>
+        <w:spacing w:after="80" w:line="360" w:lineRule="auto"/>
+        <w:rPr>
+          <w:rFonts w:ascii="D2Coding" w:eastAsia="D2Coding" w:hAnsi="D2Coding"/>
+        </w:rPr>
+      </w:pPr>
+      <w:r>
+        <w:rPr>
+          <w:rFonts w:ascii="D2Coding" w:eastAsia="D2Coding" w:hAnsi="D2Coding" w:hint="eastAsia"/>
+        </w:rPr>
+        <w:t xml:space="preserve"> </w:t>
+      </w:r>
+      <w:proofErr w:type="gramStart"/>
+      <w:r>
+        <w:rPr>
+          <w:rFonts w:ascii="D2Coding" w:eastAsia="D2Coding" w:hAnsi="D2Coding" w:hint="eastAsia"/>
+        </w:rPr>
+        <w:t>.modal</w:t>
+      </w:r>
+      <w:proofErr w:type="gramEnd"/>
+      <w:r>
+        <w:rPr>
+          <w:rFonts w:ascii="D2Coding" w:eastAsia="D2Coding" w:hAnsi="D2Coding" w:hint="eastAsia"/>
+        </w:rPr>
+        <w:t>-inner의 align-items를 flex-sta</w:t>
+      </w:r>
+      <w:r>
+        <w:rPr>
+          <w:rFonts w:ascii="D2Coding" w:eastAsia="D2Coding" w:hAnsi="D2Coding" w:hint="eastAsia"/>
+        </w:rPr>
+        <w:t>rt</w:t>
+      </w:r>
+      <w:r>
+        <w:rPr>
+          <w:rFonts w:ascii="D2Coding" w:eastAsia="D2Coding" w:hAnsi="D2Coding" w:hint="eastAsia"/>
+        </w:rPr>
+        <w:t>에서 stretch로 바꿔 이미지 영역의 높이가 상하 끝까지 늘어나도록 했습니다.</w:t>
+      </w:r>
+    </w:p>
+    <w:p>
+      <w:pPr>
+        <w:pStyle w:val="a4"/>
+        <w:numPr>
+          <w:ilvl w:val="0"/>
+          <w:numId w:val="5"/>
+        </w:numPr>
+        <w:spacing w:after="80" w:line="360" w:lineRule="auto"/>
+        <w:rPr>
+          <w:rFonts w:ascii="D2Coding" w:eastAsia="D2Coding" w:hAnsi="D2Coding"/>
+        </w:rPr>
+      </w:pPr>
+      <w:r>
+        <w:rPr>
+          <w:rFonts w:ascii="D2Coding" w:eastAsia="D2Coding" w:hAnsi="D2Coding" w:hint="eastAsia"/>
+        </w:rPr>
+        <w:t xml:space="preserve"> </w:t>
+      </w:r>
+      <w:proofErr w:type="gramStart"/>
+      <w:r>
+        <w:rPr>
+          <w:rFonts w:ascii="D2Coding" w:eastAsia="D2Coding" w:hAnsi="D2Coding" w:hint="eastAsia"/>
+        </w:rPr>
+        <w:t>.modal</w:t>
+      </w:r>
+      <w:proofErr w:type="gramEnd"/>
+      <w:r>
+        <w:rPr>
+          <w:rFonts w:ascii="D2Coding" w:eastAsia="D2Coding" w:hAnsi="D2Coding" w:hint="eastAsia"/>
+        </w:rPr>
+        <w:t xml:space="preserve">-inner에 이미 적용되어 있던 border-radius: 8px에 overflow: hidden을 함께 적용해 자식 </w:t>
+      </w:r>
+      <w:proofErr w:type="gramStart"/>
+      <w:r>
+        <w:rPr>
+          <w:rFonts w:ascii="D2Coding" w:eastAsia="D2Coding" w:hAnsi="D2Coding" w:hint="eastAsia"/>
+        </w:rPr>
+        <w:t>요소인 .modal</w:t>
+      </w:r>
+      <w:proofErr w:type="gramEnd"/>
+      <w:r>
+        <w:rPr>
+          <w:rFonts w:ascii="D2Coding" w:eastAsia="D2Coding" w:hAnsi="D2Coding" w:hint="eastAsia"/>
+        </w:rPr>
+        <w:t>-image-area에 별도의 border-</w:t>
+      </w:r>
+      <w:r>
+        <w:rPr>
+          <w:rFonts w:ascii="D2Coding" w:eastAsia="D2Coding" w:hAnsi="D2Coding" w:hint="eastAsia"/>
+        </w:rPr>
+        <w:lastRenderedPageBreak/>
+        <w:t xml:space="preserve">radius를 주지 않아도 부모 </w:t>
+      </w:r>
+      <w:proofErr w:type="spellStart"/>
+      <w:r>
+        <w:rPr>
+          <w:rFonts w:ascii="D2Coding" w:eastAsia="D2Coding" w:hAnsi="D2Coding" w:hint="eastAsia"/>
+        </w:rPr>
+        <w:t>모달의</w:t>
+      </w:r>
+      <w:proofErr w:type="spellEnd"/>
+      <w:r>
+        <w:rPr>
+          <w:rFonts w:ascii="D2Coding" w:eastAsia="D2Coding" w:hAnsi="D2Coding" w:hint="eastAsia"/>
+        </w:rPr>
+        <w:t xml:space="preserve"> 둥근 모서리 곡률에 따라 자연스럽게 보이도록 했습니다.</w:t>
+      </w:r>
+    </w:p>
+    <w:p>
+      <w:pPr>
+        <w:pStyle w:val="a4"/>
+        <w:numPr>
+          <w:ilvl w:val="0"/>
+          <w:numId w:val="5"/>
+        </w:numPr>
+        <w:spacing w:after="80" w:line="360" w:lineRule="auto"/>
+        <w:rPr>
+          <w:rFonts w:ascii="D2Coding" w:eastAsia="D2Coding" w:hAnsi="D2Coding"/>
+        </w:rPr>
+      </w:pPr>
+      <w:r>
+        <w:rPr>
+          <w:rFonts w:ascii="D2Coding" w:eastAsia="D2Coding" w:hAnsi="D2Coding" w:hint="eastAsia"/>
+        </w:rPr>
+        <w:t xml:space="preserve"> 이미지 자체에는 height: 100%와 object-fit: over를 적용해 비율은 유지하면서 좌측 영역을 빈 공간 없이 채우도록 했습니다. </w:t>
+      </w:r>
+      <w:proofErr w:type="gramStart"/>
+      <w:r>
+        <w:rPr>
+          <w:rFonts w:ascii="D2Coding" w:eastAsia="D2Coding" w:hAnsi="D2Coding" w:hint="eastAsia"/>
+        </w:rPr>
+        <w:t>마지막으로 .modal</w:t>
+      </w:r>
+      <w:proofErr w:type="gramEnd"/>
+      <w:r>
+        <w:rPr>
+          <w:rFonts w:ascii="D2Coding" w:eastAsia="D2Coding" w:hAnsi="D2Coding" w:hint="eastAsia"/>
+        </w:rPr>
+        <w:t xml:space="preserve">-inner에 부여한 position: relative는 우측 상단 닫기 버튼의 </w:t>
+      </w:r>
+      <w:r>
+        <w:rPr>
+          <w:rFonts w:ascii="D2Coding" w:eastAsia="D2Coding" w:hAnsi="D2Coding"/>
+        </w:rPr>
+        <w:t>position</w:t>
+      </w:r>
+      <w:r>
+        <w:rPr>
+          <w:rFonts w:ascii="D2Coding" w:eastAsia="D2Coding" w:hAnsi="D2Coding" w:hint="eastAsia"/>
+        </w:rPr>
+        <w:t>: absolute 좌표 기준점이 되는 속성으로 5장에서 따로 다룰 닫기 버튼 버그를 해결하는 데도 같이 쓰였습니다.</w:t>
+      </w:r>
+    </w:p>
+    <w:p>
+      <w:pPr>
+        <w:spacing w:after="80" w:line="360" w:lineRule="auto"/>
+        <w:rPr>
+          <w:rFonts w:ascii="D2Coding" w:eastAsia="D2Coding" w:hAnsi="D2Coding"/>
+        </w:rPr>
+      </w:pPr>
     </w:p>
     <w:sectPr>
       <w:headerReference w:type="default" r:id="rId7"/>
@@ -1677,6 +5709,11 @@
 <w:endnotes xmlns:wpc="http://schemas.microsoft.com/office/word/2010/wordprocessingCanvas" xmlns:cx="http://schemas.microsoft.com/office/drawing/2014/chartex" xmlns:cx1="http://schemas.microsoft.com/office/drawing/2015/9/8/chartex" xmlns:cx2="http://schemas.microsoft.com/office/drawing/2015/10/21/chartex" xmlns:cx3="http://schemas.microsoft.com/office/drawing/2016/5/9/chartex" xmlns:cx4="http://schemas.microsoft.com/office/drawing/2016/5/10/chartex" xmlns:cx5="http://schemas.microsoft.com/office/drawing/2016/5/11/chartex" xmlns:cx6="http://schemas.microsoft.com/office/drawing/2016/5/12/chartex" xmlns:cx7="http://schemas.microsoft.com/office/drawing/2016/5/13/chartex" xmlns:cx8="http://schemas.microsoft.com/office/drawing/2016/5/14/chartex" xmlns:mc="http://schemas.openxmlformats.org/markup-compatibility/2006" xmlns:aink="http://schemas.microsoft.com/office/drawing/2016/ink" xmlns:am3d="http://schemas.microsoft.com/office/drawing/2017/model3d" xmlns:o="urn:schemas-microsoft-com:office:office" xmlns:oel="http://schemas.microsoft.com/office/2019/extlst" xmlns:r="http://schemas.openxmlformats.org/officeDocument/2006/relationships" xmlns:m="http://schemas.openxmlformats.org/officeDocument/2006/math" xmlns:v="urn:schemas-microsoft-com:vml" xmlns:wp14="http://schemas.microsoft.com/office/word/2010/wordprocessingDrawing" xmlns:wp="http://schemas.openxmlformats.org/drawingml/2006/wordprocessingDrawing" xmlns:w10="urn:schemas-microsoft-com:office:word" xmlns:w="http://schemas.openxmlformats.org/wordprocessingml/2006/main" xmlns:w14="http://schemas.microsoft.com/office/word/2010/wordml" xmlns:w15="http://schemas.microsoft.com/office/word/2012/wordml" xmlns:w16cex="http://schemas.microsoft.com/office/word/2018/wordml/cex" xmlns:w16cid="http://schemas.microsoft.com/office/word/2016/wordml/cid" xmlns:w16="http://schemas.microsoft.com/office/word/2018/wordml" xmlns:w16du="http://schemas.microsoft.com/office/word/2023/wordml/word16du" xmlns:w16sdtdh="http://schemas.microsoft.com/office/word/2020/wordml/sdtdatahash" xmlns:w16sdtfl="http://schemas.microsoft.com/office/word/2024/wordml/sdtformatlock" xmlns:w16se="http://schemas.microsoft.com/office/word/2015/wordml/symex" xmlns:wpg="http://schemas.microsoft.com/office/word/2010/wordprocessingGroup" xmlns:wpi="http://schemas.microsoft.com/office/word/2010/wordprocessingInk" xmlns:wne="http://schemas.microsoft.com/office/word/2006/wordml" xmlns:wps="http://schemas.microsoft.com/office/word/2010/wordprocessingShape" mc:Ignorable="w14 w15 w16se w16cid w16 w16cex w16sdtdh w16sdtfl w16du wp14">
   <w:endnote w:type="separator" w:id="-1">
     <w:p>
+      <w:pPr>
+        <w:rPr>
+          <w:rFonts w:hint="eastAsia"/>
+        </w:rPr>
+      </w:pPr>
       <w:r>
         <w:separator/>
       </w:r>
@@ -1684,6 +5721,11 @@
   </w:endnote>
   <w:endnote w:type="continuationSeparator" w:id="0">
     <w:p>
+      <w:pPr>
+        <w:rPr>
+          <w:rFonts w:hint="eastAsia"/>
+        </w:rPr>
+      </w:pPr>
       <w:r>
         <w:continuationSeparator/>
       </w:r>
@@ -1697,6 +5739,9 @@
   <w:p>
     <w:pPr>
       <w:jc w:val="center"/>
+      <w:rPr>
+        <w:rFonts w:hint="eastAsia"/>
+      </w:rPr>
     </w:pPr>
     <w:r>
       <w:rPr>
@@ -1749,6 +5794,11 @@
 <w:footnotes xmlns:wpc="http://schemas.microsoft.com/office/word/2010/wordprocessingCanvas" xmlns:cx="http://schemas.microsoft.com/office/drawing/2014/chartex" xmlns:cx1="http://schemas.microsoft.com/office/drawing/2015/9/8/chartex" xmlns:cx2="http://schemas.microsoft.com/office/drawing/2015/10/21/chartex" xmlns:cx3="http://schemas.microsoft.com/office/drawing/2016/5/9/chartex" xmlns:cx4="http://schemas.microsoft.com/office/drawing/2016/5/10/chartex" xmlns:cx5="http://schemas.microsoft.com/office/drawing/2016/5/11/chartex" xmlns:cx6="http://schemas.microsoft.com/office/drawing/2016/5/12/chartex" xmlns:cx7="http://schemas.microsoft.com/office/drawing/2016/5/13/chartex" xmlns:cx8="http://schemas.microsoft.com/office/drawing/2016/5/14/chartex" xmlns:mc="http://schemas.openxmlformats.org/markup-compatibility/2006" xmlns:aink="http://schemas.microsoft.com/office/drawing/2016/ink" xmlns:am3d="http://schemas.microsoft.com/office/drawing/2017/model3d" xmlns:o="urn:schemas-microsoft-com:office:office" xmlns:oel="http://schemas.microsoft.com/office/2019/extlst" xmlns:r="http://schemas.openxmlformats.org/officeDocument/2006/relationships" xmlns:m="http://schemas.openxmlformats.org/officeDocument/2006/math" xmlns:v="urn:schemas-microsoft-com:vml" xmlns:wp14="http://schemas.microsoft.com/office/word/2010/wordprocessingDrawing" xmlns:wp="http://schemas.openxmlformats.org/drawingml/2006/wordprocessingDrawing" xmlns:w10="urn:schemas-microsoft-com:office:word" xmlns:w="http://schemas.openxmlformats.org/wordprocessingml/2006/main" xmlns:w14="http://schemas.microsoft.com/office/word/2010/wordml" xmlns:w15="http://schemas.microsoft.com/office/word/2012/wordml" xmlns:w16cex="http://schemas.microsoft.com/office/word/2018/wordml/cex" xmlns:w16cid="http://schemas.microsoft.com/office/word/2016/wordml/cid" xmlns:w16="http://schemas.microsoft.com/office/word/2018/wordml" xmlns:w16du="http://schemas.microsoft.com/office/word/2023/wordml/word16du" xmlns:w16sdtdh="http://schemas.microsoft.com/office/word/2020/wordml/sdtdatahash" xmlns:w16sdtfl="http://schemas.microsoft.com/office/word/2024/wordml/sdtformatlock" xmlns:w16se="http://schemas.microsoft.com/office/word/2015/wordml/symex" xmlns:wpg="http://schemas.microsoft.com/office/word/2010/wordprocessingGroup" xmlns:wpi="http://schemas.microsoft.com/office/word/2010/wordprocessingInk" xmlns:wne="http://schemas.microsoft.com/office/word/2006/wordml" xmlns:wps="http://schemas.microsoft.com/office/word/2010/wordprocessingShape" mc:Ignorable="w14 w15 w16se w16cid w16 w16cex w16sdtdh w16sdtfl w16du wp14">
   <w:footnote w:type="separator" w:id="-1">
     <w:p>
+      <w:pPr>
+        <w:rPr>
+          <w:rFonts w:hint="eastAsia"/>
+        </w:rPr>
+      </w:pPr>
       <w:r>
         <w:separator/>
       </w:r>
@@ -1756,6 +5806,11 @@
   </w:footnote>
   <w:footnote w:type="continuationSeparator" w:id="0">
     <w:p>
+      <w:pPr>
+        <w:rPr>
+          <w:rFonts w:hint="eastAsia"/>
+        </w:rPr>
+      </w:pPr>
       <w:r>
         <w:continuationSeparator/>
       </w:r>
@@ -1770,6 +5825,7 @@
     <w:pPr>
       <w:jc w:val="right"/>
       <w:rPr>
+        <w:rFonts w:hint="eastAsia"/>
         <w:color w:val="888888"/>
         <w:sz w:val="18"/>
         <w:szCs w:val="18"/>
@@ -1790,6 +5846,184 @@
 <file path=word/numbering.xml><?xml version="1.0" encoding="utf-8"?>
 <w:numbering xmlns:wpc="http://schemas.microsoft.com/office/word/2010/wordprocessingCanvas" xmlns:cx="http://schemas.microsoft.com/office/drawing/2014/chartex" xmlns:cx1="http://schemas.microsoft.com/office/drawing/2015/9/8/chartex" xmlns:cx2="http://schemas.microsoft.com/office/drawing/2015/10/21/chartex" xmlns:cx3="http://schemas.microsoft.com/office/drawing/2016/5/9/chartex" xmlns:cx4="http://schemas.microsoft.com/office/drawing/2016/5/10/chartex" xmlns:cx5="http://schemas.microsoft.com/office/drawing/2016/5/11/chartex" xmlns:cx6="http://schemas.microsoft.com/office/drawing/2016/5/12/chartex" xmlns:cx7="http://schemas.microsoft.com/office/drawing/2016/5/13/chartex" xmlns:cx8="http://schemas.microsoft.com/office/drawing/2016/5/14/chartex" xmlns:mc="http://schemas.openxmlformats.org/markup-compatibility/2006" xmlns:aink="http://schemas.microsoft.com/office/drawing/2016/ink" xmlns:am3d="http://schemas.microsoft.com/office/drawing/2017/model3d" xmlns:o="urn:schemas-microsoft-com:office:office" xmlns:oel="http://schemas.microsoft.com/office/2019/extlst" xmlns:r="http://schemas.openxmlformats.org/officeDocument/2006/relationships" xmlns:m="http://schemas.openxmlformats.org/officeDocument/2006/math" xmlns:v="urn:schemas-microsoft-com:vml" xmlns:wp14="http://schemas.microsoft.com/office/word/2010/wordprocessingDrawing" xmlns:wp="http://schemas.openxmlformats.org/drawingml/2006/wordprocessingDrawing" xmlns:w10="urn:schemas-microsoft-com:office:word" xmlns:w="http://schemas.openxmlformats.org/wordprocessingml/2006/main" xmlns:w14="http://schemas.microsoft.com/office/word/2010/wordml" xmlns:w15="http://schemas.microsoft.com/office/word/2012/wordml" xmlns:w16cex="http://schemas.microsoft.com/office/word/2018/wordml/cex" xmlns:w16cid="http://schemas.microsoft.com/office/word/2016/wordml/cid" xmlns:w16="http://schemas.microsoft.com/office/word/2018/wordml" xmlns:w16du="http://schemas.microsoft.com/office/word/2023/wordml/word16du" xmlns:w16sdtdh="http://schemas.microsoft.com/office/word/2020/wordml/sdtdatahash" xmlns:w16sdtfl="http://schemas.microsoft.com/office/word/2024/wordml/sdtformatlock" xmlns:w16se="http://schemas.microsoft.com/office/word/2015/wordml/symex" xmlns:wpg="http://schemas.microsoft.com/office/word/2010/wordprocessingGroup" xmlns:wpi="http://schemas.microsoft.com/office/word/2010/wordprocessingInk" xmlns:wne="http://schemas.microsoft.com/office/word/2006/wordml" xmlns:wps="http://schemas.microsoft.com/office/word/2010/wordprocessingShape" mc:Ignorable="w14 w15 w16se w16cid w16 w16cex w16sdtdh w16sdtfl w16du wp14">
   <w:abstractNum w:abstractNumId="0" w15:restartNumberingAfterBreak="0">
+    <w:nsid w:val="03992D47"/>
+    <w:multiLevelType w:val="hybridMultilevel"/>
+    <w:tmpl w:val="D2047AD4"/>
+    <w:lvl w:ilvl="0" w:tplc="83DAB0C4">
+      <w:start w:val="1"/>
+      <w:numFmt w:val="decimal"/>
+      <w:lvlText w:val="(%1)"/>
+      <w:lvlJc w:val="left"/>
+      <w:pPr>
+        <w:ind w:left="800" w:hanging="360"/>
+      </w:pPr>
+      <w:rPr>
+        <w:rFonts w:hint="default"/>
+      </w:rPr>
+    </w:lvl>
+    <w:lvl w:ilvl="1" w:tplc="04090019" w:tentative="1">
+      <w:start w:val="1"/>
+      <w:numFmt w:val="upperLetter"/>
+      <w:lvlText w:val="%2."/>
+      <w:lvlJc w:val="left"/>
+      <w:pPr>
+        <w:ind w:left="1320" w:hanging="440"/>
+      </w:pPr>
+    </w:lvl>
+    <w:lvl w:ilvl="2" w:tplc="0409001B" w:tentative="1">
+      <w:start w:val="1"/>
+      <w:numFmt w:val="lowerRoman"/>
+      <w:lvlText w:val="%3."/>
+      <w:lvlJc w:val="right"/>
+      <w:pPr>
+        <w:ind w:left="1760" w:hanging="440"/>
+      </w:pPr>
+    </w:lvl>
+    <w:lvl w:ilvl="3" w:tplc="0409000F" w:tentative="1">
+      <w:start w:val="1"/>
+      <w:numFmt w:val="decimal"/>
+      <w:lvlText w:val="%4."/>
+      <w:lvlJc w:val="left"/>
+      <w:pPr>
+        <w:ind w:left="2200" w:hanging="440"/>
+      </w:pPr>
+    </w:lvl>
+    <w:lvl w:ilvl="4" w:tplc="04090019" w:tentative="1">
+      <w:start w:val="1"/>
+      <w:numFmt w:val="upperLetter"/>
+      <w:lvlText w:val="%5."/>
+      <w:lvlJc w:val="left"/>
+      <w:pPr>
+        <w:ind w:left="2640" w:hanging="440"/>
+      </w:pPr>
+    </w:lvl>
+    <w:lvl w:ilvl="5" w:tplc="0409001B" w:tentative="1">
+      <w:start w:val="1"/>
+      <w:numFmt w:val="lowerRoman"/>
+      <w:lvlText w:val="%6."/>
+      <w:lvlJc w:val="right"/>
+      <w:pPr>
+        <w:ind w:left="3080" w:hanging="440"/>
+      </w:pPr>
+    </w:lvl>
+    <w:lvl w:ilvl="6" w:tplc="0409000F" w:tentative="1">
+      <w:start w:val="1"/>
+      <w:numFmt w:val="decimal"/>
+      <w:lvlText w:val="%7."/>
+      <w:lvlJc w:val="left"/>
+      <w:pPr>
+        <w:ind w:left="3520" w:hanging="440"/>
+      </w:pPr>
+    </w:lvl>
+    <w:lvl w:ilvl="7" w:tplc="04090019" w:tentative="1">
+      <w:start w:val="1"/>
+      <w:numFmt w:val="upperLetter"/>
+      <w:lvlText w:val="%8."/>
+      <w:lvlJc w:val="left"/>
+      <w:pPr>
+        <w:ind w:left="3960" w:hanging="440"/>
+      </w:pPr>
+    </w:lvl>
+    <w:lvl w:ilvl="8" w:tplc="0409001B" w:tentative="1">
+      <w:start w:val="1"/>
+      <w:numFmt w:val="lowerRoman"/>
+      <w:lvlText w:val="%9."/>
+      <w:lvlJc w:val="right"/>
+      <w:pPr>
+        <w:ind w:left="4400" w:hanging="440"/>
+      </w:pPr>
+    </w:lvl>
+  </w:abstractNum>
+  <w:abstractNum w:abstractNumId="1" w15:restartNumberingAfterBreak="0">
+    <w:nsid w:val="11F759CF"/>
+    <w:multiLevelType w:val="hybridMultilevel"/>
+    <w:tmpl w:val="CE9826EA"/>
+    <w:lvl w:ilvl="0" w:tplc="D4A42572">
+      <w:start w:val="1"/>
+      <w:numFmt w:val="decimal"/>
+      <w:lvlText w:val="(%1)"/>
+      <w:lvlJc w:val="left"/>
+      <w:pPr>
+        <w:ind w:left="1155" w:hanging="360"/>
+      </w:pPr>
+      <w:rPr>
+        <w:rFonts w:hint="default"/>
+      </w:rPr>
+    </w:lvl>
+    <w:lvl w:ilvl="1" w:tplc="04090019" w:tentative="1">
+      <w:start w:val="1"/>
+      <w:numFmt w:val="upperLetter"/>
+      <w:lvlText w:val="%2."/>
+      <w:lvlJc w:val="left"/>
+      <w:pPr>
+        <w:ind w:left="1675" w:hanging="440"/>
+      </w:pPr>
+    </w:lvl>
+    <w:lvl w:ilvl="2" w:tplc="0409001B" w:tentative="1">
+      <w:start w:val="1"/>
+      <w:numFmt w:val="lowerRoman"/>
+      <w:lvlText w:val="%3."/>
+      <w:lvlJc w:val="right"/>
+      <w:pPr>
+        <w:ind w:left="2115" w:hanging="440"/>
+      </w:pPr>
+    </w:lvl>
+    <w:lvl w:ilvl="3" w:tplc="0409000F" w:tentative="1">
+      <w:start w:val="1"/>
+      <w:numFmt w:val="decimal"/>
+      <w:lvlText w:val="%4."/>
+      <w:lvlJc w:val="left"/>
+      <w:pPr>
+        <w:ind w:left="2555" w:hanging="440"/>
+      </w:pPr>
+    </w:lvl>
+    <w:lvl w:ilvl="4" w:tplc="04090019" w:tentative="1">
+      <w:start w:val="1"/>
+      <w:numFmt w:val="upperLetter"/>
+      <w:lvlText w:val="%5."/>
+      <w:lvlJc w:val="left"/>
+      <w:pPr>
+        <w:ind w:left="2995" w:hanging="440"/>
+      </w:pPr>
+    </w:lvl>
+    <w:lvl w:ilvl="5" w:tplc="0409001B" w:tentative="1">
+      <w:start w:val="1"/>
+      <w:numFmt w:val="lowerRoman"/>
+      <w:lvlText w:val="%6."/>
+      <w:lvlJc w:val="right"/>
+      <w:pPr>
+        <w:ind w:left="3435" w:hanging="440"/>
+      </w:pPr>
+    </w:lvl>
+    <w:lvl w:ilvl="6" w:tplc="0409000F" w:tentative="1">
+      <w:start w:val="1"/>
+      <w:numFmt w:val="decimal"/>
+      <w:lvlText w:val="%7."/>
+      <w:lvlJc w:val="left"/>
+      <w:pPr>
+        <w:ind w:left="3875" w:hanging="440"/>
+      </w:pPr>
+    </w:lvl>
+    <w:lvl w:ilvl="7" w:tplc="04090019" w:tentative="1">
+      <w:start w:val="1"/>
+      <w:numFmt w:val="upperLetter"/>
+      <w:lvlText w:val="%8."/>
+      <w:lvlJc w:val="left"/>
+      <w:pPr>
+        <w:ind w:left="4315" w:hanging="440"/>
+      </w:pPr>
+    </w:lvl>
+    <w:lvl w:ilvl="8" w:tplc="0409001B" w:tentative="1">
+      <w:start w:val="1"/>
+      <w:numFmt w:val="lowerRoman"/>
+      <w:lvlText w:val="%9."/>
+      <w:lvlJc w:val="right"/>
+      <w:pPr>
+        <w:ind w:left="4755" w:hanging="440"/>
+      </w:pPr>
+    </w:lvl>
+  </w:abstractNum>
+  <w:abstractNum w:abstractNumId="2" w15:restartNumberingAfterBreak="0">
     <w:nsid w:val="1A821993"/>
     <w:multiLevelType w:val="hybridMultilevel"/>
     <w:tmpl w:val="AFA01F42"/>
@@ -1875,7 +6109,7 @@
       </w:pPr>
     </w:lvl>
   </w:abstractNum>
-  <w:abstractNum w:abstractNumId="1" w15:restartNumberingAfterBreak="0">
+  <w:abstractNum w:abstractNumId="3" w15:restartNumberingAfterBreak="0">
     <w:nsid w:val="21D17787"/>
     <w:multiLevelType w:val="hybridMultilevel"/>
     <w:tmpl w:val="81EA7900"/>
@@ -1933,7 +6167,7 @@
       <w:lvlJc w:val="left"/>
     </w:lvl>
   </w:abstractNum>
-  <w:abstractNum w:abstractNumId="2" w15:restartNumberingAfterBreak="0">
+  <w:abstractNum w:abstractNumId="4" w15:restartNumberingAfterBreak="0">
     <w:nsid w:val="3054366C"/>
     <w:multiLevelType w:val="hybridMultilevel"/>
     <w:tmpl w:val="3078B438"/>
@@ -1992,22 +6226,28 @@
     </w:lvl>
   </w:abstractNum>
   <w:num w:numId="1" w16cid:durableId="1793327182">
-    <w:abstractNumId w:val="0"/>
+    <w:abstractNumId w:val="2"/>
     <w:lvlOverride w:ilvl="0">
       <w:startOverride w:val="1"/>
     </w:lvlOverride>
   </w:num>
   <w:num w:numId="2" w16cid:durableId="1399665845">
-    <w:abstractNumId w:val="2"/>
+    <w:abstractNumId w:val="4"/>
     <w:lvlOverride w:ilvl="0">
       <w:startOverride w:val="1"/>
     </w:lvlOverride>
   </w:num>
   <w:num w:numId="3" w16cid:durableId="718893008">
-    <w:abstractNumId w:val="1"/>
+    <w:abstractNumId w:val="3"/>
     <w:lvlOverride w:ilvl="0">
       <w:startOverride w:val="1"/>
     </w:lvlOverride>
+  </w:num>
+  <w:num w:numId="4" w16cid:durableId="344982236">
+    <w:abstractNumId w:val="1"/>
+  </w:num>
+  <w:num w:numId="5" w16cid:durableId="188880471">
+    <w:abstractNumId w:val="0"/>
   </w:num>
 </w:numbering>
 </file>
@@ -2507,7 +6747,6 @@
   <w:style w:type="character" w:default="1" w:styleId="a0">
     <w:name w:val="Default Paragraph Font"/>
     <w:uiPriority w:val="1"/>
-    <w:semiHidden/>
     <w:unhideWhenUsed/>
   </w:style>
   <w:style w:type="table" w:default="1" w:styleId="a1">
@@ -2666,6 +6905,22 @@
     <w:link w:val="ab"/>
     <w:uiPriority w:val="99"/>
     <w:rsid w:val="00F20BD6"/>
+  </w:style>
+  <w:style w:type="table" w:styleId="ac">
+    <w:name w:val="Table Grid"/>
+    <w:basedOn w:val="a1"/>
+    <w:uiPriority w:val="39"/>
+    <w:rsid w:val="009D0AC5"/>
+    <w:tblPr>
+      <w:tblBorders>
+        <w:top w:val="single" w:sz="4" w:space="0" w:color="auto"/>
+        <w:left w:val="single" w:sz="4" w:space="0" w:color="auto"/>
+        <w:bottom w:val="single" w:sz="4" w:space="0" w:color="auto"/>
+        <w:right w:val="single" w:sz="4" w:space="0" w:color="auto"/>
+        <w:insideH w:val="single" w:sz="4" w:space="0" w:color="auto"/>
+        <w:insideV w:val="single" w:sz="4" w:space="0" w:color="auto"/>
+      </w:tblBorders>
+    </w:tblPr>
   </w:style>
 </w:styles>
 </file>
